--- a/cap_and_share/NDCs_Chardon.docx
+++ b/cap_and_share/NDCs_Chardon.docx
@@ -1,6 +1,6 @@
 
 <file path=word/document.xml><?xml version="1.0" encoding="utf-8"?>
-<w:document xmlns:wpc="http://schemas.microsoft.com/office/word/2010/wordprocessingCanvas" xmlns:cx="http://schemas.microsoft.com/office/drawing/2014/chartex" xmlns:cx1="http://schemas.microsoft.com/office/drawing/2015/9/8/chartex" xmlns:cx2="http://schemas.microsoft.com/office/drawing/2015/10/21/chartex" xmlns:cx3="http://schemas.microsoft.com/office/drawing/2016/5/9/chartex" xmlns:cx4="http://schemas.microsoft.com/office/drawing/2016/5/10/chartex" xmlns:cx5="http://schemas.microsoft.com/office/drawing/2016/5/11/chartex" xmlns:cx6="http://schemas.microsoft.com/office/drawing/2016/5/12/chartex" xmlns:cx7="http://schemas.microsoft.com/office/drawing/2016/5/13/chartex" xmlns:cx8="http://schemas.microsoft.com/office/drawing/2016/5/14/chartex" xmlns:mc="http://schemas.openxmlformats.org/markup-compatibility/2006" xmlns:aink="http://schemas.microsoft.com/office/drawing/2016/ink" xmlns:am3d="http://schemas.microsoft.com/office/drawing/2017/model3d" xmlns:o="urn:schemas-microsoft-com:office:office" xmlns:oel="http://schemas.microsoft.com/office/2019/extlst" xmlns:r="http://schemas.openxmlformats.org/officeDocument/2006/relationships" xmlns:m="http://schemas.openxmlformats.org/officeDocument/2006/math" xmlns:v="urn:schemas-microsoft-com:vml" xmlns:wp14="http://schemas.microsoft.com/office/word/2010/wordprocessingDrawing" xmlns:wp="http://schemas.openxmlformats.org/drawingml/2006/wordprocessingDrawing" xmlns:w10="urn:schemas-microsoft-com:office:word" xmlns:w="http://schemas.openxmlformats.org/wordprocessingml/2006/main" xmlns:w14="http://schemas.microsoft.com/office/word/2010/wordml" xmlns:w15="http://schemas.microsoft.com/office/word/2012/wordml" xmlns:w16cex="http://schemas.microsoft.com/office/word/2018/wordml/cex" xmlns:w16cid="http://schemas.microsoft.com/office/word/2016/wordml/cid" xmlns:w16="http://schemas.microsoft.com/office/word/2018/wordml" xmlns:w16du="http://schemas.microsoft.com/office/word/2023/wordml/word16du" xmlns:w16sdtdh="http://schemas.microsoft.com/office/word/2020/wordml/sdtdatahash" xmlns:w16sdtfl="http://schemas.microsoft.com/office/word/2024/wordml/sdtformatlock" xmlns:w16se="http://schemas.microsoft.com/office/word/2015/wordml/symex" xmlns:wpg="http://schemas.microsoft.com/office/word/2010/wordprocessingGroup" xmlns:wpi="http://schemas.microsoft.com/office/word/2010/wordprocessingInk" xmlns:wne="http://schemas.microsoft.com/office/word/2006/wordml" xmlns:wps="http://schemas.microsoft.com/office/word/2010/wordprocessingShape" mc:Ignorable="w14 w15 w16se w16cid w16 w16cex w16sdtdh w16sdtfl w16du wp14">
+<w:document xmlns:wpc="http://schemas.microsoft.com/office/word/2010/wordprocessingCanvas" xmlns:cx="http://schemas.microsoft.com/office/drawing/2014/chartex" xmlns:cx1="http://schemas.microsoft.com/office/drawing/2015/9/8/chartex" xmlns:mc="http://schemas.openxmlformats.org/markup-compatibility/2006" xmlns:o="urn:schemas-microsoft-com:office:office" xmlns:r="http://schemas.openxmlformats.org/officeDocument/2006/relationships" xmlns:m="http://schemas.openxmlformats.org/officeDocument/2006/math" xmlns:v="urn:schemas-microsoft-com:vml" xmlns:wp14="http://schemas.microsoft.com/office/word/2010/wordprocessingDrawing" xmlns:wp="http://schemas.openxmlformats.org/drawingml/2006/wordprocessingDrawing" xmlns:w10="urn:schemas-microsoft-com:office:word" xmlns:w="http://schemas.openxmlformats.org/wordprocessingml/2006/main" xmlns:w14="http://schemas.microsoft.com/office/word/2010/wordml" xmlns:w15="http://schemas.microsoft.com/office/word/2012/wordml" xmlns:w16se="http://schemas.microsoft.com/office/word/2015/wordml/symex" xmlns:wpg="http://schemas.microsoft.com/office/word/2010/wordprocessingGroup" xmlns:wpi="http://schemas.microsoft.com/office/word/2010/wordprocessingInk" xmlns:wne="http://schemas.microsoft.com/office/word/2006/wordml" xmlns:wps="http://schemas.microsoft.com/office/word/2010/wordprocessingShape" mc:Ignorable="w14 w15 w16se wp14">
   <w:body>
     <w:p>
       <w:pPr>
@@ -196,33 +196,7 @@
           <w:szCs w:val="22"/>
           <w:lang w:val="en-GB"/>
         </w:rPr>
-        <w:t xml:space="preserve">such </w:t>
-      </w:r>
-      <w:commentRangeStart w:id="0"/>
-      <w:r>
-        <w:rPr>
-          <w:rFonts w:asciiTheme="majorBidi" w:hAnsiTheme="majorBidi" w:cstheme="majorBidi"/>
-          <w:sz w:val="22"/>
-          <w:szCs w:val="22"/>
-          <w:lang w:val="en-GB"/>
-        </w:rPr>
-        <w:t xml:space="preserve">as Climate Action Tracker, the 1.5°C National Pathway Explorer, the PBL Netherlands Environmental Assessment Agency, Climate Resource, and </w:t>
-      </w:r>
-      <w:commentRangeEnd w:id="0"/>
-      <w:r>
-        <w:rPr>
-          <w:rStyle w:val="Marquedecommentaire"/>
-        </w:rPr>
-        <w:commentReference w:id="0"/>
-      </w:r>
-      <w:r>
-        <w:rPr>
-          <w:rFonts w:asciiTheme="majorBidi" w:hAnsiTheme="majorBidi" w:cstheme="majorBidi"/>
-          <w:sz w:val="22"/>
-          <w:szCs w:val="22"/>
-          <w:lang w:val="en-GB"/>
-        </w:rPr>
-        <w:t>the UNDP</w:t>
+        <w:t>such as Climate Action Tracker, the 1.5°C National Pathway Explorer, the PBL Netherlands Environmental Assessment Agency, Climate Resource, and the UNDP</w:t>
       </w:r>
       <w:r>
         <w:rPr>
@@ -1324,74 +1298,6 @@
         <w:jc w:val="both"/>
         <w:rPr>
           <w:rFonts w:asciiTheme="majorBidi" w:hAnsiTheme="majorBidi" w:cstheme="majorBidi"/>
-          <w:sz w:val="22"/>
-          <w:szCs w:val="22"/>
-          <w:lang w:val="en-GB"/>
-        </w:rPr>
-      </w:pPr>
-    </w:p>
-    <w:p>
-      <w:pPr>
-        <w:jc w:val="both"/>
-        <w:rPr>
-          <w:rFonts w:asciiTheme="majorBidi" w:hAnsiTheme="majorBidi" w:cstheme="majorBidi"/>
-          <w:sz w:val="22"/>
-          <w:szCs w:val="22"/>
-          <w:lang w:val="en-GB"/>
-        </w:rPr>
-      </w:pPr>
-      <w:r>
-        <w:rPr>
-          <w:rFonts w:asciiTheme="majorBidi" w:hAnsiTheme="majorBidi" w:cstheme="majorBidi"/>
-          <w:sz w:val="22"/>
-          <w:szCs w:val="22"/>
-          <w:lang w:val="en-GB"/>
-        </w:rPr>
-        <w:t>For countries planning to sell or buy ITMOs, and for which quantifiable information is available</w:t>
-      </w:r>
-      <w:r>
-        <w:rPr>
-          <w:rStyle w:val="Appelnotedebasdep"/>
-          <w:rFonts w:asciiTheme="majorBidi" w:hAnsiTheme="majorBidi" w:cstheme="majorBidi"/>
-          <w:sz w:val="22"/>
-          <w:szCs w:val="22"/>
-          <w:lang w:val="en-GB"/>
-        </w:rPr>
-        <w:footnoteReference w:id="2"/>
-      </w:r>
-      <w:r>
-        <w:rPr>
-          <w:rFonts w:asciiTheme="majorBidi" w:hAnsiTheme="majorBidi" w:cstheme="majorBidi"/>
-          <w:sz w:val="22"/>
-          <w:szCs w:val="22"/>
-          <w:lang w:val="en-GB"/>
-        </w:rPr>
-        <w:t xml:space="preserve">, </w:t>
-      </w:r>
-      <w:r>
-        <w:rPr>
-          <w:rFonts w:asciiTheme="majorBidi" w:hAnsiTheme="majorBidi" w:cstheme="majorBidi"/>
-          <w:sz w:val="22"/>
-          <w:szCs w:val="22"/>
-          <w:lang w:val="en-GB"/>
-        </w:rPr>
-        <w:t>we used the conditional columns for targets including ITMOs and the unconditional columns for targets excluding ITMOs</w:t>
-      </w:r>
-      <w:r>
-        <w:rPr>
-          <w:rFonts w:asciiTheme="majorBidi" w:hAnsiTheme="majorBidi" w:cstheme="majorBidi"/>
-          <w:sz w:val="22"/>
-          <w:szCs w:val="22"/>
-          <w:lang w:val="en-GB"/>
-        </w:rPr>
-        <w:t xml:space="preserve">. We only considered ITMOs for targets including LULUCF because we assumed that most of ITMOs will concern projects aiming at reducing LULUCF emissions. </w:t>
-      </w:r>
-    </w:p>
-    <w:p>
-      <w:pPr>
-        <w:jc w:val="both"/>
-        <w:rPr>
-          <w:rFonts w:asciiTheme="majorBidi" w:hAnsiTheme="majorBidi" w:cstheme="majorBidi"/>
           <w:b/>
           <w:bCs/>
           <w:sz w:val="22"/>
@@ -1427,26 +1333,26 @@
           <w:szCs w:val="22"/>
           <w:lang w:val="en-GB"/>
         </w:rPr>
+        <w:footnoteReference w:id="2"/>
+      </w:r>
+      <w:r>
+        <w:rPr>
+          <w:rFonts w:asciiTheme="majorBidi" w:hAnsiTheme="majorBidi" w:cstheme="majorBidi"/>
+          <w:sz w:val="22"/>
+          <w:szCs w:val="22"/>
+          <w:lang w:val="en-GB"/>
+        </w:rPr>
+        <w:t>, we applied several assumptions</w:t>
+      </w:r>
+      <w:r>
+        <w:rPr>
+          <w:rStyle w:val="Appelnotedebasdep"/>
+          <w:rFonts w:asciiTheme="majorBidi" w:hAnsiTheme="majorBidi" w:cstheme="majorBidi"/>
+          <w:sz w:val="22"/>
+          <w:szCs w:val="22"/>
+          <w:lang w:val="en-GB"/>
+        </w:rPr>
         <w:footnoteReference w:id="3"/>
-      </w:r>
-      <w:r>
-        <w:rPr>
-          <w:rFonts w:asciiTheme="majorBidi" w:hAnsiTheme="majorBidi" w:cstheme="majorBidi"/>
-          <w:sz w:val="22"/>
-          <w:szCs w:val="22"/>
-          <w:lang w:val="en-GB"/>
-        </w:rPr>
-        <w:t>, we applied several assumptions</w:t>
-      </w:r>
-      <w:r>
-        <w:rPr>
-          <w:rStyle w:val="Appelnotedebasdep"/>
-          <w:rFonts w:asciiTheme="majorBidi" w:hAnsiTheme="majorBidi" w:cstheme="majorBidi"/>
-          <w:sz w:val="22"/>
-          <w:szCs w:val="22"/>
-          <w:lang w:val="en-GB"/>
-        </w:rPr>
-        <w:footnoteReference w:id="4"/>
       </w:r>
       <w:r>
         <w:rPr>
@@ -1738,25 +1644,7 @@
           <w:szCs w:val="22"/>
           <w:lang w:val="en-GB"/>
         </w:rPr>
-        <w:t xml:space="preserve"> them. </w:t>
-      </w:r>
-      <w:r>
-        <w:rPr>
-          <w:rFonts w:asciiTheme="majorBidi" w:hAnsiTheme="majorBidi" w:cstheme="majorBidi"/>
-          <w:sz w:val="22"/>
-          <w:szCs w:val="22"/>
-          <w:lang w:val="en-GB"/>
-        </w:rPr>
-        <w:t>Four</w:t>
-      </w:r>
-      <w:r>
-        <w:rPr>
-          <w:rFonts w:asciiTheme="majorBidi" w:hAnsiTheme="majorBidi" w:cstheme="majorBidi"/>
-          <w:sz w:val="22"/>
-          <w:szCs w:val="22"/>
-          <w:lang w:val="en-GB"/>
-        </w:rPr>
-        <w:t xml:space="preserve"> categories are used:</w:t>
+        <w:t xml:space="preserve"> them. Three categories are used:</w:t>
       </w:r>
     </w:p>
     <w:p>
@@ -1806,7 +1694,6 @@
           <w:szCs w:val="22"/>
           <w:lang w:val="en-GB"/>
         </w:rPr>
-        <w:lastRenderedPageBreak/>
         <w:t>Not treated: none of the relevant columns have been completed.</w:t>
       </w:r>
     </w:p>
@@ -1832,7 +1719,373 @@
           <w:szCs w:val="22"/>
           <w:lang w:val="en-GB"/>
         </w:rPr>
-        <w:t>Partially treated: only some of the relevant columns have been completed, because the assessment is still in progress.</w:t>
+        <w:t>Partially treated: only some of the relevant columns have been completed, either because information is missing or because the assessment is still in progress.</w:t>
+      </w:r>
+    </w:p>
+    <w:p>
+      <w:pPr>
+        <w:jc w:val="both"/>
+        <w:rPr>
+          <w:rFonts w:asciiTheme="majorBidi" w:hAnsiTheme="majorBidi" w:cstheme="majorBidi"/>
+          <w:sz w:val="22"/>
+          <w:szCs w:val="22"/>
+          <w:lang w:val="en-GB"/>
+        </w:rPr>
+      </w:pPr>
+    </w:p>
+    <w:p>
+      <w:pPr>
+        <w:pStyle w:val="Paragraphedeliste"/>
+        <w:numPr>
+          <w:ilvl w:val="0"/>
+          <w:numId w:val="1"/>
+        </w:numPr>
+        <w:jc w:val="both"/>
+        <w:rPr>
+          <w:rFonts w:asciiTheme="majorBidi" w:hAnsiTheme="majorBidi" w:cstheme="majorBidi"/>
+          <w:b/>
+          <w:bCs/>
+          <w:lang w:val="en-GB"/>
+        </w:rPr>
+      </w:pPr>
+      <w:r>
+        <w:rPr>
+          <w:rFonts w:asciiTheme="majorBidi" w:hAnsiTheme="majorBidi" w:cstheme="majorBidi"/>
+          <w:b/>
+          <w:bCs/>
+          <w:lang w:val="en-GB"/>
+        </w:rPr>
+        <w:t>Other tabs</w:t>
+      </w:r>
+    </w:p>
+    <w:p>
+      <w:pPr>
+        <w:jc w:val="both"/>
+        <w:rPr>
+          <w:rFonts w:asciiTheme="majorBidi" w:hAnsiTheme="majorBidi" w:cstheme="majorBidi"/>
+          <w:sz w:val="22"/>
+          <w:szCs w:val="22"/>
+          <w:lang w:val="en-GB"/>
+        </w:rPr>
+      </w:pPr>
+    </w:p>
+    <w:p>
+      <w:pPr>
+        <w:jc w:val="both"/>
+        <w:rPr>
+          <w:rFonts w:asciiTheme="majorBidi" w:hAnsiTheme="majorBidi" w:cstheme="majorBidi"/>
+          <w:b/>
+          <w:bCs/>
+          <w:sz w:val="22"/>
+          <w:szCs w:val="22"/>
+          <w:lang w:val="en-GB"/>
+        </w:rPr>
+      </w:pPr>
+      <w:r>
+        <w:rPr>
+          <w:rFonts w:asciiTheme="majorBidi" w:hAnsiTheme="majorBidi" w:cstheme="majorBidi"/>
+          <w:b/>
+          <w:bCs/>
+          <w:sz w:val="22"/>
+          <w:szCs w:val="22"/>
+          <w:lang w:val="en-GB"/>
+        </w:rPr>
+        <w:lastRenderedPageBreak/>
+        <w:t xml:space="preserve">Summarised emissions under </w:t>
+      </w:r>
+      <w:r>
+        <w:rPr>
+          <w:rFonts w:asciiTheme="majorBidi" w:hAnsiTheme="majorBidi" w:cstheme="majorBidi"/>
+          <w:b/>
+          <w:bCs/>
+          <w:sz w:val="22"/>
+          <w:szCs w:val="22"/>
+          <w:lang w:val="en-GB"/>
+        </w:rPr>
+        <w:t>scenarios</w:t>
+      </w:r>
+      <w:r>
+        <w:rPr>
+          <w:rFonts w:asciiTheme="majorBidi" w:hAnsiTheme="majorBidi" w:cstheme="majorBidi"/>
+          <w:sz w:val="22"/>
+          <w:szCs w:val="22"/>
+          <w:lang w:val="en-GB"/>
+        </w:rPr>
+        <w:t xml:space="preserve">: </w:t>
+      </w:r>
+      <w:r>
+        <w:rPr>
+          <w:rFonts w:asciiTheme="majorBidi" w:hAnsiTheme="majorBidi" w:cstheme="majorBidi"/>
+          <w:sz w:val="22"/>
+          <w:szCs w:val="22"/>
+          <w:lang w:val="en-GB"/>
+        </w:rPr>
+        <w:t>This</w:t>
+      </w:r>
+      <w:r>
+        <w:rPr>
+          <w:rFonts w:asciiTheme="majorBidi" w:hAnsiTheme="majorBidi" w:cstheme="majorBidi"/>
+          <w:sz w:val="22"/>
+          <w:szCs w:val="22"/>
+          <w:lang w:val="en-GB"/>
+        </w:rPr>
+        <w:t xml:space="preserve"> tab allows us to compare </w:t>
+      </w:r>
+      <w:r>
+        <w:rPr>
+          <w:rFonts w:asciiTheme="majorBidi" w:hAnsiTheme="majorBidi" w:cstheme="majorBidi"/>
+          <w:sz w:val="22"/>
+          <w:szCs w:val="22"/>
+          <w:lang w:val="en-GB"/>
+        </w:rPr>
+        <w:t>total</w:t>
+      </w:r>
+      <w:r>
+        <w:rPr>
+          <w:rFonts w:asciiTheme="majorBidi" w:hAnsiTheme="majorBidi" w:cstheme="majorBidi"/>
+          <w:sz w:val="22"/>
+          <w:szCs w:val="22"/>
+          <w:lang w:val="en-GB"/>
+        </w:rPr>
+        <w:t xml:space="preserve"> conditional NDCs, </w:t>
+      </w:r>
+      <w:r>
+        <w:rPr>
+          <w:rFonts w:asciiTheme="majorBidi" w:hAnsiTheme="majorBidi" w:cstheme="majorBidi"/>
+          <w:sz w:val="22"/>
+          <w:szCs w:val="22"/>
+          <w:lang w:val="en-GB"/>
+        </w:rPr>
+        <w:t>total</w:t>
+      </w:r>
+      <w:r>
+        <w:rPr>
+          <w:rFonts w:asciiTheme="majorBidi" w:hAnsiTheme="majorBidi" w:cstheme="majorBidi"/>
+          <w:sz w:val="22"/>
+          <w:szCs w:val="22"/>
+          <w:lang w:val="en-GB"/>
+        </w:rPr>
+        <w:t xml:space="preserve"> unconditional </w:t>
+      </w:r>
+      <w:r>
+        <w:rPr>
+          <w:rFonts w:asciiTheme="majorBidi" w:hAnsiTheme="majorBidi" w:cstheme="majorBidi"/>
+          <w:sz w:val="22"/>
+          <w:szCs w:val="22"/>
+          <w:lang w:val="en-GB"/>
+        </w:rPr>
+        <w:t>NDCs, 2022 global ghg emissions</w:t>
+      </w:r>
+      <w:r>
+        <w:rPr>
+          <w:rFonts w:asciiTheme="majorBidi" w:hAnsiTheme="majorBidi" w:cstheme="majorBidi"/>
+          <w:sz w:val="22"/>
+          <w:szCs w:val="22"/>
+          <w:lang w:val="en-GB"/>
+        </w:rPr>
+        <w:t xml:space="preserve"> and </w:t>
+      </w:r>
+      <w:r>
+        <w:rPr>
+          <w:rFonts w:asciiTheme="majorBidi" w:hAnsiTheme="majorBidi" w:cstheme="majorBidi"/>
+          <w:sz w:val="22"/>
+          <w:szCs w:val="22"/>
+          <w:lang w:val="en-GB"/>
+        </w:rPr>
+        <w:t xml:space="preserve">2030 emissions rights under an equal-per-capita share for </w:t>
+      </w:r>
+      <w:r>
+        <w:rPr>
+          <w:rFonts w:asciiTheme="majorBidi" w:hAnsiTheme="majorBidi" w:cstheme="majorBidi"/>
+          <w:sz w:val="22"/>
+          <w:szCs w:val="22"/>
+          <w:lang w:val="en-GB"/>
+        </w:rPr>
+        <w:t>different country-groups.</w:t>
+      </w:r>
+    </w:p>
+    <w:p>
+      <w:pPr>
+        <w:jc w:val="both"/>
+        <w:rPr>
+          <w:rFonts w:asciiTheme="majorBidi" w:hAnsiTheme="majorBidi" w:cstheme="majorBidi"/>
+          <w:sz w:val="22"/>
+          <w:szCs w:val="22"/>
+          <w:lang w:val="en-GB"/>
+        </w:rPr>
+      </w:pPr>
+      <w:r>
+        <w:rPr>
+          <w:rFonts w:asciiTheme="majorBidi" w:hAnsiTheme="majorBidi" w:cstheme="majorBidi"/>
+          <w:sz w:val="22"/>
+          <w:szCs w:val="22"/>
+          <w:lang w:val="en-GB"/>
+        </w:rPr>
+        <w:t>Emissions rights correspond to the global emissions compatible with limiting warming to 2°C with more than 66% probability</w:t>
+      </w:r>
+      <w:r>
+        <w:rPr>
+          <w:rFonts w:asciiTheme="majorBidi" w:hAnsiTheme="majorBidi" w:cstheme="majorBidi"/>
+          <w:sz w:val="22"/>
+          <w:szCs w:val="22"/>
+          <w:lang w:val="en-GB"/>
+        </w:rPr>
+        <w:t>.</w:t>
+      </w:r>
+    </w:p>
+    <w:p>
+      <w:pPr>
+        <w:jc w:val="both"/>
+        <w:rPr>
+          <w:rFonts w:asciiTheme="majorBidi" w:hAnsiTheme="majorBidi" w:cstheme="majorBidi"/>
+          <w:b/>
+          <w:bCs/>
+          <w:sz w:val="22"/>
+          <w:szCs w:val="22"/>
+          <w:lang w:val="en-GB"/>
+        </w:rPr>
+      </w:pPr>
+      <w:r>
+        <w:rPr>
+          <w:rFonts w:asciiTheme="majorBidi" w:hAnsiTheme="majorBidi" w:cstheme="majorBidi"/>
+          <w:sz w:val="22"/>
+          <w:szCs w:val="22"/>
+          <w:lang w:val="en-GB"/>
+        </w:rPr>
+        <w:t>The collected 2030 conditional NDCs cover 95% of 2022 global emissions and 92% of the projected 2030 population.</w:t>
+      </w:r>
+      <w:r>
+        <w:rPr>
+          <w:rFonts w:asciiTheme="majorBidi" w:hAnsiTheme="majorBidi" w:cstheme="majorBidi"/>
+          <w:b/>
+          <w:bCs/>
+          <w:sz w:val="22"/>
+          <w:szCs w:val="22"/>
+          <w:lang w:val="en-GB"/>
+        </w:rPr>
+        <w:t xml:space="preserve"> </w:t>
+      </w:r>
+    </w:p>
+    <w:p>
+      <w:pPr>
+        <w:jc w:val="both"/>
+        <w:rPr>
+          <w:rFonts w:asciiTheme="majorBidi" w:hAnsiTheme="majorBidi" w:cstheme="majorBidi"/>
+          <w:b/>
+          <w:bCs/>
+          <w:sz w:val="22"/>
+          <w:szCs w:val="22"/>
+          <w:lang w:val="en-GB"/>
+        </w:rPr>
+      </w:pPr>
+      <w:r>
+        <w:rPr>
+          <w:rFonts w:asciiTheme="majorBidi" w:hAnsiTheme="majorBidi" w:cstheme="majorBidi"/>
+          <w:sz w:val="22"/>
+          <w:szCs w:val="22"/>
+          <w:lang w:val="en-GB"/>
+        </w:rPr>
+        <w:t>To compute total NDCs, when the NDC target of one country has not been collected, we used its 2022 emissions level instead</w:t>
+      </w:r>
+      <w:r>
+        <w:rPr>
+          <w:rFonts w:asciiTheme="majorBidi" w:hAnsiTheme="majorBidi" w:cstheme="majorBidi"/>
+          <w:b/>
+          <w:bCs/>
+          <w:sz w:val="22"/>
+          <w:szCs w:val="22"/>
+          <w:lang w:val="en-GB"/>
+        </w:rPr>
+        <w:t xml:space="preserve"> </w:t>
+      </w:r>
+    </w:p>
+    <w:p>
+      <w:pPr>
+        <w:jc w:val="both"/>
+        <w:rPr>
+          <w:rFonts w:asciiTheme="majorBidi" w:hAnsiTheme="majorBidi" w:cstheme="majorBidi"/>
+          <w:b/>
+          <w:bCs/>
+          <w:sz w:val="22"/>
+          <w:szCs w:val="22"/>
+          <w:lang w:val="en-GB"/>
+        </w:rPr>
+      </w:pPr>
+    </w:p>
+    <w:p>
+      <w:pPr>
+        <w:jc w:val="both"/>
+        <w:rPr>
+          <w:rFonts w:asciiTheme="majorBidi" w:hAnsiTheme="majorBidi" w:cstheme="majorBidi"/>
+          <w:b/>
+          <w:bCs/>
+          <w:sz w:val="22"/>
+          <w:szCs w:val="22"/>
+          <w:lang w:val="en-GB"/>
+        </w:rPr>
+      </w:pPr>
+      <w:r>
+        <w:rPr>
+          <w:rFonts w:asciiTheme="majorBidi" w:hAnsiTheme="majorBidi" w:cstheme="majorBidi"/>
+          <w:b/>
+          <w:bCs/>
+          <w:sz w:val="22"/>
+          <w:szCs w:val="22"/>
+          <w:lang w:val="en-GB"/>
+        </w:rPr>
+        <w:t>Constants</w:t>
+      </w:r>
+    </w:p>
+    <w:p>
+      <w:pPr>
+        <w:jc w:val="both"/>
+        <w:rPr>
+          <w:rFonts w:asciiTheme="majorBidi" w:hAnsiTheme="majorBidi" w:cstheme="majorBidi"/>
+          <w:b/>
+          <w:bCs/>
+          <w:sz w:val="22"/>
+          <w:szCs w:val="22"/>
+          <w:lang w:val="en-GB"/>
+        </w:rPr>
+      </w:pPr>
+    </w:p>
+    <w:p>
+      <w:pPr>
+        <w:rPr>
+          <w:rFonts w:asciiTheme="majorBidi" w:hAnsiTheme="majorBidi" w:cstheme="majorBidi"/>
+          <w:sz w:val="22"/>
+          <w:szCs w:val="22"/>
+          <w:lang w:val="en-GB"/>
+        </w:rPr>
+      </w:pPr>
+      <w:r>
+        <w:rPr>
+          <w:rFonts w:asciiTheme="majorBidi" w:hAnsiTheme="majorBidi" w:cstheme="majorBidi"/>
+          <w:b/>
+          <w:bCs/>
+          <w:sz w:val="22"/>
+          <w:szCs w:val="22"/>
+          <w:lang w:val="en-GB"/>
+        </w:rPr>
+        <w:t>Country-level final data</w:t>
+      </w:r>
+      <w:r>
+        <w:rPr>
+          <w:rFonts w:asciiTheme="majorBidi" w:hAnsiTheme="majorBidi" w:cstheme="majorBidi"/>
+          <w:sz w:val="22"/>
+          <w:szCs w:val="22"/>
+          <w:lang w:val="en-GB"/>
+        </w:rPr>
+        <w:t xml:space="preserve">: </w:t>
+      </w:r>
+      <w:r>
+        <w:rPr>
+          <w:rFonts w:asciiTheme="majorBidi" w:hAnsiTheme="majorBidi" w:cstheme="majorBidi"/>
+          <w:sz w:val="22"/>
+          <w:szCs w:val="22"/>
+          <w:lang w:val="en-GB"/>
+        </w:rPr>
+        <w:t>This tab consolidates external data unrelated to NDC formulation:</w:t>
       </w:r>
     </w:p>
     <w:p>
@@ -1842,31 +2095,180 @@
           <w:ilvl w:val="0"/>
           <w:numId w:val="2"/>
         </w:numPr>
-        <w:jc w:val="both"/>
-        <w:rPr>
-          <w:rFonts w:asciiTheme="majorBidi" w:hAnsiTheme="majorBidi" w:cstheme="majorBidi"/>
-          <w:sz w:val="22"/>
-          <w:szCs w:val="22"/>
-          <w:lang w:val="en-GB"/>
-        </w:rPr>
-      </w:pPr>
-      <w:r>
-        <w:rPr>
-          <w:rFonts w:asciiTheme="majorBidi" w:hAnsiTheme="majorBidi" w:cstheme="majorBidi"/>
-          <w:sz w:val="22"/>
-          <w:szCs w:val="22"/>
-          <w:lang w:val="en-GB"/>
-        </w:rPr>
-        <w:t xml:space="preserve">Partially missing: </w:t>
-      </w:r>
-      <w:r>
-        <w:rPr>
-          <w:rFonts w:asciiTheme="majorBidi" w:hAnsiTheme="majorBidi" w:cstheme="majorBidi"/>
-          <w:sz w:val="22"/>
-          <w:szCs w:val="22"/>
-          <w:lang w:val="en-GB"/>
-        </w:rPr>
-        <w:t>only some of the relevant columns have been completed, because information is missing.</w:t>
+        <w:rPr>
+          <w:rFonts w:asciiTheme="majorBidi" w:hAnsiTheme="majorBidi" w:cstheme="majorBidi"/>
+          <w:sz w:val="22"/>
+          <w:szCs w:val="22"/>
+          <w:lang w:val="en-GB"/>
+        </w:rPr>
+      </w:pPr>
+      <w:r>
+        <w:rPr>
+          <w:rFonts w:asciiTheme="majorBidi" w:hAnsiTheme="majorBidi" w:cstheme="majorBidi"/>
+          <w:sz w:val="22"/>
+          <w:szCs w:val="22"/>
+          <w:lang w:val="en-GB"/>
+        </w:rPr>
+        <w:t>2030 and 2035 population projections (UN)</w:t>
+      </w:r>
+    </w:p>
+    <w:p>
+      <w:pPr>
+        <w:pStyle w:val="Paragraphedeliste"/>
+        <w:numPr>
+          <w:ilvl w:val="0"/>
+          <w:numId w:val="2"/>
+        </w:numPr>
+        <w:rPr>
+          <w:rFonts w:asciiTheme="majorBidi" w:hAnsiTheme="majorBidi" w:cstheme="majorBidi"/>
+          <w:sz w:val="22"/>
+          <w:szCs w:val="22"/>
+          <w:lang w:val="en-GB"/>
+        </w:rPr>
+      </w:pPr>
+      <w:r>
+        <w:rPr>
+          <w:rFonts w:asciiTheme="majorBidi" w:hAnsiTheme="majorBidi" w:cstheme="majorBidi"/>
+          <w:sz w:val="22"/>
+          <w:szCs w:val="22"/>
+          <w:lang w:val="en-GB"/>
+        </w:rPr>
+        <w:t>GHG emissions (2020–2023) including/excluding LULUCF (World Bank and Climate Watch)</w:t>
+      </w:r>
+    </w:p>
+    <w:p>
+      <w:pPr>
+        <w:jc w:val="both"/>
+        <w:rPr>
+          <w:rFonts w:asciiTheme="majorBidi" w:hAnsiTheme="majorBidi" w:cstheme="majorBidi"/>
+          <w:sz w:val="22"/>
+          <w:szCs w:val="22"/>
+          <w:lang w:val="en-GB"/>
+        </w:rPr>
+      </w:pPr>
+      <w:r>
+        <w:rPr>
+          <w:rFonts w:asciiTheme="majorBidi" w:hAnsiTheme="majorBidi" w:cstheme="majorBidi"/>
+          <w:sz w:val="22"/>
+          <w:szCs w:val="22"/>
+          <w:lang w:val="en-GB"/>
+        </w:rPr>
+        <w:t>World Bank is prioritised; if unavailable, Climate Watch is used.</w:t>
+      </w:r>
+    </w:p>
+    <w:p>
+      <w:pPr>
+        <w:jc w:val="both"/>
+        <w:rPr>
+          <w:rFonts w:asciiTheme="majorBidi" w:hAnsiTheme="majorBidi" w:cstheme="majorBidi"/>
+          <w:b/>
+          <w:bCs/>
+          <w:sz w:val="22"/>
+          <w:szCs w:val="22"/>
+          <w:lang w:val="en-GB"/>
+        </w:rPr>
+      </w:pPr>
+    </w:p>
+    <w:p>
+      <w:pPr>
+        <w:jc w:val="both"/>
+        <w:rPr>
+          <w:rFonts w:asciiTheme="majorBidi" w:hAnsiTheme="majorBidi" w:cstheme="majorBidi"/>
+          <w:sz w:val="22"/>
+          <w:szCs w:val="22"/>
+          <w:lang w:val="en-GB"/>
+        </w:rPr>
+      </w:pPr>
+      <w:r>
+        <w:rPr>
+          <w:rFonts w:asciiTheme="majorBidi" w:hAnsiTheme="majorBidi" w:cstheme="majorBidi"/>
+          <w:b/>
+          <w:bCs/>
+          <w:sz w:val="22"/>
+          <w:szCs w:val="22"/>
+          <w:lang w:val="en-GB"/>
+        </w:rPr>
+        <w:t>European Union</w:t>
+      </w:r>
+      <w:r>
+        <w:rPr>
+          <w:rFonts w:asciiTheme="majorBidi" w:hAnsiTheme="majorBidi" w:cstheme="majorBidi"/>
+          <w:sz w:val="22"/>
+          <w:szCs w:val="22"/>
+          <w:lang w:val="en-GB"/>
+        </w:rPr>
+        <w:t xml:space="preserve">: this tab </w:t>
+      </w:r>
+      <w:r>
+        <w:rPr>
+          <w:rFonts w:asciiTheme="majorBidi" w:hAnsiTheme="majorBidi" w:cstheme="majorBidi"/>
+          <w:sz w:val="22"/>
+          <w:szCs w:val="22"/>
+          <w:lang w:val="en-GB"/>
+        </w:rPr>
+        <w:t>aggregates country-level data for all EU Member States.</w:t>
+      </w:r>
+    </w:p>
+    <w:p>
+      <w:pPr>
+        <w:jc w:val="both"/>
+        <w:rPr>
+          <w:rFonts w:asciiTheme="majorBidi" w:hAnsiTheme="majorBidi" w:cstheme="majorBidi"/>
+          <w:b/>
+          <w:bCs/>
+          <w:sz w:val="22"/>
+          <w:szCs w:val="22"/>
+          <w:lang w:val="en-GB"/>
+        </w:rPr>
+      </w:pPr>
+    </w:p>
+    <w:p>
+      <w:pPr>
+        <w:jc w:val="both"/>
+        <w:rPr>
+          <w:rFonts w:asciiTheme="majorBidi" w:hAnsiTheme="majorBidi" w:cstheme="majorBidi"/>
+          <w:sz w:val="22"/>
+          <w:szCs w:val="22"/>
+          <w:lang w:val="en-GB"/>
+        </w:rPr>
+      </w:pPr>
+      <w:r>
+        <w:rPr>
+          <w:rFonts w:asciiTheme="majorBidi" w:hAnsiTheme="majorBidi" w:cstheme="majorBidi"/>
+          <w:b/>
+          <w:bCs/>
+          <w:sz w:val="22"/>
+          <w:szCs w:val="22"/>
+          <w:lang w:val="en-GB"/>
+        </w:rPr>
+        <w:t>List of countries</w:t>
+      </w:r>
+      <w:r>
+        <w:rPr>
+          <w:rFonts w:asciiTheme="majorBidi" w:hAnsiTheme="majorBidi" w:cstheme="majorBidi"/>
+          <w:sz w:val="22"/>
+          <w:szCs w:val="22"/>
+          <w:lang w:val="en-GB"/>
+        </w:rPr>
+        <w:t>: list of countries in each country-group used is the “</w:t>
+      </w:r>
+      <w:r>
+        <w:rPr>
+          <w:rFonts w:asciiTheme="majorBidi" w:hAnsiTheme="majorBidi" w:cstheme="majorBidi"/>
+          <w:sz w:val="22"/>
+          <w:szCs w:val="22"/>
+          <w:lang w:val="en-GB"/>
+        </w:rPr>
+        <w:t>Summarised emissions under scenarios</w:t>
+      </w:r>
+      <w:r>
+        <w:rPr>
+          <w:rFonts w:asciiTheme="majorBidi" w:hAnsiTheme="majorBidi" w:cstheme="majorBidi"/>
+          <w:sz w:val="22"/>
+          <w:szCs w:val="22"/>
+          <w:lang w:val="en-GB"/>
+        </w:rPr>
+        <w:t>” tab.</w:t>
       </w:r>
     </w:p>
     <w:p>
@@ -1902,519 +2304,1331 @@
           <w:bCs/>
           <w:lang w:val="en-GB"/>
         </w:rPr>
-        <w:t>Other tabs</w:t>
-      </w:r>
-    </w:p>
-    <w:p>
-      <w:pPr>
-        <w:jc w:val="both"/>
-        <w:rPr>
-          <w:rFonts w:asciiTheme="majorBidi" w:hAnsiTheme="majorBidi" w:cstheme="majorBidi"/>
-          <w:sz w:val="22"/>
-          <w:szCs w:val="22"/>
-          <w:lang w:val="en-GB"/>
-        </w:rPr>
-      </w:pPr>
-    </w:p>
-    <w:p>
-      <w:pPr>
-        <w:jc w:val="both"/>
-        <w:rPr>
-          <w:rFonts w:asciiTheme="majorBidi" w:hAnsiTheme="majorBidi" w:cstheme="majorBidi"/>
-          <w:b/>
-          <w:bCs/>
-          <w:sz w:val="22"/>
-          <w:szCs w:val="22"/>
-          <w:lang w:val="en-GB"/>
-        </w:rPr>
-      </w:pPr>
-      <w:r>
-        <w:rPr>
-          <w:rFonts w:asciiTheme="majorBidi" w:hAnsiTheme="majorBidi" w:cstheme="majorBidi"/>
-          <w:b/>
-          <w:bCs/>
-          <w:sz w:val="22"/>
-          <w:szCs w:val="22"/>
-          <w:lang w:val="en-GB"/>
-        </w:rPr>
-        <w:t xml:space="preserve">Summarised emissions under </w:t>
-      </w:r>
-      <w:r>
-        <w:rPr>
-          <w:rFonts w:asciiTheme="majorBidi" w:hAnsiTheme="majorBidi" w:cstheme="majorBidi"/>
-          <w:b/>
-          <w:bCs/>
-          <w:sz w:val="22"/>
-          <w:szCs w:val="22"/>
-          <w:lang w:val="en-GB"/>
-        </w:rPr>
-        <w:t>scenarios</w:t>
-      </w:r>
-      <w:r>
-        <w:rPr>
-          <w:rFonts w:asciiTheme="majorBidi" w:hAnsiTheme="majorBidi" w:cstheme="majorBidi"/>
-          <w:sz w:val="22"/>
-          <w:szCs w:val="22"/>
-          <w:lang w:val="en-GB"/>
-        </w:rPr>
-        <w:t xml:space="preserve">: </w:t>
-      </w:r>
-      <w:r>
-        <w:rPr>
-          <w:rFonts w:asciiTheme="majorBidi" w:hAnsiTheme="majorBidi" w:cstheme="majorBidi"/>
-          <w:sz w:val="22"/>
-          <w:szCs w:val="22"/>
-          <w:lang w:val="en-GB"/>
-        </w:rPr>
-        <w:t>This</w:t>
-      </w:r>
-      <w:r>
-        <w:rPr>
-          <w:rFonts w:asciiTheme="majorBidi" w:hAnsiTheme="majorBidi" w:cstheme="majorBidi"/>
-          <w:sz w:val="22"/>
-          <w:szCs w:val="22"/>
-          <w:lang w:val="en-GB"/>
-        </w:rPr>
-        <w:t xml:space="preserve"> tab allows us to compare </w:t>
-      </w:r>
-      <w:r>
-        <w:rPr>
-          <w:rFonts w:asciiTheme="majorBidi" w:hAnsiTheme="majorBidi" w:cstheme="majorBidi"/>
-          <w:sz w:val="22"/>
-          <w:szCs w:val="22"/>
-          <w:lang w:val="en-GB"/>
-        </w:rPr>
-        <w:t>total</w:t>
-      </w:r>
-      <w:r>
-        <w:rPr>
-          <w:rFonts w:asciiTheme="majorBidi" w:hAnsiTheme="majorBidi" w:cstheme="majorBidi"/>
-          <w:sz w:val="22"/>
-          <w:szCs w:val="22"/>
-          <w:lang w:val="en-GB"/>
-        </w:rPr>
-        <w:t xml:space="preserve"> conditional NDCs, </w:t>
-      </w:r>
-      <w:r>
-        <w:rPr>
-          <w:rFonts w:asciiTheme="majorBidi" w:hAnsiTheme="majorBidi" w:cstheme="majorBidi"/>
-          <w:sz w:val="22"/>
-          <w:szCs w:val="22"/>
-          <w:lang w:val="en-GB"/>
-        </w:rPr>
-        <w:t>total</w:t>
-      </w:r>
-      <w:r>
-        <w:rPr>
-          <w:rFonts w:asciiTheme="majorBidi" w:hAnsiTheme="majorBidi" w:cstheme="majorBidi"/>
-          <w:sz w:val="22"/>
-          <w:szCs w:val="22"/>
-          <w:lang w:val="en-GB"/>
-        </w:rPr>
-        <w:t xml:space="preserve"> unconditional </w:t>
-      </w:r>
-      <w:r>
-        <w:rPr>
-          <w:rFonts w:asciiTheme="majorBidi" w:hAnsiTheme="majorBidi" w:cstheme="majorBidi"/>
-          <w:sz w:val="22"/>
-          <w:szCs w:val="22"/>
-          <w:lang w:val="en-GB"/>
-        </w:rPr>
-        <w:t>NDCs, 2022 global ghg emissions</w:t>
-      </w:r>
-      <w:r>
-        <w:rPr>
-          <w:rFonts w:asciiTheme="majorBidi" w:hAnsiTheme="majorBidi" w:cstheme="majorBidi"/>
-          <w:sz w:val="22"/>
-          <w:szCs w:val="22"/>
-          <w:lang w:val="en-GB"/>
-        </w:rPr>
-        <w:t xml:space="preserve"> and </w:t>
-      </w:r>
-      <w:r>
-        <w:rPr>
-          <w:rFonts w:asciiTheme="majorBidi" w:hAnsiTheme="majorBidi" w:cstheme="majorBidi"/>
-          <w:sz w:val="22"/>
-          <w:szCs w:val="22"/>
-          <w:lang w:val="en-GB"/>
-        </w:rPr>
-        <w:t xml:space="preserve">2030 emissions rights under an equal-per-capita share for </w:t>
-      </w:r>
-      <w:r>
-        <w:rPr>
-          <w:rFonts w:asciiTheme="majorBidi" w:hAnsiTheme="majorBidi" w:cstheme="majorBidi"/>
-          <w:sz w:val="22"/>
-          <w:szCs w:val="22"/>
-          <w:lang w:val="en-GB"/>
-        </w:rPr>
-        <w:t>different country-groups.</w:t>
-      </w:r>
-    </w:p>
-    <w:p>
-      <w:pPr>
-        <w:jc w:val="both"/>
-        <w:rPr>
-          <w:rFonts w:asciiTheme="majorBidi" w:hAnsiTheme="majorBidi" w:cstheme="majorBidi"/>
-          <w:sz w:val="22"/>
-          <w:szCs w:val="22"/>
-          <w:lang w:val="en-GB"/>
-        </w:rPr>
-      </w:pPr>
-      <w:r>
-        <w:rPr>
-          <w:rFonts w:asciiTheme="majorBidi" w:hAnsiTheme="majorBidi" w:cstheme="majorBidi"/>
-          <w:sz w:val="22"/>
-          <w:szCs w:val="22"/>
-          <w:lang w:val="en-GB"/>
-        </w:rPr>
-        <w:t>Emissions rights correspond to the global emissions compatible with limiting warming to 2°C with more than 66% probability</w:t>
-      </w:r>
-      <w:r>
-        <w:rPr>
-          <w:rFonts w:asciiTheme="majorBidi" w:hAnsiTheme="majorBidi" w:cstheme="majorBidi"/>
-          <w:sz w:val="22"/>
-          <w:szCs w:val="22"/>
-          <w:lang w:val="en-GB"/>
-        </w:rPr>
-        <w:t>.</w:t>
-      </w:r>
-    </w:p>
-    <w:p>
-      <w:pPr>
-        <w:jc w:val="both"/>
-        <w:rPr>
-          <w:rFonts w:asciiTheme="majorBidi" w:hAnsiTheme="majorBidi" w:cstheme="majorBidi"/>
-          <w:b/>
-          <w:bCs/>
-          <w:sz w:val="22"/>
-          <w:szCs w:val="22"/>
-          <w:lang w:val="en-GB"/>
-        </w:rPr>
-      </w:pPr>
-      <w:r>
-        <w:rPr>
-          <w:rFonts w:asciiTheme="majorBidi" w:hAnsiTheme="majorBidi" w:cstheme="majorBidi"/>
-          <w:sz w:val="22"/>
-          <w:szCs w:val="22"/>
-          <w:lang w:val="en-GB"/>
-        </w:rPr>
-        <w:t>The collected 2030 conditional NDCs cover 95% of 2022 global emissions and 92% of the projected 2030 population.</w:t>
-      </w:r>
-      <w:r>
-        <w:rPr>
-          <w:rFonts w:asciiTheme="majorBidi" w:hAnsiTheme="majorBidi" w:cstheme="majorBidi"/>
-          <w:b/>
-          <w:bCs/>
-          <w:sz w:val="22"/>
-          <w:szCs w:val="22"/>
-          <w:lang w:val="en-GB"/>
-        </w:rPr>
-        <w:t xml:space="preserve"> </w:t>
-      </w:r>
-    </w:p>
-    <w:p>
-      <w:pPr>
-        <w:jc w:val="both"/>
-        <w:rPr>
-          <w:rFonts w:asciiTheme="majorBidi" w:hAnsiTheme="majorBidi" w:cstheme="majorBidi"/>
-          <w:b/>
-          <w:bCs/>
-          <w:sz w:val="22"/>
-          <w:szCs w:val="22"/>
-          <w:lang w:val="en-GB"/>
-        </w:rPr>
-      </w:pPr>
-      <w:r>
-        <w:rPr>
-          <w:rFonts w:asciiTheme="majorBidi" w:hAnsiTheme="majorBidi" w:cstheme="majorBidi"/>
-          <w:sz w:val="22"/>
-          <w:szCs w:val="22"/>
-          <w:lang w:val="en-GB"/>
-        </w:rPr>
-        <w:t>To compute total NDCs, when the NDC target of one country has not been collected, we used its 2022 emissions level instead</w:t>
-      </w:r>
-      <w:r>
-        <w:rPr>
-          <w:rFonts w:asciiTheme="majorBidi" w:hAnsiTheme="majorBidi" w:cstheme="majorBidi"/>
-          <w:b/>
-          <w:bCs/>
-          <w:sz w:val="22"/>
-          <w:szCs w:val="22"/>
-          <w:lang w:val="en-GB"/>
-        </w:rPr>
-        <w:t xml:space="preserve"> </w:t>
-      </w:r>
-    </w:p>
-    <w:p>
-      <w:pPr>
-        <w:jc w:val="both"/>
-        <w:rPr>
-          <w:rFonts w:asciiTheme="majorBidi" w:hAnsiTheme="majorBidi" w:cstheme="majorBidi"/>
-          <w:b/>
-          <w:bCs/>
-          <w:sz w:val="22"/>
-          <w:szCs w:val="22"/>
-          <w:lang w:val="en-GB"/>
-        </w:rPr>
-      </w:pPr>
-    </w:p>
-    <w:p>
-      <w:pPr>
-        <w:jc w:val="both"/>
-        <w:rPr>
-          <w:rFonts w:asciiTheme="majorBidi" w:hAnsiTheme="majorBidi" w:cstheme="majorBidi"/>
-          <w:b/>
-          <w:bCs/>
-          <w:sz w:val="22"/>
-          <w:szCs w:val="22"/>
-          <w:lang w:val="en-GB"/>
-        </w:rPr>
-      </w:pPr>
-      <w:r>
-        <w:rPr>
-          <w:rFonts w:asciiTheme="majorBidi" w:hAnsiTheme="majorBidi" w:cstheme="majorBidi"/>
-          <w:b/>
-          <w:bCs/>
-          <w:sz w:val="22"/>
-          <w:szCs w:val="22"/>
-          <w:lang w:val="en-GB"/>
-        </w:rPr>
-        <w:t>Constants</w:t>
-      </w:r>
-    </w:p>
-    <w:p>
-      <w:pPr>
-        <w:jc w:val="both"/>
-        <w:rPr>
-          <w:rFonts w:asciiTheme="majorBidi" w:hAnsiTheme="majorBidi" w:cstheme="majorBidi"/>
-          <w:b/>
-          <w:bCs/>
-          <w:sz w:val="22"/>
-          <w:szCs w:val="22"/>
-          <w:lang w:val="en-GB"/>
-        </w:rPr>
-      </w:pPr>
-    </w:p>
-    <w:p>
-      <w:pPr>
-        <w:rPr>
-          <w:rFonts w:asciiTheme="majorBidi" w:hAnsiTheme="majorBidi" w:cstheme="majorBidi"/>
-          <w:sz w:val="22"/>
-          <w:szCs w:val="22"/>
-          <w:lang w:val="en-GB"/>
-        </w:rPr>
-      </w:pPr>
-      <w:r>
-        <w:rPr>
-          <w:rFonts w:asciiTheme="majorBidi" w:hAnsiTheme="majorBidi" w:cstheme="majorBidi"/>
-          <w:b/>
-          <w:bCs/>
-          <w:sz w:val="22"/>
-          <w:szCs w:val="22"/>
-          <w:lang w:val="en-GB"/>
-        </w:rPr>
-        <w:t>Country-level final data</w:t>
-      </w:r>
-      <w:r>
-        <w:rPr>
-          <w:rFonts w:asciiTheme="majorBidi" w:hAnsiTheme="majorBidi" w:cstheme="majorBidi"/>
-          <w:sz w:val="22"/>
-          <w:szCs w:val="22"/>
-          <w:lang w:val="en-GB"/>
-        </w:rPr>
-        <w:t xml:space="preserve">: </w:t>
-      </w:r>
-      <w:r>
-        <w:rPr>
-          <w:rFonts w:asciiTheme="majorBidi" w:hAnsiTheme="majorBidi" w:cstheme="majorBidi"/>
-          <w:sz w:val="22"/>
-          <w:szCs w:val="22"/>
-          <w:lang w:val="en-GB"/>
-        </w:rPr>
-        <w:t>This tab consolidates external data unrelated to NDC formulation:</w:t>
-      </w:r>
+        <w:t>Main difficulties and limits encountered</w:t>
+      </w:r>
+    </w:p>
+    <w:p>
+      <w:pPr>
+        <w:jc w:val="both"/>
+        <w:rPr>
+          <w:rFonts w:asciiTheme="majorBidi" w:hAnsiTheme="majorBidi" w:cstheme="majorBidi"/>
+          <w:sz w:val="22"/>
+          <w:szCs w:val="22"/>
+          <w:lang w:val="en-GB"/>
+        </w:rPr>
+      </w:pPr>
     </w:p>
     <w:p>
       <w:pPr>
         <w:pStyle w:val="Paragraphedeliste"/>
         <w:numPr>
           <w:ilvl w:val="0"/>
-          <w:numId w:val="2"/>
+          <w:numId w:val="5"/>
         </w:numPr>
-        <w:rPr>
-          <w:rFonts w:asciiTheme="majorBidi" w:hAnsiTheme="majorBidi" w:cstheme="majorBidi"/>
-          <w:sz w:val="22"/>
-          <w:szCs w:val="22"/>
-          <w:lang w:val="en-GB"/>
-        </w:rPr>
-      </w:pPr>
-      <w:r>
-        <w:rPr>
-          <w:rFonts w:asciiTheme="majorBidi" w:hAnsiTheme="majorBidi" w:cstheme="majorBidi"/>
-          <w:sz w:val="22"/>
-          <w:szCs w:val="22"/>
-          <w:lang w:val="en-GB"/>
-        </w:rPr>
-        <w:t>2030 and 2035 population projections (UN)</w:t>
-      </w:r>
+        <w:jc w:val="both"/>
+        <w:rPr>
+          <w:rFonts w:asciiTheme="majorBidi" w:hAnsiTheme="majorBidi" w:cstheme="majorBidi"/>
+          <w:i/>
+          <w:iCs/>
+          <w:sz w:val="22"/>
+          <w:szCs w:val="22"/>
+          <w:lang w:val="en-GB"/>
+        </w:rPr>
+      </w:pPr>
+      <w:r>
+        <w:rPr>
+          <w:rFonts w:asciiTheme="majorBidi" w:hAnsiTheme="majorBidi" w:cstheme="majorBidi"/>
+          <w:i/>
+          <w:iCs/>
+          <w:sz w:val="22"/>
+          <w:szCs w:val="22"/>
+          <w:lang w:val="en-GB"/>
+        </w:rPr>
+        <w:t>The LULUCF sector</w:t>
+      </w:r>
+    </w:p>
+    <w:p>
+      <w:pPr>
+        <w:jc w:val="both"/>
+        <w:rPr>
+          <w:rFonts w:asciiTheme="majorBidi" w:hAnsiTheme="majorBidi" w:cstheme="majorBidi"/>
+          <w:sz w:val="22"/>
+          <w:szCs w:val="22"/>
+          <w:lang w:val="en-GB"/>
+        </w:rPr>
+      </w:pPr>
+    </w:p>
+    <w:p>
+      <w:pPr>
+        <w:jc w:val="both"/>
+        <w:rPr>
+          <w:rFonts w:asciiTheme="majorBidi" w:hAnsiTheme="majorBidi" w:cstheme="majorBidi"/>
+          <w:sz w:val="22"/>
+          <w:szCs w:val="22"/>
+          <w:lang w:val="en-GB"/>
+        </w:rPr>
+      </w:pPr>
+      <w:r>
+        <w:rPr>
+          <w:rFonts w:asciiTheme="majorBidi" w:hAnsiTheme="majorBidi" w:cstheme="majorBidi"/>
+          <w:sz w:val="22"/>
+          <w:szCs w:val="22"/>
+          <w:lang w:val="en-GB"/>
+        </w:rPr>
+        <w:t>Converting NDCs into consistent economy-wide numerical targets proved challenging, as very few countries present their targets in this form or explain how each sector contributes to the total. Some, like Egypt, commit to reductions only in certain sectors. Others, like Iran, provide mitigation percentages without specifying the baseline or BAU to which they apply.</w:t>
+      </w:r>
+    </w:p>
+    <w:p>
+      <w:pPr>
+        <w:ind w:firstLine="360"/>
+        <w:jc w:val="both"/>
+        <w:rPr>
+          <w:rFonts w:asciiTheme="majorBidi" w:hAnsiTheme="majorBidi" w:cstheme="majorBidi"/>
+          <w:sz w:val="22"/>
+          <w:szCs w:val="22"/>
+          <w:lang w:val="en-GB"/>
+        </w:rPr>
+      </w:pPr>
+    </w:p>
+    <w:p>
+      <w:pPr>
+        <w:jc w:val="both"/>
+        <w:rPr>
+          <w:rFonts w:asciiTheme="majorBidi" w:hAnsiTheme="majorBidi" w:cstheme="majorBidi"/>
+          <w:sz w:val="22"/>
+          <w:szCs w:val="22"/>
+          <w:lang w:val="en-GB"/>
+        </w:rPr>
+      </w:pPr>
+      <w:r>
+        <w:rPr>
+          <w:rFonts w:asciiTheme="majorBidi" w:hAnsiTheme="majorBidi" w:cstheme="majorBidi"/>
+          <w:sz w:val="22"/>
+          <w:szCs w:val="22"/>
+          <w:lang w:val="en-GB"/>
+        </w:rPr>
+        <w:t xml:space="preserve">We also identified inconsistencies between BAU and target accounting. Cameroon’s NDC, for example, excludes LULUCF from the BAU but includes LULUCF mitigation in the final target. Canada uses a “gross-net” approach: its 2005 base year excludes LULUCF, but the 2035 target includes it. As CAT notes, this approach can inflate ambition by relying on land sinks rather than actual reductions in fossil fuel emissions. </w:t>
+      </w:r>
+    </w:p>
+    <w:p>
+      <w:pPr>
+        <w:jc w:val="both"/>
+        <w:rPr>
+          <w:rFonts w:asciiTheme="majorBidi" w:hAnsiTheme="majorBidi" w:cstheme="majorBidi"/>
+          <w:sz w:val="22"/>
+          <w:szCs w:val="22"/>
+          <w:lang w:val="en-GB"/>
+        </w:rPr>
+      </w:pPr>
+    </w:p>
+    <w:p>
+      <w:pPr>
+        <w:jc w:val="both"/>
+        <w:rPr>
+          <w:rFonts w:asciiTheme="majorBidi" w:hAnsiTheme="majorBidi" w:cstheme="majorBidi"/>
+          <w:sz w:val="22"/>
+          <w:szCs w:val="22"/>
+          <w:lang w:val="en-GB"/>
+        </w:rPr>
+      </w:pPr>
+      <w:r>
+        <w:rPr>
+          <w:rFonts w:asciiTheme="majorBidi" w:hAnsiTheme="majorBidi" w:cstheme="majorBidi"/>
+          <w:sz w:val="22"/>
+          <w:szCs w:val="22"/>
+          <w:lang w:val="en-GB"/>
+        </w:rPr>
+        <w:t xml:space="preserve">These inconsistencies illustrate how LULUCF accounting can be strategically used </w:t>
+      </w:r>
+      <w:r>
+        <w:rPr>
+          <w:rFonts w:asciiTheme="majorBidi" w:hAnsiTheme="majorBidi" w:cstheme="majorBidi"/>
+          <w:sz w:val="22"/>
+          <w:szCs w:val="22"/>
+          <w:lang w:val="en-GB"/>
+        </w:rPr>
+        <w:t xml:space="preserve">and how it can influence the reported ambition of an NDC. </w:t>
+      </w:r>
+    </w:p>
+    <w:p>
+      <w:pPr>
+        <w:jc w:val="both"/>
+        <w:rPr>
+          <w:rFonts w:asciiTheme="majorBidi" w:hAnsiTheme="majorBidi" w:cstheme="majorBidi"/>
+          <w:sz w:val="22"/>
+          <w:szCs w:val="22"/>
+          <w:lang w:val="en-GB"/>
+        </w:rPr>
+      </w:pPr>
     </w:p>
     <w:p>
       <w:pPr>
         <w:pStyle w:val="Paragraphedeliste"/>
         <w:numPr>
           <w:ilvl w:val="0"/>
-          <w:numId w:val="2"/>
+          <w:numId w:val="5"/>
         </w:numPr>
-        <w:rPr>
-          <w:rFonts w:asciiTheme="majorBidi" w:hAnsiTheme="majorBidi" w:cstheme="majorBidi"/>
-          <w:sz w:val="22"/>
-          <w:szCs w:val="22"/>
-          <w:lang w:val="en-GB"/>
-        </w:rPr>
-      </w:pPr>
-      <w:r>
-        <w:rPr>
-          <w:rFonts w:asciiTheme="majorBidi" w:hAnsiTheme="majorBidi" w:cstheme="majorBidi"/>
-          <w:sz w:val="22"/>
-          <w:szCs w:val="22"/>
-          <w:lang w:val="en-GB"/>
-        </w:rPr>
-        <w:t>GHG emissions (2020–2023) including/excluding LULUCF (World Bank and Climate Watch)</w:t>
-      </w:r>
-    </w:p>
-    <w:p>
-      <w:pPr>
-        <w:jc w:val="both"/>
-        <w:rPr>
-          <w:rFonts w:asciiTheme="majorBidi" w:hAnsiTheme="majorBidi" w:cstheme="majorBidi"/>
-          <w:sz w:val="22"/>
-          <w:szCs w:val="22"/>
-          <w:lang w:val="en-GB"/>
-        </w:rPr>
-      </w:pPr>
-      <w:r>
-        <w:rPr>
-          <w:rFonts w:asciiTheme="majorBidi" w:hAnsiTheme="majorBidi" w:cstheme="majorBidi"/>
-          <w:sz w:val="22"/>
-          <w:szCs w:val="22"/>
-          <w:lang w:val="en-GB"/>
-        </w:rPr>
-        <w:t>World Bank is prioritised; if unavailable, Climate Watch is used.</w:t>
-      </w:r>
-    </w:p>
-    <w:p>
-      <w:pPr>
-        <w:jc w:val="both"/>
-        <w:rPr>
-          <w:rFonts w:asciiTheme="majorBidi" w:hAnsiTheme="majorBidi" w:cstheme="majorBidi"/>
-          <w:b/>
-          <w:bCs/>
-          <w:sz w:val="22"/>
-          <w:szCs w:val="22"/>
-          <w:lang w:val="en-GB"/>
-        </w:rPr>
-      </w:pPr>
-    </w:p>
-    <w:p>
-      <w:pPr>
-        <w:jc w:val="both"/>
-        <w:rPr>
-          <w:rFonts w:asciiTheme="majorBidi" w:hAnsiTheme="majorBidi" w:cstheme="majorBidi"/>
-          <w:sz w:val="22"/>
-          <w:szCs w:val="22"/>
-          <w:lang w:val="en-GB"/>
-        </w:rPr>
-      </w:pPr>
-      <w:r>
-        <w:rPr>
-          <w:rFonts w:asciiTheme="majorBidi" w:hAnsiTheme="majorBidi" w:cstheme="majorBidi"/>
-          <w:b/>
-          <w:bCs/>
-          <w:sz w:val="22"/>
-          <w:szCs w:val="22"/>
-          <w:lang w:val="en-GB"/>
-        </w:rPr>
-        <w:t>European Union</w:t>
-      </w:r>
-      <w:r>
-        <w:rPr>
-          <w:rFonts w:asciiTheme="majorBidi" w:hAnsiTheme="majorBidi" w:cstheme="majorBidi"/>
-          <w:sz w:val="22"/>
-          <w:szCs w:val="22"/>
-          <w:lang w:val="en-GB"/>
-        </w:rPr>
-        <w:t xml:space="preserve">: this tab </w:t>
-      </w:r>
-      <w:r>
-        <w:rPr>
-          <w:rFonts w:asciiTheme="majorBidi" w:hAnsiTheme="majorBidi" w:cstheme="majorBidi"/>
-          <w:sz w:val="22"/>
-          <w:szCs w:val="22"/>
-          <w:lang w:val="en-GB"/>
-        </w:rPr>
-        <w:t>aggregates country-level data for all EU Member States.</w:t>
-      </w:r>
-    </w:p>
-    <w:p>
-      <w:pPr>
-        <w:jc w:val="both"/>
-        <w:rPr>
-          <w:rFonts w:asciiTheme="majorBidi" w:hAnsiTheme="majorBidi" w:cstheme="majorBidi"/>
-          <w:b/>
-          <w:bCs/>
-          <w:sz w:val="22"/>
-          <w:szCs w:val="22"/>
-          <w:lang w:val="en-GB"/>
-        </w:rPr>
-      </w:pPr>
-    </w:p>
-    <w:p>
-      <w:pPr>
-        <w:jc w:val="both"/>
-        <w:rPr>
-          <w:rFonts w:asciiTheme="majorBidi" w:hAnsiTheme="majorBidi" w:cstheme="majorBidi"/>
-          <w:sz w:val="22"/>
-          <w:szCs w:val="22"/>
-          <w:lang w:val="en-GB"/>
-        </w:rPr>
-      </w:pPr>
-      <w:r>
-        <w:rPr>
-          <w:rFonts w:asciiTheme="majorBidi" w:hAnsiTheme="majorBidi" w:cstheme="majorBidi"/>
-          <w:b/>
-          <w:bCs/>
-          <w:sz w:val="22"/>
-          <w:szCs w:val="22"/>
-          <w:lang w:val="en-GB"/>
-        </w:rPr>
-        <w:t>List of countries</w:t>
-      </w:r>
-      <w:r>
-        <w:rPr>
-          <w:rFonts w:asciiTheme="majorBidi" w:hAnsiTheme="majorBidi" w:cstheme="majorBidi"/>
-          <w:sz w:val="22"/>
-          <w:szCs w:val="22"/>
-          <w:lang w:val="en-GB"/>
-        </w:rPr>
-        <w:t>: list of countries in each country-group used is the “</w:t>
-      </w:r>
-      <w:r>
-        <w:rPr>
-          <w:rFonts w:asciiTheme="majorBidi" w:hAnsiTheme="majorBidi" w:cstheme="majorBidi"/>
-          <w:sz w:val="22"/>
-          <w:szCs w:val="22"/>
-          <w:lang w:val="en-GB"/>
-        </w:rPr>
-        <w:t>Summarised emissions under scenarios</w:t>
-      </w:r>
-      <w:r>
-        <w:rPr>
-          <w:rFonts w:asciiTheme="majorBidi" w:hAnsiTheme="majorBidi" w:cstheme="majorBidi"/>
-          <w:sz w:val="22"/>
-          <w:szCs w:val="22"/>
-          <w:lang w:val="en-GB"/>
-        </w:rPr>
-        <w:t>” tab.</w:t>
+        <w:jc w:val="both"/>
+        <w:rPr>
+          <w:rFonts w:asciiTheme="majorBidi" w:hAnsiTheme="majorBidi" w:cstheme="majorBidi"/>
+          <w:i/>
+          <w:iCs/>
+          <w:sz w:val="22"/>
+          <w:szCs w:val="22"/>
+          <w:lang w:val="en-GB"/>
+        </w:rPr>
+      </w:pPr>
+      <w:r>
+        <w:rPr>
+          <w:rFonts w:asciiTheme="majorBidi" w:hAnsiTheme="majorBidi" w:cstheme="majorBidi"/>
+          <w:i/>
+          <w:iCs/>
+          <w:sz w:val="22"/>
+          <w:szCs w:val="22"/>
+          <w:lang w:val="en-GB"/>
+        </w:rPr>
+        <w:t>GWP values</w:t>
+      </w:r>
+    </w:p>
+    <w:p>
+      <w:pPr>
+        <w:jc w:val="both"/>
+        <w:rPr>
+          <w:rFonts w:asciiTheme="majorBidi" w:hAnsiTheme="majorBidi" w:cstheme="majorBidi"/>
+          <w:sz w:val="22"/>
+          <w:szCs w:val="22"/>
+          <w:lang w:val="en-GB"/>
+        </w:rPr>
+      </w:pPr>
+    </w:p>
+    <w:p>
+      <w:pPr>
+        <w:jc w:val="both"/>
+        <w:rPr>
+          <w:rFonts w:asciiTheme="majorBidi" w:hAnsiTheme="majorBidi" w:cstheme="majorBidi"/>
+          <w:sz w:val="22"/>
+          <w:szCs w:val="22"/>
+          <w:lang w:val="en-GB"/>
+        </w:rPr>
+      </w:pPr>
+      <w:r>
+        <w:rPr>
+          <w:rFonts w:asciiTheme="majorBidi" w:hAnsiTheme="majorBidi" w:cstheme="majorBidi"/>
+          <w:sz w:val="22"/>
+          <w:szCs w:val="22"/>
+          <w:lang w:val="en-GB"/>
+        </w:rPr>
+        <w:t>To calculate national GHG emissions, gases must be converted into CO₂-equivalent using Global Warming Potential (GWP) values, which are periodically updated by the IPCC. Countries therefore use different GWP versions, making direct comparison difficult. CAT resolves this by converting all emissions to AR4 GWP values.</w:t>
+      </w:r>
+    </w:p>
+    <w:p>
+      <w:pPr>
+        <w:jc w:val="both"/>
+        <w:rPr>
+          <w:rFonts w:asciiTheme="majorBidi" w:hAnsiTheme="majorBidi" w:cstheme="majorBidi"/>
+          <w:sz w:val="22"/>
+          <w:szCs w:val="22"/>
+          <w:lang w:val="en-GB"/>
+        </w:rPr>
+      </w:pPr>
+    </w:p>
+    <w:p>
+      <w:pPr>
+        <w:jc w:val="both"/>
+        <w:rPr>
+          <w:rFonts w:asciiTheme="majorBidi" w:hAnsiTheme="majorBidi" w:cstheme="majorBidi"/>
+          <w:sz w:val="22"/>
+          <w:szCs w:val="22"/>
+          <w:lang w:val="en-GB"/>
+        </w:rPr>
+      </w:pPr>
+      <w:r>
+        <w:rPr>
+          <w:rFonts w:asciiTheme="majorBidi" w:hAnsiTheme="majorBidi" w:cstheme="majorBidi"/>
+          <w:sz w:val="22"/>
+          <w:szCs w:val="22"/>
+          <w:lang w:val="en-GB"/>
+        </w:rPr>
+        <w:lastRenderedPageBreak/>
+        <w:t>In this project, we use the emissions figures reported directly in each NDC whenever they are available, without applying any conversions. For the 40 countries assessed by CAT, we systematically compared CAT’s estimates with the targets stated in the NDCs. This cross-check was necessary because we required values excluding LULUCF, which are often not explicitly provided in the NDC documents.</w:t>
+      </w:r>
+      <w:r>
+        <w:rPr>
+          <w:rFonts w:asciiTheme="majorBidi" w:hAnsiTheme="majorBidi" w:cstheme="majorBidi"/>
+          <w:sz w:val="22"/>
+          <w:szCs w:val="22"/>
+          <w:lang w:val="en-GB"/>
+        </w:rPr>
+        <w:t xml:space="preserve"> </w:t>
+      </w:r>
+      <w:r>
+        <w:rPr>
+          <w:rFonts w:asciiTheme="majorBidi" w:hAnsiTheme="majorBidi" w:cstheme="majorBidi"/>
+          <w:sz w:val="22"/>
+          <w:szCs w:val="22"/>
+          <w:lang w:val="en-GB"/>
+        </w:rPr>
+        <w:t xml:space="preserve">Then, if the information was still missing, we relied on other official documents submitted to the UNFCCC, like BTR, BUR and the </w:t>
+      </w:r>
+      <w:r>
+        <w:rPr>
+          <w:rFonts w:asciiTheme="majorBidi" w:hAnsiTheme="majorBidi" w:cstheme="majorBidi"/>
+          <w:sz w:val="22"/>
+          <w:szCs w:val="22"/>
+          <w:lang w:val="en-GB"/>
+        </w:rPr>
+        <w:t>1.5°C National Pathway Explorer</w:t>
+      </w:r>
+      <w:r>
+        <w:rPr>
+          <w:rFonts w:asciiTheme="majorBidi" w:hAnsiTheme="majorBidi" w:cstheme="majorBidi"/>
+          <w:sz w:val="22"/>
+          <w:szCs w:val="22"/>
+          <w:lang w:val="en-GB"/>
+        </w:rPr>
+        <w:t>.</w:t>
+      </w:r>
+    </w:p>
+    <w:p>
+      <w:pPr>
+        <w:jc w:val="both"/>
+        <w:rPr>
+          <w:rFonts w:asciiTheme="majorBidi" w:hAnsiTheme="majorBidi" w:cstheme="majorBidi"/>
+          <w:sz w:val="22"/>
+          <w:szCs w:val="22"/>
+          <w:lang w:val="en-GB"/>
+        </w:rPr>
+      </w:pPr>
+    </w:p>
+    <w:p>
+      <w:pPr>
+        <w:jc w:val="both"/>
+        <w:rPr>
+          <w:rFonts w:asciiTheme="majorBidi" w:hAnsiTheme="majorBidi" w:cstheme="majorBidi"/>
+          <w:sz w:val="22"/>
+          <w:szCs w:val="22"/>
+          <w:lang w:val="en-GB"/>
+        </w:rPr>
+      </w:pPr>
+      <w:r>
+        <w:rPr>
+          <w:rFonts w:asciiTheme="majorBidi" w:hAnsiTheme="majorBidi" w:cstheme="majorBidi"/>
+          <w:sz w:val="22"/>
+          <w:szCs w:val="22"/>
+          <w:lang w:val="en-GB"/>
+        </w:rPr>
+        <w:t>A significant improvement would be to systematically fill the “GWP value used” column and harmonise all figures under a single GWP version.</w:t>
+      </w:r>
+    </w:p>
+    <w:p>
+      <w:pPr>
+        <w:jc w:val="both"/>
+        <w:rPr>
+          <w:rFonts w:asciiTheme="majorBidi" w:hAnsiTheme="majorBidi" w:cstheme="majorBidi"/>
+          <w:sz w:val="22"/>
+          <w:szCs w:val="22"/>
+          <w:lang w:val="en-GB"/>
+        </w:rPr>
+      </w:pPr>
+    </w:p>
+    <w:p>
+      <w:pPr>
+        <w:pStyle w:val="Paragraphedeliste"/>
+        <w:numPr>
+          <w:ilvl w:val="0"/>
+          <w:numId w:val="5"/>
+        </w:numPr>
+        <w:jc w:val="both"/>
+        <w:rPr>
+          <w:rFonts w:asciiTheme="majorBidi" w:hAnsiTheme="majorBidi" w:cstheme="majorBidi"/>
+          <w:i/>
+          <w:iCs/>
+          <w:sz w:val="22"/>
+          <w:szCs w:val="22"/>
+          <w:lang w:val="en-GB"/>
+        </w:rPr>
+      </w:pPr>
+      <w:r>
+        <w:rPr>
+          <w:rFonts w:asciiTheme="majorBidi" w:hAnsiTheme="majorBidi" w:cstheme="majorBidi"/>
+          <w:i/>
+          <w:iCs/>
+          <w:sz w:val="22"/>
+          <w:szCs w:val="22"/>
+          <w:lang w:val="en-GB"/>
+        </w:rPr>
+        <w:t>Impact</w:t>
+      </w:r>
+      <w:r>
+        <w:rPr>
+          <w:rFonts w:asciiTheme="majorBidi" w:hAnsiTheme="majorBidi" w:cstheme="majorBidi"/>
+          <w:i/>
+          <w:iCs/>
+          <w:sz w:val="22"/>
+          <w:szCs w:val="22"/>
+          <w:lang w:val="en-GB"/>
+        </w:rPr>
+        <w:t>s</w:t>
+      </w:r>
+      <w:r>
+        <w:rPr>
+          <w:rFonts w:asciiTheme="majorBidi" w:hAnsiTheme="majorBidi" w:cstheme="majorBidi"/>
+          <w:i/>
+          <w:iCs/>
+          <w:sz w:val="22"/>
+          <w:szCs w:val="22"/>
+          <w:lang w:val="en-GB"/>
+        </w:rPr>
+        <w:t xml:space="preserve"> of changes in accounting methodology</w:t>
+      </w:r>
+    </w:p>
+    <w:p>
+      <w:pPr>
+        <w:rPr>
+          <w:rFonts w:asciiTheme="majorBidi" w:hAnsiTheme="majorBidi" w:cstheme="majorBidi"/>
+          <w:sz w:val="22"/>
+          <w:szCs w:val="22"/>
+          <w:lang w:val="en-GB"/>
+        </w:rPr>
+      </w:pPr>
+    </w:p>
+    <w:p>
+      <w:pPr>
+        <w:jc w:val="both"/>
+        <w:rPr>
+          <w:rFonts w:asciiTheme="majorBidi" w:hAnsiTheme="majorBidi" w:cstheme="majorBidi"/>
+          <w:sz w:val="22"/>
+          <w:szCs w:val="22"/>
+          <w:lang w:val="en-GB"/>
+        </w:rPr>
+      </w:pPr>
+      <w:r>
+        <w:rPr>
+          <w:rFonts w:asciiTheme="majorBidi" w:hAnsiTheme="majorBidi" w:cstheme="majorBidi"/>
+          <w:sz w:val="22"/>
+          <w:szCs w:val="22"/>
+          <w:lang w:val="en-GB"/>
+        </w:rPr>
+        <w:t xml:space="preserve">Changes in measurement methodologies between two NDC submissions can also significantly affect the level of emissions a country ultimately targets. Angola provides a clear example: its first NDC defined a 2030 business-as-usual (BAU) level of 110.95 </w:t>
+      </w:r>
+      <w:proofErr w:type="spellStart"/>
+      <w:r>
+        <w:rPr>
+          <w:rFonts w:asciiTheme="majorBidi" w:hAnsiTheme="majorBidi" w:cstheme="majorBidi"/>
+          <w:sz w:val="22"/>
+          <w:szCs w:val="22"/>
+          <w:lang w:val="en-GB"/>
+        </w:rPr>
+        <w:t>MtCO₂eq</w:t>
+      </w:r>
+      <w:proofErr w:type="spellEnd"/>
+      <w:r>
+        <w:rPr>
+          <w:rFonts w:asciiTheme="majorBidi" w:hAnsiTheme="majorBidi" w:cstheme="majorBidi"/>
+          <w:sz w:val="22"/>
+          <w:szCs w:val="22"/>
+          <w:lang w:val="en-GB"/>
+        </w:rPr>
+        <w:t xml:space="preserve">. Later, “improved national inventories, more robust methodologies and enhanced transparency mechanisms” led to a revised BAU estimate of 226.257 </w:t>
+      </w:r>
+      <w:proofErr w:type="spellStart"/>
+      <w:r>
+        <w:rPr>
+          <w:rFonts w:asciiTheme="majorBidi" w:hAnsiTheme="majorBidi" w:cstheme="majorBidi"/>
+          <w:sz w:val="22"/>
+          <w:szCs w:val="22"/>
+          <w:lang w:val="en-GB"/>
+        </w:rPr>
+        <w:t>MtCO₂eq</w:t>
+      </w:r>
+      <w:proofErr w:type="spellEnd"/>
+      <w:r>
+        <w:rPr>
+          <w:rFonts w:asciiTheme="majorBidi" w:hAnsiTheme="majorBidi" w:cstheme="majorBidi"/>
+          <w:sz w:val="22"/>
+          <w:szCs w:val="22"/>
+          <w:lang w:val="en-GB"/>
+        </w:rPr>
+        <w:t xml:space="preserve">, </w:t>
+      </w:r>
+      <w:r>
+        <w:rPr>
+          <w:rFonts w:asciiTheme="majorBidi" w:hAnsiTheme="majorBidi" w:cstheme="majorBidi"/>
+          <w:sz w:val="22"/>
+          <w:szCs w:val="22"/>
+          <w:lang w:val="en-GB"/>
+        </w:rPr>
+        <w:t xml:space="preserve">roughly double the original figure. This recalculation allows the country to claim a higher absolute emissions reduction while committing to a lower mitigation rate, ultimately resulting in higher projected emissions for 2030 or 2035. Using the first NDC, 2030 emissions would have been 88 </w:t>
+      </w:r>
+      <w:proofErr w:type="spellStart"/>
+      <w:r>
+        <w:rPr>
+          <w:rFonts w:asciiTheme="majorBidi" w:hAnsiTheme="majorBidi" w:cstheme="majorBidi"/>
+          <w:sz w:val="22"/>
+          <w:szCs w:val="22"/>
+          <w:lang w:val="en-GB"/>
+        </w:rPr>
+        <w:t>MtCO₂eq</w:t>
+      </w:r>
+      <w:proofErr w:type="spellEnd"/>
+      <w:r>
+        <w:rPr>
+          <w:rFonts w:asciiTheme="majorBidi" w:hAnsiTheme="majorBidi" w:cstheme="majorBidi"/>
+          <w:sz w:val="22"/>
+          <w:szCs w:val="22"/>
+          <w:lang w:val="en-GB"/>
+        </w:rPr>
+        <w:t xml:space="preserve"> (unconditional) and 71 </w:t>
+      </w:r>
+      <w:proofErr w:type="spellStart"/>
+      <w:r>
+        <w:rPr>
+          <w:rFonts w:asciiTheme="majorBidi" w:hAnsiTheme="majorBidi" w:cstheme="majorBidi"/>
+          <w:sz w:val="22"/>
+          <w:szCs w:val="22"/>
+          <w:lang w:val="en-GB"/>
+        </w:rPr>
+        <w:t>MtCO₂eq</w:t>
+      </w:r>
+      <w:proofErr w:type="spellEnd"/>
+      <w:r>
+        <w:rPr>
+          <w:rFonts w:asciiTheme="majorBidi" w:hAnsiTheme="majorBidi" w:cstheme="majorBidi"/>
+          <w:sz w:val="22"/>
+          <w:szCs w:val="22"/>
+          <w:lang w:val="en-GB"/>
+        </w:rPr>
+        <w:t xml:space="preserve"> (conditional). By contrast, assuming a linear trajectory from the 2035 target in the latest NDC back to 2020, the implied 2030 levels rise to 202 </w:t>
+      </w:r>
+      <w:proofErr w:type="spellStart"/>
+      <w:r>
+        <w:rPr>
+          <w:rFonts w:asciiTheme="majorBidi" w:hAnsiTheme="majorBidi" w:cstheme="majorBidi"/>
+          <w:sz w:val="22"/>
+          <w:szCs w:val="22"/>
+          <w:lang w:val="en-GB"/>
+        </w:rPr>
+        <w:t>MtCO₂eq</w:t>
+      </w:r>
+      <w:proofErr w:type="spellEnd"/>
+      <w:r>
+        <w:rPr>
+          <w:rFonts w:asciiTheme="majorBidi" w:hAnsiTheme="majorBidi" w:cstheme="majorBidi"/>
+          <w:sz w:val="22"/>
+          <w:szCs w:val="22"/>
+          <w:lang w:val="en-GB"/>
+        </w:rPr>
+        <w:t xml:space="preserve"> (unconditional) and 194 </w:t>
+      </w:r>
+      <w:proofErr w:type="spellStart"/>
+      <w:r>
+        <w:rPr>
+          <w:rFonts w:asciiTheme="majorBidi" w:hAnsiTheme="majorBidi" w:cstheme="majorBidi"/>
+          <w:sz w:val="22"/>
+          <w:szCs w:val="22"/>
+          <w:lang w:val="en-GB"/>
+        </w:rPr>
+        <w:t>MtCO₂eq</w:t>
+      </w:r>
+      <w:proofErr w:type="spellEnd"/>
+      <w:r>
+        <w:rPr>
+          <w:rFonts w:asciiTheme="majorBidi" w:hAnsiTheme="majorBidi" w:cstheme="majorBidi"/>
+          <w:sz w:val="22"/>
+          <w:szCs w:val="22"/>
+          <w:lang w:val="en-GB"/>
+        </w:rPr>
+        <w:t xml:space="preserve"> (conditional).</w:t>
+      </w:r>
+    </w:p>
+    <w:p>
+      <w:pPr>
+        <w:rPr>
+          <w:rFonts w:asciiTheme="majorBidi" w:hAnsiTheme="majorBidi" w:cstheme="majorBidi"/>
+          <w:sz w:val="22"/>
+          <w:szCs w:val="22"/>
+          <w:lang w:val="en-GB"/>
+        </w:rPr>
+      </w:pPr>
+    </w:p>
+    <w:p>
+      <w:pPr>
+        <w:jc w:val="both"/>
+        <w:rPr>
+          <w:rFonts w:asciiTheme="majorBidi" w:hAnsiTheme="majorBidi" w:cstheme="majorBidi"/>
+          <w:sz w:val="22"/>
+          <w:szCs w:val="22"/>
+          <w:lang w:val="en-GB"/>
+        </w:rPr>
+      </w:pPr>
+      <w:r>
+        <w:rPr>
+          <w:rFonts w:asciiTheme="majorBidi" w:hAnsiTheme="majorBidi" w:cstheme="majorBidi"/>
+          <w:sz w:val="22"/>
+          <w:szCs w:val="22"/>
+          <w:lang w:val="en-GB"/>
+        </w:rPr>
+        <w:t>This methodological shift leads to a substantial decrease in ambition between the two NDC submissions and contributes to widening the gap between current commitments and a pathway consistent with limiting warming to 1.5°C.</w:t>
+      </w:r>
+      <w:r>
+        <w:rPr>
+          <w:rFonts w:asciiTheme="majorBidi" w:hAnsiTheme="majorBidi" w:cstheme="majorBidi"/>
+          <w:sz w:val="22"/>
+          <w:szCs w:val="22"/>
+          <w:lang w:val="en-GB"/>
+        </w:rPr>
+        <w:t xml:space="preserve"> It also challenges the stipulation of the Paris Agreement that successive NDCs shall represent an improvement on the previous NDC.</w:t>
+      </w:r>
+    </w:p>
+    <w:p>
+      <w:pPr>
+        <w:jc w:val="both"/>
+        <w:rPr>
+          <w:rFonts w:asciiTheme="majorBidi" w:hAnsiTheme="majorBidi" w:cstheme="majorBidi"/>
+          <w:sz w:val="22"/>
+          <w:szCs w:val="22"/>
+          <w:lang w:val="en-GB"/>
+        </w:rPr>
+      </w:pPr>
+    </w:p>
+    <w:p>
+      <w:pPr>
+        <w:pStyle w:val="Paragraphedeliste"/>
+        <w:numPr>
+          <w:ilvl w:val="0"/>
+          <w:numId w:val="5"/>
+        </w:numPr>
+        <w:jc w:val="both"/>
+        <w:rPr>
+          <w:rFonts w:asciiTheme="majorBidi" w:hAnsiTheme="majorBidi" w:cstheme="majorBidi"/>
+          <w:i/>
+          <w:iCs/>
+          <w:sz w:val="22"/>
+          <w:szCs w:val="22"/>
+          <w:lang w:val="en-GB"/>
+        </w:rPr>
+      </w:pPr>
+      <w:r>
+        <w:rPr>
+          <w:rFonts w:asciiTheme="majorBidi" w:hAnsiTheme="majorBidi" w:cstheme="majorBidi"/>
+          <w:i/>
+          <w:iCs/>
+          <w:sz w:val="22"/>
+          <w:szCs w:val="22"/>
+          <w:lang w:val="en-GB"/>
+        </w:rPr>
+        <w:t>Discrepancies</w:t>
+      </w:r>
+      <w:r>
+        <w:rPr>
+          <w:rFonts w:asciiTheme="majorBidi" w:hAnsiTheme="majorBidi" w:cstheme="majorBidi"/>
+          <w:i/>
+          <w:iCs/>
+          <w:sz w:val="22"/>
+          <w:szCs w:val="22"/>
+          <w:lang w:val="en-GB"/>
+        </w:rPr>
+        <w:t xml:space="preserve"> between sources</w:t>
+      </w:r>
+    </w:p>
+    <w:p>
+      <w:pPr>
+        <w:jc w:val="both"/>
+        <w:rPr>
+          <w:rFonts w:asciiTheme="majorBidi" w:hAnsiTheme="majorBidi" w:cstheme="majorBidi"/>
+          <w:sz w:val="22"/>
+          <w:szCs w:val="22"/>
+          <w:lang w:val="en-GB"/>
+        </w:rPr>
+      </w:pPr>
+    </w:p>
+    <w:p>
+      <w:pPr>
+        <w:jc w:val="both"/>
+        <w:rPr>
+          <w:rFonts w:asciiTheme="majorBidi" w:hAnsiTheme="majorBidi" w:cstheme="majorBidi"/>
+          <w:sz w:val="22"/>
+          <w:szCs w:val="22"/>
+          <w:lang w:val="en-GB"/>
+        </w:rPr>
+      </w:pPr>
+      <w:r>
+        <w:rPr>
+          <w:rFonts w:asciiTheme="majorBidi" w:hAnsiTheme="majorBidi" w:cstheme="majorBidi"/>
+          <w:sz w:val="22"/>
+          <w:szCs w:val="22"/>
+          <w:lang w:val="en-GB"/>
+        </w:rPr>
+        <w:t>Differences in GWP versions, uncertaint</w:t>
+      </w:r>
+      <w:r>
+        <w:rPr>
+          <w:rFonts w:asciiTheme="majorBidi" w:hAnsiTheme="majorBidi" w:cstheme="majorBidi"/>
+          <w:sz w:val="22"/>
+          <w:szCs w:val="22"/>
+          <w:lang w:val="en-GB"/>
+        </w:rPr>
+        <w:t>ies</w:t>
+      </w:r>
+      <w:r>
+        <w:rPr>
+          <w:rFonts w:asciiTheme="majorBidi" w:hAnsiTheme="majorBidi" w:cstheme="majorBidi"/>
+          <w:sz w:val="22"/>
+          <w:szCs w:val="22"/>
+          <w:lang w:val="en-GB"/>
+        </w:rPr>
+        <w:t xml:space="preserve"> around LULUCF levels, and the conversion of sector-specific targets into economy-wide figures generate discrepancies across independent assessments. We prioritised values from official NDCs, then from </w:t>
+      </w:r>
+      <w:r>
+        <w:rPr>
+          <w:rFonts w:asciiTheme="majorBidi" w:hAnsiTheme="majorBidi" w:cstheme="majorBidi"/>
+          <w:sz w:val="22"/>
+          <w:szCs w:val="22"/>
+          <w:lang w:val="en-GB"/>
+        </w:rPr>
+        <w:t>Biennial Transparency Reports (</w:t>
+      </w:r>
+      <w:r>
+        <w:rPr>
+          <w:rFonts w:asciiTheme="majorBidi" w:hAnsiTheme="majorBidi" w:cstheme="majorBidi"/>
+          <w:sz w:val="22"/>
+          <w:szCs w:val="22"/>
+          <w:lang w:val="en-GB"/>
+        </w:rPr>
+        <w:t>BTRs</w:t>
+      </w:r>
+      <w:r>
+        <w:rPr>
+          <w:rFonts w:asciiTheme="majorBidi" w:hAnsiTheme="majorBidi" w:cstheme="majorBidi"/>
+          <w:sz w:val="22"/>
+          <w:szCs w:val="22"/>
+          <w:lang w:val="en-GB"/>
+        </w:rPr>
+        <w:t>)</w:t>
+      </w:r>
+      <w:r>
+        <w:rPr>
+          <w:rFonts w:asciiTheme="majorBidi" w:hAnsiTheme="majorBidi" w:cstheme="majorBidi"/>
+          <w:sz w:val="22"/>
+          <w:szCs w:val="22"/>
+          <w:lang w:val="en-GB"/>
+        </w:rPr>
+        <w:t xml:space="preserve"> or </w:t>
+      </w:r>
+      <w:r>
+        <w:rPr>
+          <w:rFonts w:asciiTheme="majorBidi" w:hAnsiTheme="majorBidi" w:cstheme="majorBidi"/>
+          <w:sz w:val="22"/>
+          <w:szCs w:val="22"/>
+          <w:lang w:val="en-GB"/>
+        </w:rPr>
+        <w:t xml:space="preserve">other </w:t>
+      </w:r>
+      <w:r>
+        <w:rPr>
+          <w:rFonts w:asciiTheme="majorBidi" w:hAnsiTheme="majorBidi" w:cstheme="majorBidi"/>
+          <w:sz w:val="22"/>
+          <w:szCs w:val="22"/>
+          <w:lang w:val="en-GB"/>
+        </w:rPr>
+        <w:t>documents</w:t>
+      </w:r>
+      <w:r>
+        <w:rPr>
+          <w:rFonts w:asciiTheme="majorBidi" w:hAnsiTheme="majorBidi" w:cstheme="majorBidi"/>
+          <w:sz w:val="22"/>
+          <w:szCs w:val="22"/>
+          <w:lang w:val="en-GB"/>
+        </w:rPr>
+        <w:t xml:space="preserve"> submitted to the UNFCCC</w:t>
+      </w:r>
+      <w:r>
+        <w:rPr>
+          <w:rFonts w:asciiTheme="majorBidi" w:hAnsiTheme="majorBidi" w:cstheme="majorBidi"/>
+          <w:sz w:val="22"/>
+          <w:szCs w:val="22"/>
+          <w:lang w:val="en-GB"/>
+        </w:rPr>
+        <w:t>. When data remained missing, we used CAT, followed by Climate Analytics, PLANT, Climate Resource, PBL, or Nascimento et al. (2024), depending on methodological clarity.</w:t>
+      </w:r>
+    </w:p>
+    <w:p>
+      <w:pPr>
+        <w:jc w:val="both"/>
+        <w:rPr>
+          <w:rFonts w:asciiTheme="majorBidi" w:hAnsiTheme="majorBidi" w:cstheme="majorBidi"/>
+          <w:sz w:val="22"/>
+          <w:szCs w:val="22"/>
+          <w:lang w:val="en-GB"/>
+        </w:rPr>
+      </w:pPr>
+    </w:p>
+    <w:p>
+      <w:pPr>
+        <w:jc w:val="both"/>
+        <w:rPr>
+          <w:rFonts w:asciiTheme="majorBidi" w:hAnsiTheme="majorBidi" w:cstheme="majorBidi"/>
+          <w:sz w:val="22"/>
+          <w:szCs w:val="22"/>
+          <w:lang w:val="en-GB"/>
+        </w:rPr>
+      </w:pPr>
+      <w:r>
+        <w:rPr>
+          <w:rFonts w:asciiTheme="majorBidi" w:hAnsiTheme="majorBidi" w:cstheme="majorBidi"/>
+          <w:sz w:val="22"/>
+          <w:szCs w:val="22"/>
+          <w:lang w:val="en-GB"/>
+        </w:rPr>
+        <w:t>The divergence across these sources reflect</w:t>
+      </w:r>
+      <w:r>
+        <w:rPr>
+          <w:rFonts w:asciiTheme="majorBidi" w:hAnsiTheme="majorBidi" w:cstheme="majorBidi"/>
+          <w:sz w:val="22"/>
+          <w:szCs w:val="22"/>
+          <w:lang w:val="en-GB"/>
+        </w:rPr>
+        <w:t>s</w:t>
+      </w:r>
+      <w:r>
+        <w:rPr>
+          <w:rFonts w:asciiTheme="majorBidi" w:hAnsiTheme="majorBidi" w:cstheme="majorBidi"/>
+          <w:sz w:val="22"/>
+          <w:szCs w:val="22"/>
+          <w:lang w:val="en-GB"/>
+        </w:rPr>
+        <w:t xml:space="preserve"> the lack of standardisation in countries’ reporting practices.</w:t>
+      </w:r>
+    </w:p>
+    <w:p>
+      <w:pPr>
+        <w:jc w:val="both"/>
+        <w:rPr>
+          <w:rFonts w:asciiTheme="majorBidi" w:hAnsiTheme="majorBidi" w:cstheme="majorBidi"/>
+          <w:sz w:val="22"/>
+          <w:szCs w:val="22"/>
+          <w:lang w:val="en-GB"/>
+        </w:rPr>
+      </w:pPr>
+      <w:r>
+        <w:rPr>
+          <w:rFonts w:asciiTheme="majorBidi" w:hAnsiTheme="majorBidi" w:cstheme="majorBidi"/>
+          <w:sz w:val="22"/>
+          <w:szCs w:val="22"/>
+          <w:lang w:val="en-GB"/>
+        </w:rPr>
+        <w:t xml:space="preserve">If countries were to indicate an economy-wide 2030 and 2035 targets in their NDCs, </w:t>
+      </w:r>
+      <w:r>
+        <w:rPr>
+          <w:rFonts w:asciiTheme="majorBidi" w:hAnsiTheme="majorBidi" w:cstheme="majorBidi"/>
+          <w:sz w:val="22"/>
+          <w:szCs w:val="22"/>
+          <w:lang w:val="en-GB"/>
+        </w:rPr>
+        <w:t xml:space="preserve">along </w:t>
+      </w:r>
+      <w:r>
+        <w:rPr>
+          <w:rFonts w:asciiTheme="majorBidi" w:hAnsiTheme="majorBidi" w:cstheme="majorBidi"/>
+          <w:sz w:val="22"/>
+          <w:szCs w:val="22"/>
+          <w:lang w:val="en-GB"/>
+        </w:rPr>
+        <w:t>with</w:t>
+      </w:r>
+      <w:r>
+        <w:rPr>
+          <w:rFonts w:asciiTheme="majorBidi" w:hAnsiTheme="majorBidi" w:cstheme="majorBidi"/>
+          <w:sz w:val="22"/>
+          <w:szCs w:val="22"/>
+          <w:lang w:val="en-GB"/>
+        </w:rPr>
+        <w:t xml:space="preserve"> a description of how each secto</w:t>
+      </w:r>
+      <w:r>
+        <w:rPr>
+          <w:rFonts w:asciiTheme="majorBidi" w:hAnsiTheme="majorBidi" w:cstheme="majorBidi"/>
+          <w:sz w:val="22"/>
+          <w:szCs w:val="22"/>
+          <w:lang w:val="en-GB"/>
+        </w:rPr>
+        <w:t>r contributes</w:t>
+      </w:r>
+      <w:r>
+        <w:rPr>
+          <w:rFonts w:asciiTheme="majorBidi" w:hAnsiTheme="majorBidi" w:cstheme="majorBidi"/>
+          <w:sz w:val="22"/>
+          <w:szCs w:val="22"/>
+          <w:lang w:val="en-GB"/>
+        </w:rPr>
+        <w:t xml:space="preserve"> to achiev</w:t>
+      </w:r>
+      <w:r>
+        <w:rPr>
+          <w:rFonts w:asciiTheme="majorBidi" w:hAnsiTheme="majorBidi" w:cstheme="majorBidi"/>
+          <w:sz w:val="22"/>
+          <w:szCs w:val="22"/>
+          <w:lang w:val="en-GB"/>
+        </w:rPr>
+        <w:t>ing</w:t>
+      </w:r>
+      <w:r>
+        <w:rPr>
+          <w:rFonts w:asciiTheme="majorBidi" w:hAnsiTheme="majorBidi" w:cstheme="majorBidi"/>
+          <w:sz w:val="22"/>
+          <w:szCs w:val="22"/>
+          <w:lang w:val="en-GB"/>
+        </w:rPr>
+        <w:t xml:space="preserve"> </w:t>
+      </w:r>
+      <w:r>
+        <w:rPr>
+          <w:rFonts w:asciiTheme="majorBidi" w:hAnsiTheme="majorBidi" w:cstheme="majorBidi"/>
+          <w:sz w:val="22"/>
+          <w:szCs w:val="22"/>
+          <w:lang w:val="en-GB"/>
+        </w:rPr>
+        <w:t>them</w:t>
+      </w:r>
+      <w:r>
+        <w:rPr>
+          <w:rFonts w:asciiTheme="majorBidi" w:hAnsiTheme="majorBidi" w:cstheme="majorBidi"/>
+          <w:sz w:val="22"/>
+          <w:szCs w:val="22"/>
+          <w:lang w:val="en-GB"/>
+        </w:rPr>
+        <w:t xml:space="preserve">, assessing </w:t>
+      </w:r>
+      <w:r>
+        <w:rPr>
+          <w:rFonts w:asciiTheme="majorBidi" w:hAnsiTheme="majorBidi" w:cstheme="majorBidi"/>
+          <w:sz w:val="22"/>
+          <w:szCs w:val="22"/>
+          <w:lang w:val="en-GB"/>
+        </w:rPr>
+        <w:t>whether</w:t>
+      </w:r>
+      <w:r>
+        <w:rPr>
+          <w:rFonts w:asciiTheme="majorBidi" w:hAnsiTheme="majorBidi" w:cstheme="majorBidi"/>
+          <w:sz w:val="22"/>
+          <w:szCs w:val="22"/>
+          <w:lang w:val="en-GB"/>
+        </w:rPr>
+        <w:t xml:space="preserve"> NDCs are </w:t>
+      </w:r>
+      <w:r>
+        <w:rPr>
+          <w:rFonts w:asciiTheme="majorBidi" w:hAnsiTheme="majorBidi" w:cstheme="majorBidi"/>
+          <w:sz w:val="22"/>
+          <w:szCs w:val="22"/>
+          <w:lang w:val="en-GB"/>
+        </w:rPr>
+        <w:t>aligned</w:t>
+      </w:r>
+      <w:r>
+        <w:rPr>
+          <w:rFonts w:asciiTheme="majorBidi" w:hAnsiTheme="majorBidi" w:cstheme="majorBidi"/>
+          <w:sz w:val="22"/>
+          <w:szCs w:val="22"/>
+          <w:lang w:val="en-GB"/>
+        </w:rPr>
+        <w:t xml:space="preserve"> with the Paris Agreement goals would be more reliable and less </w:t>
+      </w:r>
+      <w:r>
+        <w:rPr>
+          <w:rFonts w:asciiTheme="majorBidi" w:hAnsiTheme="majorBidi" w:cstheme="majorBidi"/>
+          <w:sz w:val="22"/>
+          <w:szCs w:val="22"/>
+          <w:lang w:val="en-GB"/>
+        </w:rPr>
+        <w:t>dependent</w:t>
+      </w:r>
+      <w:r>
+        <w:rPr>
+          <w:rFonts w:asciiTheme="majorBidi" w:hAnsiTheme="majorBidi" w:cstheme="majorBidi"/>
+          <w:sz w:val="22"/>
+          <w:szCs w:val="22"/>
+          <w:lang w:val="en-GB"/>
+        </w:rPr>
+        <w:t xml:space="preserve"> on assumption</w:t>
+      </w:r>
+      <w:r>
+        <w:rPr>
+          <w:rFonts w:asciiTheme="majorBidi" w:hAnsiTheme="majorBidi" w:cstheme="majorBidi"/>
+          <w:sz w:val="22"/>
+          <w:szCs w:val="22"/>
+          <w:lang w:val="en-GB"/>
+        </w:rPr>
+        <w:t>s</w:t>
+      </w:r>
+      <w:r>
+        <w:rPr>
+          <w:rFonts w:asciiTheme="majorBidi" w:hAnsiTheme="majorBidi" w:cstheme="majorBidi"/>
+          <w:sz w:val="22"/>
+          <w:szCs w:val="22"/>
+          <w:lang w:val="en-GB"/>
+        </w:rPr>
+        <w:t>.</w:t>
+      </w:r>
+      <w:r>
+        <w:rPr>
+          <w:lang w:val="en-GB"/>
+        </w:rPr>
+        <w:t xml:space="preserve"> </w:t>
+      </w:r>
+      <w:r>
+        <w:rPr>
+          <w:rFonts w:asciiTheme="majorBidi" w:hAnsiTheme="majorBidi" w:cstheme="majorBidi"/>
+          <w:sz w:val="22"/>
+          <w:szCs w:val="22"/>
+          <w:lang w:val="en-GB"/>
+        </w:rPr>
+        <w:t>It would also make it easier to identify each country’s reliance on carbon sinks.</w:t>
+      </w:r>
+    </w:p>
+    <w:p>
+      <w:pPr>
+        <w:jc w:val="both"/>
+        <w:rPr>
+          <w:rFonts w:asciiTheme="majorBidi" w:hAnsiTheme="majorBidi" w:cstheme="majorBidi"/>
+          <w:sz w:val="22"/>
+          <w:szCs w:val="22"/>
+          <w:lang w:val="en-GB"/>
+        </w:rPr>
+      </w:pPr>
+    </w:p>
+    <w:p>
+      <w:pPr>
+        <w:jc w:val="both"/>
+        <w:rPr>
+          <w:rFonts w:asciiTheme="majorBidi" w:hAnsiTheme="majorBidi" w:cstheme="majorBidi"/>
+          <w:sz w:val="22"/>
+          <w:szCs w:val="22"/>
+          <w:lang w:val="en-GB"/>
+        </w:rPr>
+      </w:pPr>
+      <w:r>
+        <w:rPr>
+          <w:rFonts w:asciiTheme="majorBidi" w:hAnsiTheme="majorBidi" w:cstheme="majorBidi"/>
+          <w:sz w:val="22"/>
+          <w:szCs w:val="22"/>
+          <w:lang w:val="en-GB"/>
+        </w:rPr>
+        <w:t>Another question that arises</w:t>
+      </w:r>
+      <w:r>
+        <w:rPr>
+          <w:rFonts w:asciiTheme="majorBidi" w:hAnsiTheme="majorBidi" w:cstheme="majorBidi"/>
+          <w:sz w:val="22"/>
+          <w:szCs w:val="22"/>
+          <w:lang w:val="en-GB"/>
+        </w:rPr>
+        <w:t xml:space="preserve"> from discrepancies in how each Party defines its target</w:t>
+      </w:r>
+      <w:r>
+        <w:rPr>
+          <w:rFonts w:asciiTheme="majorBidi" w:hAnsiTheme="majorBidi" w:cstheme="majorBidi"/>
+          <w:sz w:val="22"/>
+          <w:szCs w:val="22"/>
+          <w:lang w:val="en-GB"/>
+        </w:rPr>
+        <w:t xml:space="preserve"> is the following: </w:t>
+      </w:r>
+      <w:r>
+        <w:rPr>
+          <w:rFonts w:asciiTheme="majorBidi" w:hAnsiTheme="majorBidi" w:cstheme="majorBidi"/>
+          <w:sz w:val="22"/>
+          <w:szCs w:val="22"/>
+          <w:lang w:val="en-GB"/>
+        </w:rPr>
+        <w:t xml:space="preserve">If each Party is expected to submit an emissions-reduction target compatible with the global 1.5°C trajectory, by what criteria can </w:t>
+      </w:r>
+      <w:r>
+        <w:rPr>
+          <w:rFonts w:asciiTheme="majorBidi" w:hAnsiTheme="majorBidi" w:cstheme="majorBidi"/>
+          <w:sz w:val="22"/>
+          <w:szCs w:val="22"/>
+          <w:lang w:val="en-GB"/>
+        </w:rPr>
+        <w:t>it</w:t>
+      </w:r>
+      <w:r>
+        <w:rPr>
+          <w:rFonts w:asciiTheme="majorBidi" w:hAnsiTheme="majorBidi" w:cstheme="majorBidi"/>
+          <w:sz w:val="22"/>
+          <w:szCs w:val="22"/>
+          <w:lang w:val="en-GB"/>
+        </w:rPr>
+        <w:t xml:space="preserve"> assess the fair weight of its contribution to this collective objective?</w:t>
+      </w:r>
+      <w:r>
+        <w:rPr>
+          <w:rFonts w:asciiTheme="majorBidi" w:hAnsiTheme="majorBidi" w:cstheme="majorBidi"/>
+          <w:sz w:val="22"/>
+          <w:szCs w:val="22"/>
+          <w:lang w:val="en-GB"/>
+        </w:rPr>
+        <w:t xml:space="preserve"> </w:t>
+      </w:r>
+      <w:r>
+        <w:rPr>
+          <w:rFonts w:asciiTheme="majorBidi" w:hAnsiTheme="majorBidi" w:cstheme="majorBidi"/>
+          <w:sz w:val="22"/>
+          <w:szCs w:val="22"/>
+          <w:lang w:val="en-GB"/>
+        </w:rPr>
+        <w:t xml:space="preserve">And how can the aggregated target be in line with the Paris Agreement if Parties use different effort </w:t>
+      </w:r>
+      <w:r>
+        <w:rPr>
+          <w:rFonts w:asciiTheme="majorBidi" w:hAnsiTheme="majorBidi" w:cstheme="majorBidi"/>
+          <w:sz w:val="22"/>
+          <w:szCs w:val="22"/>
+          <w:lang w:val="en-GB"/>
+        </w:rPr>
+        <w:lastRenderedPageBreak/>
+        <w:t>sharing approaches?</w:t>
+      </w:r>
+      <w:r>
+        <w:rPr>
+          <w:rFonts w:asciiTheme="majorBidi" w:hAnsiTheme="majorBidi" w:cstheme="majorBidi"/>
+          <w:sz w:val="22"/>
+          <w:szCs w:val="22"/>
+          <w:lang w:val="en-GB"/>
+        </w:rPr>
+        <w:t xml:space="preserve"> Previous works have been made on this subject. Herrera et al. (2025) show that, for NDCs submitted until December 2023, </w:t>
+      </w:r>
+      <w:r>
+        <w:rPr>
+          <w:rFonts w:asciiTheme="majorBidi" w:hAnsiTheme="majorBidi" w:cstheme="majorBidi"/>
+          <w:sz w:val="22"/>
+          <w:szCs w:val="22"/>
+          <w:lang w:val="en-GB"/>
+        </w:rPr>
+        <w:t xml:space="preserve">most of the countries providing reference on fairness are </w:t>
+      </w:r>
+      <w:r>
+        <w:rPr>
+          <w:rFonts w:asciiTheme="majorBidi" w:hAnsiTheme="majorBidi" w:cstheme="majorBidi"/>
+          <w:sz w:val="22"/>
+          <w:szCs w:val="22"/>
+          <w:lang w:val="en-GB"/>
+        </w:rPr>
+        <w:t>the ones with the least historical responsibility</w:t>
+      </w:r>
+      <w:r>
+        <w:rPr>
+          <w:rFonts w:asciiTheme="majorBidi" w:hAnsiTheme="majorBidi" w:cstheme="majorBidi"/>
+          <w:sz w:val="22"/>
+          <w:szCs w:val="22"/>
+          <w:lang w:val="en-GB"/>
+        </w:rPr>
+        <w:t>. The authors also underline that</w:t>
+      </w:r>
+      <w:r>
+        <w:rPr>
+          <w:rFonts w:asciiTheme="majorBidi" w:hAnsiTheme="majorBidi" w:cstheme="majorBidi"/>
+          <w:sz w:val="22"/>
+          <w:szCs w:val="22"/>
+          <w:lang w:val="en-GB"/>
+        </w:rPr>
+        <w:t xml:space="preserve"> Parties tend to pick the indicators of fairness that justify their ambition and avoid the ones that would imply a higher one. </w:t>
+      </w:r>
+      <w:r>
+        <w:rPr>
+          <w:rFonts w:asciiTheme="majorBidi" w:hAnsiTheme="majorBidi" w:cstheme="majorBidi"/>
+          <w:sz w:val="22"/>
+          <w:szCs w:val="22"/>
+          <w:lang w:val="en-GB"/>
+        </w:rPr>
+        <w:t xml:space="preserve">This results quite logically in a gap between pledges and a </w:t>
+      </w:r>
+      <w:r>
+        <w:rPr>
+          <w:rFonts w:asciiTheme="majorBidi" w:hAnsiTheme="majorBidi" w:cstheme="majorBidi"/>
+          <w:sz w:val="22"/>
+          <w:szCs w:val="22"/>
+          <w:lang w:val="en-GB"/>
+        </w:rPr>
+        <w:t xml:space="preserve">1.5°C </w:t>
+      </w:r>
+      <w:r>
+        <w:rPr>
+          <w:rFonts w:asciiTheme="majorBidi" w:hAnsiTheme="majorBidi" w:cstheme="majorBidi"/>
+          <w:sz w:val="22"/>
+          <w:szCs w:val="22"/>
+          <w:lang w:val="en-GB"/>
+        </w:rPr>
+        <w:t>fair share</w:t>
+      </w:r>
+      <w:r>
+        <w:rPr>
+          <w:rFonts w:asciiTheme="majorBidi" w:hAnsiTheme="majorBidi" w:cstheme="majorBidi"/>
+          <w:sz w:val="22"/>
+          <w:szCs w:val="22"/>
+          <w:lang w:val="en-GB"/>
+        </w:rPr>
+        <w:t xml:space="preserve"> pathway</w:t>
+      </w:r>
+      <w:r>
+        <w:rPr>
+          <w:rFonts w:asciiTheme="majorBidi" w:hAnsiTheme="majorBidi" w:cstheme="majorBidi"/>
+          <w:sz w:val="22"/>
+          <w:szCs w:val="22"/>
+          <w:lang w:val="en-GB"/>
+        </w:rPr>
+        <w:t>, as shown by CAT. The latter assesses each NDC against a “fair share” contribution based on published scientific literature</w:t>
+      </w:r>
+      <w:r>
+        <w:rPr>
+          <w:rFonts w:asciiTheme="majorBidi" w:hAnsiTheme="majorBidi" w:cstheme="majorBidi"/>
+          <w:sz w:val="22"/>
+          <w:szCs w:val="22"/>
+          <w:lang w:val="en-GB"/>
+        </w:rPr>
+        <w:t xml:space="preserve">, taking into account </w:t>
+      </w:r>
+      <w:r>
+        <w:rPr>
+          <w:rFonts w:asciiTheme="majorBidi" w:hAnsiTheme="majorBidi" w:cstheme="majorBidi"/>
+          <w:sz w:val="22"/>
+          <w:szCs w:val="22"/>
+          <w:lang w:val="en-GB"/>
+        </w:rPr>
+        <w:t>different effort sharing approache</w:t>
+      </w:r>
+      <w:r>
+        <w:rPr>
+          <w:rFonts w:asciiTheme="majorBidi" w:hAnsiTheme="majorBidi" w:cstheme="majorBidi"/>
+          <w:sz w:val="22"/>
+          <w:szCs w:val="22"/>
+          <w:lang w:val="en-GB"/>
+        </w:rPr>
+        <w:t>s</w:t>
+      </w:r>
+      <w:r>
+        <w:rPr>
+          <w:rFonts w:asciiTheme="majorBidi" w:hAnsiTheme="majorBidi" w:cstheme="majorBidi"/>
+          <w:sz w:val="22"/>
+          <w:szCs w:val="22"/>
+          <w:lang w:val="en-GB"/>
+        </w:rPr>
+        <w:t xml:space="preserve"> such as historical responsibility or equal cumulative per</w:t>
+      </w:r>
+      <w:r>
+        <w:rPr>
+          <w:rFonts w:asciiTheme="majorBidi" w:hAnsiTheme="majorBidi" w:cstheme="majorBidi"/>
+          <w:sz w:val="22"/>
+          <w:szCs w:val="22"/>
+          <w:lang w:val="en-GB"/>
+        </w:rPr>
+        <w:t>-</w:t>
+      </w:r>
+      <w:r>
+        <w:rPr>
+          <w:rFonts w:asciiTheme="majorBidi" w:hAnsiTheme="majorBidi" w:cstheme="majorBidi"/>
+          <w:sz w:val="22"/>
+          <w:szCs w:val="22"/>
+          <w:lang w:val="en-GB"/>
+        </w:rPr>
+        <w:t>capita emissions.</w:t>
+      </w:r>
+    </w:p>
+    <w:p>
+      <w:pPr>
+        <w:jc w:val="both"/>
+        <w:rPr>
+          <w:rFonts w:asciiTheme="majorBidi" w:hAnsiTheme="majorBidi" w:cstheme="majorBidi"/>
+          <w:sz w:val="22"/>
+          <w:szCs w:val="22"/>
+          <w:lang w:val="en-GB"/>
+        </w:rPr>
+      </w:pPr>
+    </w:p>
+    <w:p>
+      <w:pPr>
+        <w:jc w:val="both"/>
+        <w:rPr>
+          <w:rFonts w:asciiTheme="majorBidi" w:hAnsiTheme="majorBidi" w:cstheme="majorBidi"/>
+          <w:sz w:val="22"/>
+          <w:szCs w:val="22"/>
+          <w:lang w:val="en-GB"/>
+        </w:rPr>
+      </w:pPr>
+      <w:r>
+        <w:rPr>
+          <w:rFonts w:asciiTheme="majorBidi" w:hAnsiTheme="majorBidi" w:cstheme="majorBidi"/>
+          <w:sz w:val="22"/>
+          <w:szCs w:val="22"/>
+          <w:lang w:val="en-GB"/>
+        </w:rPr>
+        <w:t xml:space="preserve">This issue </w:t>
+      </w:r>
+      <w:r>
+        <w:rPr>
+          <w:rFonts w:asciiTheme="majorBidi" w:hAnsiTheme="majorBidi" w:cstheme="majorBidi"/>
+          <w:sz w:val="22"/>
+          <w:szCs w:val="22"/>
+          <w:lang w:val="en-GB"/>
+        </w:rPr>
+        <w:t xml:space="preserve">again </w:t>
+      </w:r>
+      <w:r>
+        <w:rPr>
+          <w:rFonts w:asciiTheme="majorBidi" w:hAnsiTheme="majorBidi" w:cstheme="majorBidi"/>
+          <w:sz w:val="22"/>
+          <w:szCs w:val="22"/>
+          <w:lang w:val="en-GB"/>
+        </w:rPr>
+        <w:t xml:space="preserve">highlights the need </w:t>
+      </w:r>
+      <w:r>
+        <w:rPr>
+          <w:rFonts w:asciiTheme="majorBidi" w:hAnsiTheme="majorBidi" w:cstheme="majorBidi"/>
+          <w:sz w:val="22"/>
+          <w:szCs w:val="22"/>
+          <w:lang w:val="en-GB"/>
+        </w:rPr>
+        <w:t>for greater</w:t>
+      </w:r>
+      <w:r>
+        <w:rPr>
+          <w:rFonts w:asciiTheme="majorBidi" w:hAnsiTheme="majorBidi" w:cstheme="majorBidi"/>
+          <w:sz w:val="22"/>
+          <w:szCs w:val="22"/>
+          <w:lang w:val="en-GB"/>
+        </w:rPr>
+        <w:t xml:space="preserve"> uniformity </w:t>
+      </w:r>
+      <w:r>
+        <w:rPr>
+          <w:rFonts w:asciiTheme="majorBidi" w:hAnsiTheme="majorBidi" w:cstheme="majorBidi"/>
+          <w:sz w:val="22"/>
+          <w:szCs w:val="22"/>
+          <w:lang w:val="en-GB"/>
+        </w:rPr>
+        <w:t>across</w:t>
+      </w:r>
+      <w:r>
+        <w:rPr>
+          <w:rFonts w:asciiTheme="majorBidi" w:hAnsiTheme="majorBidi" w:cstheme="majorBidi"/>
+          <w:sz w:val="22"/>
+          <w:szCs w:val="22"/>
+          <w:lang w:val="en-GB"/>
+        </w:rPr>
+        <w:t xml:space="preserve"> NDCs</w:t>
+      </w:r>
+      <w:r>
+        <w:rPr>
+          <w:rFonts w:asciiTheme="majorBidi" w:hAnsiTheme="majorBidi" w:cstheme="majorBidi"/>
+          <w:sz w:val="22"/>
+          <w:szCs w:val="22"/>
+          <w:lang w:val="en-GB"/>
+        </w:rPr>
+        <w:t>, as well as for more quantified targets and clearer descriptions of the methodologies used to derive them.</w:t>
       </w:r>
     </w:p>
     <w:p>
@@ -2450,110 +3664,78 @@
           <w:bCs/>
           <w:lang w:val="en-GB"/>
         </w:rPr>
-        <w:t>Main difficulties and limits encountered</w:t>
-      </w:r>
-    </w:p>
-    <w:p>
-      <w:pPr>
-        <w:jc w:val="both"/>
-        <w:rPr>
-          <w:rFonts w:asciiTheme="majorBidi" w:hAnsiTheme="majorBidi" w:cstheme="majorBidi"/>
-          <w:sz w:val="22"/>
-          <w:szCs w:val="22"/>
-          <w:lang w:val="en-GB"/>
-        </w:rPr>
-      </w:pPr>
-    </w:p>
-    <w:p>
-      <w:pPr>
-        <w:pStyle w:val="Paragraphedeliste"/>
-        <w:numPr>
-          <w:ilvl w:val="0"/>
-          <w:numId w:val="5"/>
-        </w:numPr>
-        <w:jc w:val="both"/>
-        <w:rPr>
-          <w:rFonts w:asciiTheme="majorBidi" w:hAnsiTheme="majorBidi" w:cstheme="majorBidi"/>
-          <w:i/>
-          <w:iCs/>
-          <w:sz w:val="22"/>
-          <w:szCs w:val="22"/>
-          <w:lang w:val="en-GB"/>
-        </w:rPr>
-      </w:pPr>
-      <w:r>
-        <w:rPr>
-          <w:rFonts w:asciiTheme="majorBidi" w:hAnsiTheme="majorBidi" w:cstheme="majorBidi"/>
-          <w:i/>
-          <w:iCs/>
-          <w:sz w:val="22"/>
-          <w:szCs w:val="22"/>
-          <w:lang w:val="en-GB"/>
-        </w:rPr>
-        <w:t>The LULUCF sector</w:t>
-      </w:r>
-    </w:p>
-    <w:p>
-      <w:pPr>
-        <w:jc w:val="both"/>
-        <w:rPr>
-          <w:rFonts w:asciiTheme="majorBidi" w:hAnsiTheme="majorBidi" w:cstheme="majorBidi"/>
-          <w:sz w:val="22"/>
-          <w:szCs w:val="22"/>
-          <w:lang w:val="en-GB"/>
-        </w:rPr>
-      </w:pPr>
-    </w:p>
-    <w:p>
-      <w:pPr>
-        <w:jc w:val="both"/>
-        <w:rPr>
-          <w:rFonts w:asciiTheme="majorBidi" w:hAnsiTheme="majorBidi" w:cstheme="majorBidi"/>
-          <w:sz w:val="22"/>
-          <w:szCs w:val="22"/>
-          <w:lang w:val="en-GB"/>
-        </w:rPr>
-      </w:pPr>
-      <w:r>
-        <w:rPr>
-          <w:rFonts w:asciiTheme="majorBidi" w:hAnsiTheme="majorBidi" w:cstheme="majorBidi"/>
-          <w:sz w:val="22"/>
-          <w:szCs w:val="22"/>
-          <w:lang w:val="en-GB"/>
-        </w:rPr>
-        <w:t>Converting NDCs into consistent economy-wide numerical targets proved challenging, as very few countries present their targets in this form or explain how each sector contributes to the total. Some, like Egypt, commit to reductions only in certain sectors. Others, like Iran, provide mitigation percentages without specifying the baseline or BAU to which they apply.</w:t>
-      </w:r>
-    </w:p>
-    <w:p>
-      <w:pPr>
-        <w:ind w:firstLine="360"/>
-        <w:jc w:val="both"/>
-        <w:rPr>
-          <w:rFonts w:asciiTheme="majorBidi" w:hAnsiTheme="majorBidi" w:cstheme="majorBidi"/>
-          <w:sz w:val="22"/>
-          <w:szCs w:val="22"/>
-          <w:lang w:val="en-GB"/>
-        </w:rPr>
-      </w:pPr>
-    </w:p>
-    <w:p>
-      <w:pPr>
-        <w:jc w:val="both"/>
-        <w:rPr>
-          <w:rFonts w:asciiTheme="majorBidi" w:hAnsiTheme="majorBidi" w:cstheme="majorBidi"/>
-          <w:sz w:val="22"/>
-          <w:szCs w:val="22"/>
-          <w:lang w:val="en-GB"/>
-        </w:rPr>
-      </w:pPr>
-      <w:r>
-        <w:rPr>
-          <w:rFonts w:asciiTheme="majorBidi" w:hAnsiTheme="majorBidi" w:cstheme="majorBidi"/>
-          <w:sz w:val="22"/>
-          <w:szCs w:val="22"/>
-          <w:lang w:val="en-GB"/>
-        </w:rPr>
-        <w:t>We also identified inconsistencies between BAU and target accounting. Cameroon’s NDC, for example, excludes LULUCF from the BAU but includes LULUCF mitigation in the final target. Canada uses a “</w:t>
+        <w:t>Further improvements</w:t>
+      </w:r>
+    </w:p>
+    <w:p>
+      <w:pPr>
+        <w:jc w:val="both"/>
+        <w:rPr>
+          <w:rFonts w:asciiTheme="majorBidi" w:hAnsiTheme="majorBidi" w:cstheme="majorBidi"/>
+          <w:sz w:val="22"/>
+          <w:szCs w:val="22"/>
+          <w:lang w:val="en-GB"/>
+        </w:rPr>
+      </w:pPr>
+    </w:p>
+    <w:p>
+      <w:pPr>
+        <w:jc w:val="both"/>
+        <w:rPr>
+          <w:rFonts w:asciiTheme="majorBidi" w:hAnsiTheme="majorBidi" w:cstheme="majorBidi"/>
+          <w:sz w:val="22"/>
+          <w:szCs w:val="22"/>
+          <w:lang w:val="en-GB"/>
+        </w:rPr>
+      </w:pPr>
+      <w:r>
+        <w:rPr>
+          <w:rFonts w:asciiTheme="majorBidi" w:hAnsiTheme="majorBidi" w:cstheme="majorBidi"/>
+          <w:sz w:val="22"/>
+          <w:szCs w:val="22"/>
+          <w:lang w:val="en-GB"/>
+        </w:rPr>
+        <w:t xml:space="preserve">While this work aims at providing a detailed and </w:t>
+      </w:r>
+      <w:r>
+        <w:rPr>
+          <w:rFonts w:asciiTheme="majorBidi" w:hAnsiTheme="majorBidi" w:cstheme="majorBidi"/>
+          <w:sz w:val="22"/>
+          <w:szCs w:val="22"/>
+          <w:lang w:val="en-GB"/>
+        </w:rPr>
+        <w:t xml:space="preserve">extensive database on NDCs, further improvements are needed to enhance comparability and complete missing values. </w:t>
+      </w:r>
+    </w:p>
+    <w:p>
+      <w:pPr>
+        <w:jc w:val="both"/>
+        <w:rPr>
+          <w:rFonts w:asciiTheme="majorBidi" w:hAnsiTheme="majorBidi" w:cstheme="majorBidi"/>
+          <w:sz w:val="22"/>
+          <w:szCs w:val="22"/>
+          <w:lang w:val="en-GB"/>
+        </w:rPr>
+      </w:pPr>
+    </w:p>
+    <w:p>
+      <w:pPr>
+        <w:jc w:val="both"/>
+        <w:rPr>
+          <w:rFonts w:asciiTheme="majorBidi" w:hAnsiTheme="majorBidi" w:cstheme="majorBidi"/>
+          <w:sz w:val="22"/>
+          <w:szCs w:val="22"/>
+          <w:lang w:val="en-GB"/>
+        </w:rPr>
+      </w:pPr>
+      <w:r>
+        <w:rPr>
+          <w:rFonts w:asciiTheme="majorBidi" w:hAnsiTheme="majorBidi" w:cstheme="majorBidi"/>
+          <w:sz w:val="22"/>
+          <w:szCs w:val="22"/>
+          <w:lang w:val="en-GB"/>
+        </w:rPr>
+        <w:t xml:space="preserve">First, all the blank cells do not necessarily mean that the value is missing. Many countries </w:t>
       </w:r>
       <w:proofErr w:type="gramStart"/>
       <w:r>
@@ -2563,7 +3745,7 @@
           <w:szCs w:val="22"/>
           <w:lang w:val="en-GB"/>
         </w:rPr>
-        <w:t>gross-net</w:t>
+        <w:t>have not been assessed</w:t>
       </w:r>
       <w:proofErr w:type="gramEnd"/>
       <w:r>
@@ -2573,149 +3755,186 @@
           <w:szCs w:val="22"/>
           <w:lang w:val="en-GB"/>
         </w:rPr>
-        <w:t xml:space="preserve">” approach: its 2005 base year excludes LULUCF, but the 2035 target includes it. As CAT notes, this approach can inflate ambition by relying on land sinks rather than actual reductions in fossil fuel emissions. </w:t>
-      </w:r>
-    </w:p>
-    <w:p>
-      <w:pPr>
-        <w:jc w:val="both"/>
-        <w:rPr>
-          <w:rFonts w:asciiTheme="majorBidi" w:hAnsiTheme="majorBidi" w:cstheme="majorBidi"/>
-          <w:sz w:val="22"/>
-          <w:szCs w:val="22"/>
-          <w:lang w:val="en-GB"/>
-        </w:rPr>
-      </w:pPr>
-    </w:p>
-    <w:p>
-      <w:pPr>
-        <w:jc w:val="both"/>
-        <w:rPr>
-          <w:rFonts w:asciiTheme="majorBidi" w:hAnsiTheme="majorBidi" w:cstheme="majorBidi"/>
-          <w:sz w:val="22"/>
-          <w:szCs w:val="22"/>
-          <w:lang w:val="en-GB"/>
-        </w:rPr>
-      </w:pPr>
-      <w:r>
-        <w:rPr>
-          <w:rFonts w:asciiTheme="majorBidi" w:hAnsiTheme="majorBidi" w:cstheme="majorBidi"/>
-          <w:sz w:val="22"/>
-          <w:szCs w:val="22"/>
-          <w:lang w:val="en-GB"/>
-        </w:rPr>
-        <w:t xml:space="preserve">These inconsistencies illustrate how LULUCF accounting can be strategically used </w:t>
-      </w:r>
-      <w:r>
-        <w:rPr>
-          <w:rFonts w:asciiTheme="majorBidi" w:hAnsiTheme="majorBidi" w:cstheme="majorBidi"/>
-          <w:sz w:val="22"/>
-          <w:szCs w:val="22"/>
-          <w:lang w:val="en-GB"/>
-        </w:rPr>
-        <w:t xml:space="preserve">and how it can influence the reported ambition of an NDC. </w:t>
-      </w:r>
-    </w:p>
-    <w:p>
-      <w:pPr>
-        <w:jc w:val="both"/>
-        <w:rPr>
-          <w:rFonts w:asciiTheme="majorBidi" w:hAnsiTheme="majorBidi" w:cstheme="majorBidi"/>
-          <w:sz w:val="22"/>
-          <w:szCs w:val="22"/>
-          <w:lang w:val="en-GB"/>
-        </w:rPr>
-      </w:pPr>
-    </w:p>
-    <w:p>
-      <w:pPr>
-        <w:pStyle w:val="Paragraphedeliste"/>
-        <w:numPr>
-          <w:ilvl w:val="0"/>
-          <w:numId w:val="5"/>
-        </w:numPr>
-        <w:jc w:val="both"/>
-        <w:rPr>
-          <w:rFonts w:asciiTheme="majorBidi" w:hAnsiTheme="majorBidi" w:cstheme="majorBidi"/>
-          <w:i/>
-          <w:iCs/>
-          <w:sz w:val="22"/>
-          <w:szCs w:val="22"/>
-          <w:lang w:val="en-GB"/>
-        </w:rPr>
-      </w:pPr>
-      <w:r>
-        <w:rPr>
-          <w:rFonts w:asciiTheme="majorBidi" w:hAnsiTheme="majorBidi" w:cstheme="majorBidi"/>
-          <w:i/>
-          <w:iCs/>
-          <w:sz w:val="22"/>
-          <w:szCs w:val="22"/>
-          <w:lang w:val="en-GB"/>
-        </w:rPr>
-        <w:t>GWP values</w:t>
-      </w:r>
-    </w:p>
-    <w:p>
-      <w:pPr>
-        <w:jc w:val="both"/>
-        <w:rPr>
-          <w:rFonts w:asciiTheme="majorBidi" w:hAnsiTheme="majorBidi" w:cstheme="majorBidi"/>
-          <w:sz w:val="22"/>
-          <w:szCs w:val="22"/>
-          <w:lang w:val="en-GB"/>
-        </w:rPr>
-      </w:pPr>
-    </w:p>
-    <w:p>
-      <w:pPr>
-        <w:jc w:val="both"/>
-        <w:rPr>
-          <w:rFonts w:asciiTheme="majorBidi" w:hAnsiTheme="majorBidi" w:cstheme="majorBidi"/>
-          <w:sz w:val="22"/>
-          <w:szCs w:val="22"/>
-          <w:lang w:val="en-GB"/>
-        </w:rPr>
-      </w:pPr>
-      <w:r>
-        <w:rPr>
-          <w:rFonts w:asciiTheme="majorBidi" w:hAnsiTheme="majorBidi" w:cstheme="majorBidi"/>
-          <w:sz w:val="22"/>
-          <w:szCs w:val="22"/>
-          <w:lang w:val="en-GB"/>
-        </w:rPr>
-        <w:t>To calculate national GHG emissions, gases must be converted into CO₂-equivalent using Global Warming Potential (GWP) values, which are periodically updated by the IPCC. Countries therefore use different GWP versions, making direct comparison difficult. CAT resolves this by converting all emissions to AR4 GWP values.</w:t>
-      </w:r>
-    </w:p>
-    <w:p>
-      <w:pPr>
-        <w:jc w:val="both"/>
-        <w:rPr>
-          <w:rFonts w:asciiTheme="majorBidi" w:hAnsiTheme="majorBidi" w:cstheme="majorBidi"/>
-          <w:sz w:val="22"/>
-          <w:szCs w:val="22"/>
-          <w:lang w:val="en-GB"/>
-        </w:rPr>
-      </w:pPr>
-    </w:p>
-    <w:p>
-      <w:pPr>
-        <w:jc w:val="both"/>
-        <w:rPr>
-          <w:rFonts w:asciiTheme="majorBidi" w:hAnsiTheme="majorBidi" w:cstheme="majorBidi"/>
-          <w:sz w:val="22"/>
-          <w:szCs w:val="22"/>
-          <w:lang w:val="en-GB"/>
-        </w:rPr>
-      </w:pPr>
-      <w:r>
-        <w:rPr>
-          <w:rFonts w:asciiTheme="majorBidi" w:hAnsiTheme="majorBidi" w:cstheme="majorBidi"/>
-          <w:sz w:val="22"/>
-          <w:szCs w:val="22"/>
-          <w:lang w:val="en-GB"/>
-        </w:rPr>
-        <w:t>In this project, we use the emissions figures reported directly in each NDC whenever they are available, without applying any conversions. For the 40 countries assessed by CAT, we systematically compared CAT’s estimates with the targets stated in the NDCs. This cross-check was necessary because we required values excluding LULUCF, which are often not explicitly provided in the NDC documents.</w:t>
+        <w:t xml:space="preserve">. Moreover, the columns referring to the amount needed to implement the NDC have been added after the beginning of the work, and so the information has not been automatically collected for all the countries assessed. </w:t>
+      </w:r>
+      <w:r>
+        <w:rPr>
+          <w:rFonts w:asciiTheme="majorBidi" w:hAnsiTheme="majorBidi" w:cstheme="majorBidi"/>
+          <w:sz w:val="22"/>
+          <w:szCs w:val="22"/>
+          <w:lang w:val="en-GB"/>
+        </w:rPr>
+        <w:t>It would</w:t>
+      </w:r>
+      <w:r>
+        <w:rPr>
+          <w:rFonts w:asciiTheme="majorBidi" w:hAnsiTheme="majorBidi" w:cstheme="majorBidi"/>
+          <w:sz w:val="22"/>
+          <w:szCs w:val="22"/>
+          <w:lang w:val="en-GB"/>
+        </w:rPr>
+        <w:t xml:space="preserve"> also</w:t>
+      </w:r>
+      <w:r>
+        <w:rPr>
+          <w:rFonts w:asciiTheme="majorBidi" w:hAnsiTheme="majorBidi" w:cstheme="majorBidi"/>
+          <w:sz w:val="22"/>
+          <w:szCs w:val="22"/>
+          <w:lang w:val="en-GB"/>
+        </w:rPr>
+        <w:t xml:space="preserve"> be useful to specify the type of financing (grants, loa</w:t>
+      </w:r>
+      <w:r>
+        <w:rPr>
+          <w:rFonts w:asciiTheme="majorBidi" w:hAnsiTheme="majorBidi" w:cstheme="majorBidi"/>
+          <w:sz w:val="22"/>
+          <w:szCs w:val="22"/>
+          <w:lang w:val="en-GB"/>
+        </w:rPr>
+        <w:t>ns</w:t>
+      </w:r>
+      <w:r>
+        <w:rPr>
+          <w:rFonts w:asciiTheme="majorBidi" w:hAnsiTheme="majorBidi" w:cstheme="majorBidi"/>
+          <w:sz w:val="22"/>
+          <w:szCs w:val="22"/>
+          <w:lang w:val="en-GB"/>
+        </w:rPr>
+        <w:t>…).</w:t>
+      </w:r>
+    </w:p>
+    <w:p>
+      <w:pPr>
+        <w:jc w:val="both"/>
+        <w:rPr>
+          <w:rFonts w:asciiTheme="majorBidi" w:hAnsiTheme="majorBidi" w:cstheme="majorBidi"/>
+          <w:sz w:val="22"/>
+          <w:szCs w:val="22"/>
+          <w:lang w:val="en-GB"/>
+        </w:rPr>
+      </w:pPr>
+    </w:p>
+    <w:p>
+      <w:pPr>
+        <w:jc w:val="both"/>
+        <w:rPr>
+          <w:rFonts w:asciiTheme="majorBidi" w:hAnsiTheme="majorBidi" w:cstheme="majorBidi"/>
+          <w:sz w:val="22"/>
+          <w:szCs w:val="22"/>
+          <w:lang w:val="en-GB"/>
+        </w:rPr>
+      </w:pPr>
+      <w:r>
+        <w:rPr>
+          <w:rFonts w:asciiTheme="majorBidi" w:hAnsiTheme="majorBidi" w:cstheme="majorBidi"/>
+          <w:sz w:val="22"/>
+          <w:szCs w:val="22"/>
+          <w:lang w:val="en-GB"/>
+        </w:rPr>
+        <w:t xml:space="preserve">Second, </w:t>
+      </w:r>
+      <w:r>
+        <w:rPr>
+          <w:rFonts w:asciiTheme="majorBidi" w:hAnsiTheme="majorBidi" w:cstheme="majorBidi"/>
+          <w:sz w:val="22"/>
+          <w:szCs w:val="22"/>
+          <w:lang w:val="en-GB"/>
+        </w:rPr>
+        <w:t>harmonising targets under a single GWP version</w:t>
+      </w:r>
+      <w:r>
+        <w:rPr>
+          <w:rFonts w:asciiTheme="majorBidi" w:hAnsiTheme="majorBidi" w:cstheme="majorBidi"/>
+          <w:sz w:val="22"/>
+          <w:szCs w:val="22"/>
+          <w:lang w:val="en-GB"/>
+        </w:rPr>
+        <w:t xml:space="preserve">, </w:t>
+      </w:r>
+      <w:r>
+        <w:rPr>
+          <w:rFonts w:asciiTheme="majorBidi" w:hAnsiTheme="majorBidi" w:cstheme="majorBidi"/>
+          <w:sz w:val="22"/>
+          <w:szCs w:val="22"/>
+          <w:lang w:val="en-GB"/>
+        </w:rPr>
+        <w:t>once the “GWP value used” column is fully populated</w:t>
+      </w:r>
+      <w:r>
+        <w:rPr>
+          <w:rFonts w:asciiTheme="majorBidi" w:hAnsiTheme="majorBidi" w:cstheme="majorBidi"/>
+          <w:sz w:val="22"/>
+          <w:szCs w:val="22"/>
+          <w:lang w:val="en-GB"/>
+        </w:rPr>
+        <w:t xml:space="preserve">, </w:t>
+      </w:r>
+      <w:r>
+        <w:rPr>
+          <w:rFonts w:asciiTheme="majorBidi" w:hAnsiTheme="majorBidi" w:cstheme="majorBidi"/>
+          <w:sz w:val="22"/>
+          <w:szCs w:val="22"/>
+          <w:lang w:val="en-GB"/>
+        </w:rPr>
+        <w:t xml:space="preserve">would significantly improve comparability. </w:t>
+      </w:r>
+    </w:p>
+    <w:p>
+      <w:pPr>
+        <w:jc w:val="both"/>
+        <w:rPr>
+          <w:rFonts w:asciiTheme="majorBidi" w:hAnsiTheme="majorBidi" w:cstheme="majorBidi"/>
+          <w:sz w:val="22"/>
+          <w:szCs w:val="22"/>
+          <w:lang w:val="en-GB"/>
+        </w:rPr>
+      </w:pPr>
+    </w:p>
+    <w:p>
+      <w:pPr>
+        <w:jc w:val="both"/>
+        <w:rPr>
+          <w:rFonts w:asciiTheme="majorBidi" w:hAnsiTheme="majorBidi" w:cstheme="majorBidi"/>
+          <w:sz w:val="22"/>
+          <w:szCs w:val="22"/>
+          <w:lang w:val="en-GB"/>
+        </w:rPr>
+      </w:pPr>
+      <w:r>
+        <w:rPr>
+          <w:rFonts w:asciiTheme="majorBidi" w:hAnsiTheme="majorBidi" w:cstheme="majorBidi"/>
+          <w:sz w:val="22"/>
+          <w:szCs w:val="22"/>
+          <w:lang w:val="en-GB"/>
+        </w:rPr>
+        <w:t>F</w:t>
+      </w:r>
+      <w:r>
+        <w:rPr>
+          <w:rFonts w:asciiTheme="majorBidi" w:hAnsiTheme="majorBidi" w:cstheme="majorBidi"/>
+          <w:sz w:val="22"/>
+          <w:szCs w:val="22"/>
+          <w:lang w:val="en-GB"/>
+        </w:rPr>
+        <w:t xml:space="preserve">urther work could examine how the international aviation and maritime are, or are not, treated in the NDCs and report </w:t>
+      </w:r>
+      <w:r>
+        <w:rPr>
+          <w:rFonts w:asciiTheme="majorBidi" w:hAnsiTheme="majorBidi" w:cstheme="majorBidi"/>
+          <w:sz w:val="22"/>
+          <w:szCs w:val="22"/>
+          <w:lang w:val="en-GB"/>
+        </w:rPr>
+        <w:t>IMO’s and ICAO’s targets</w:t>
+      </w:r>
+      <w:r>
+        <w:rPr>
+          <w:rFonts w:asciiTheme="majorBidi" w:hAnsiTheme="majorBidi" w:cstheme="majorBidi"/>
+          <w:sz w:val="22"/>
+          <w:szCs w:val="22"/>
+          <w:lang w:val="en-GB"/>
+        </w:rPr>
+        <w:t>.</w:t>
       </w:r>
       <w:r>
         <w:rPr>
@@ -2726,1185 +3945,72 @@
         </w:rPr>
         <w:t xml:space="preserve"> </w:t>
       </w:r>
-      <w:r>
-        <w:rPr>
-          <w:rFonts w:asciiTheme="majorBidi" w:hAnsiTheme="majorBidi" w:cstheme="majorBidi"/>
-          <w:sz w:val="22"/>
-          <w:szCs w:val="22"/>
-          <w:lang w:val="en-GB"/>
-        </w:rPr>
-        <w:t xml:space="preserve">Then, if the information was still missing, we relied on other official documents submitted to the UNFCCC, like BTR, BUR and the </w:t>
-      </w:r>
-      <w:r>
-        <w:rPr>
-          <w:rFonts w:asciiTheme="majorBidi" w:hAnsiTheme="majorBidi" w:cstheme="majorBidi"/>
-          <w:sz w:val="22"/>
-          <w:szCs w:val="22"/>
-          <w:lang w:val="en-GB"/>
-        </w:rPr>
-        <w:t>1.5°C National Pathway Explorer</w:t>
-      </w:r>
-      <w:r>
-        <w:rPr>
-          <w:rFonts w:asciiTheme="majorBidi" w:hAnsiTheme="majorBidi" w:cstheme="majorBidi"/>
-          <w:sz w:val="22"/>
-          <w:szCs w:val="22"/>
-          <w:lang w:val="en-GB"/>
-        </w:rPr>
-        <w:t>.</w:t>
-      </w:r>
-    </w:p>
-    <w:p>
-      <w:pPr>
-        <w:jc w:val="both"/>
-        <w:rPr>
-          <w:rFonts w:asciiTheme="majorBidi" w:hAnsiTheme="majorBidi" w:cstheme="majorBidi"/>
-          <w:sz w:val="22"/>
-          <w:szCs w:val="22"/>
-          <w:lang w:val="en-GB"/>
-        </w:rPr>
-      </w:pPr>
-    </w:p>
-    <w:p>
-      <w:pPr>
-        <w:jc w:val="both"/>
-        <w:rPr>
-          <w:rFonts w:asciiTheme="majorBidi" w:hAnsiTheme="majorBidi" w:cstheme="majorBidi"/>
-          <w:sz w:val="22"/>
-          <w:szCs w:val="22"/>
-          <w:lang w:val="en-GB"/>
-        </w:rPr>
-      </w:pPr>
-      <w:r>
-        <w:rPr>
-          <w:rFonts w:asciiTheme="majorBidi" w:hAnsiTheme="majorBidi" w:cstheme="majorBidi"/>
-          <w:sz w:val="22"/>
-          <w:szCs w:val="22"/>
-          <w:lang w:val="en-GB"/>
-        </w:rPr>
-        <w:t>A significant improvement would be to systematically fill the “GWP value used” column and harmonise all figures under a single GWP version.</w:t>
-      </w:r>
-    </w:p>
-    <w:p>
-      <w:pPr>
-        <w:jc w:val="both"/>
-        <w:rPr>
-          <w:rFonts w:asciiTheme="majorBidi" w:hAnsiTheme="majorBidi" w:cstheme="majorBidi"/>
-          <w:sz w:val="22"/>
-          <w:szCs w:val="22"/>
-          <w:lang w:val="en-GB"/>
-        </w:rPr>
-      </w:pPr>
-    </w:p>
-    <w:p>
-      <w:pPr>
-        <w:pStyle w:val="Paragraphedeliste"/>
-        <w:numPr>
-          <w:ilvl w:val="0"/>
-          <w:numId w:val="5"/>
-        </w:numPr>
-        <w:jc w:val="both"/>
-        <w:rPr>
-          <w:rFonts w:asciiTheme="majorBidi" w:hAnsiTheme="majorBidi" w:cstheme="majorBidi"/>
-          <w:i/>
-          <w:iCs/>
-          <w:sz w:val="22"/>
-          <w:szCs w:val="22"/>
-          <w:lang w:val="en-GB"/>
-        </w:rPr>
-      </w:pPr>
-      <w:r>
-        <w:rPr>
-          <w:rFonts w:asciiTheme="majorBidi" w:hAnsiTheme="majorBidi" w:cstheme="majorBidi"/>
-          <w:i/>
-          <w:iCs/>
-          <w:sz w:val="22"/>
-          <w:szCs w:val="22"/>
-          <w:lang w:val="en-GB"/>
-        </w:rPr>
-        <w:t>Impact</w:t>
-      </w:r>
-      <w:r>
-        <w:rPr>
-          <w:rFonts w:asciiTheme="majorBidi" w:hAnsiTheme="majorBidi" w:cstheme="majorBidi"/>
-          <w:i/>
-          <w:iCs/>
-          <w:sz w:val="22"/>
-          <w:szCs w:val="22"/>
-          <w:lang w:val="en-GB"/>
-        </w:rPr>
-        <w:t>s</w:t>
-      </w:r>
-      <w:r>
-        <w:rPr>
-          <w:rFonts w:asciiTheme="majorBidi" w:hAnsiTheme="majorBidi" w:cstheme="majorBidi"/>
-          <w:i/>
-          <w:iCs/>
-          <w:sz w:val="22"/>
-          <w:szCs w:val="22"/>
-          <w:lang w:val="en-GB"/>
-        </w:rPr>
-        <w:t xml:space="preserve"> of changes in accounting methodology</w:t>
-      </w:r>
-    </w:p>
-    <w:p>
-      <w:pPr>
-        <w:rPr>
-          <w:rFonts w:asciiTheme="majorBidi" w:hAnsiTheme="majorBidi" w:cstheme="majorBidi"/>
-          <w:sz w:val="22"/>
-          <w:szCs w:val="22"/>
-          <w:lang w:val="en-GB"/>
-        </w:rPr>
-      </w:pPr>
-    </w:p>
-    <w:p>
-      <w:pPr>
-        <w:jc w:val="both"/>
-        <w:rPr>
-          <w:rFonts w:asciiTheme="majorBidi" w:hAnsiTheme="majorBidi" w:cstheme="majorBidi"/>
-          <w:sz w:val="22"/>
-          <w:szCs w:val="22"/>
-          <w:lang w:val="en-GB"/>
-        </w:rPr>
-      </w:pPr>
-      <w:r>
-        <w:rPr>
-          <w:rFonts w:asciiTheme="majorBidi" w:hAnsiTheme="majorBidi" w:cstheme="majorBidi"/>
-          <w:sz w:val="22"/>
-          <w:szCs w:val="22"/>
-          <w:lang w:val="en-GB"/>
-        </w:rPr>
-        <w:t xml:space="preserve">Changes in measurement methodologies between two NDC submissions can also significantly affect the level of emissions a country ultimately targets. Angola provides a clear example: its first NDC defined a 2030 business-as-usual (BAU) level of 110.95 </w:t>
-      </w:r>
-      <w:proofErr w:type="spellStart"/>
-      <w:r>
-        <w:rPr>
-          <w:rFonts w:asciiTheme="majorBidi" w:hAnsiTheme="majorBidi" w:cstheme="majorBidi"/>
-          <w:sz w:val="22"/>
-          <w:szCs w:val="22"/>
-          <w:lang w:val="en-GB"/>
-        </w:rPr>
-        <w:t>MtCO₂eq</w:t>
-      </w:r>
-      <w:proofErr w:type="spellEnd"/>
-      <w:r>
-        <w:rPr>
-          <w:rFonts w:asciiTheme="majorBidi" w:hAnsiTheme="majorBidi" w:cstheme="majorBidi"/>
-          <w:sz w:val="22"/>
-          <w:szCs w:val="22"/>
-          <w:lang w:val="en-GB"/>
-        </w:rPr>
-        <w:t>. Later, “</w:t>
-      </w:r>
-      <w:commentRangeStart w:id="1"/>
-      <w:r>
-        <w:rPr>
-          <w:rFonts w:asciiTheme="majorBidi" w:hAnsiTheme="majorBidi" w:cstheme="majorBidi"/>
-          <w:sz w:val="22"/>
-          <w:szCs w:val="22"/>
-          <w:lang w:val="en-GB"/>
-        </w:rPr>
-        <w:t>improved national inventories, more robust methodologies and enhanced transparency mechanisms</w:t>
-      </w:r>
-      <w:commentRangeEnd w:id="1"/>
-      <w:r>
-        <w:rPr>
-          <w:rStyle w:val="Marquedecommentaire"/>
-        </w:rPr>
-        <w:commentReference w:id="1"/>
-      </w:r>
-      <w:r>
-        <w:rPr>
-          <w:rFonts w:asciiTheme="majorBidi" w:hAnsiTheme="majorBidi" w:cstheme="majorBidi"/>
-          <w:sz w:val="22"/>
-          <w:szCs w:val="22"/>
-          <w:lang w:val="en-GB"/>
-        </w:rPr>
-        <w:t xml:space="preserve">” led to a revised BAU estimate of 226.257 </w:t>
-      </w:r>
-      <w:proofErr w:type="spellStart"/>
-      <w:r>
-        <w:rPr>
-          <w:rFonts w:asciiTheme="majorBidi" w:hAnsiTheme="majorBidi" w:cstheme="majorBidi"/>
-          <w:sz w:val="22"/>
-          <w:szCs w:val="22"/>
-          <w:lang w:val="en-GB"/>
-        </w:rPr>
-        <w:t>MtCO₂eq</w:t>
-      </w:r>
-      <w:proofErr w:type="spellEnd"/>
-      <w:r>
-        <w:rPr>
-          <w:rFonts w:asciiTheme="majorBidi" w:hAnsiTheme="majorBidi" w:cstheme="majorBidi"/>
-          <w:sz w:val="22"/>
-          <w:szCs w:val="22"/>
-          <w:lang w:val="en-GB"/>
-        </w:rPr>
-        <w:t xml:space="preserve">, </w:t>
-      </w:r>
-      <w:r>
-        <w:rPr>
-          <w:rFonts w:asciiTheme="majorBidi" w:hAnsiTheme="majorBidi" w:cstheme="majorBidi"/>
-          <w:sz w:val="22"/>
-          <w:szCs w:val="22"/>
-          <w:lang w:val="en-GB"/>
-        </w:rPr>
-        <w:t xml:space="preserve">roughly double the original figure. This recalculation allows the country to claim a higher absolute emissions reduction while committing to a lower mitigation rate, ultimately resulting in higher projected emissions for 2030 or 2035. Using the first NDC, 2030 emissions would have been 88 </w:t>
-      </w:r>
-      <w:proofErr w:type="spellStart"/>
-      <w:r>
-        <w:rPr>
-          <w:rFonts w:asciiTheme="majorBidi" w:hAnsiTheme="majorBidi" w:cstheme="majorBidi"/>
-          <w:sz w:val="22"/>
-          <w:szCs w:val="22"/>
-          <w:lang w:val="en-GB"/>
-        </w:rPr>
-        <w:t>MtCO₂eq</w:t>
-      </w:r>
-      <w:proofErr w:type="spellEnd"/>
-      <w:r>
-        <w:rPr>
-          <w:rFonts w:asciiTheme="majorBidi" w:hAnsiTheme="majorBidi" w:cstheme="majorBidi"/>
-          <w:sz w:val="22"/>
-          <w:szCs w:val="22"/>
-          <w:lang w:val="en-GB"/>
-        </w:rPr>
-        <w:t xml:space="preserve"> (unconditional) and 71 </w:t>
-      </w:r>
-      <w:proofErr w:type="spellStart"/>
-      <w:r>
-        <w:rPr>
-          <w:rFonts w:asciiTheme="majorBidi" w:hAnsiTheme="majorBidi" w:cstheme="majorBidi"/>
-          <w:sz w:val="22"/>
-          <w:szCs w:val="22"/>
-          <w:lang w:val="en-GB"/>
-        </w:rPr>
-        <w:t>MtCO₂eq</w:t>
-      </w:r>
-      <w:proofErr w:type="spellEnd"/>
-      <w:r>
-        <w:rPr>
-          <w:rFonts w:asciiTheme="majorBidi" w:hAnsiTheme="majorBidi" w:cstheme="majorBidi"/>
-          <w:sz w:val="22"/>
-          <w:szCs w:val="22"/>
-          <w:lang w:val="en-GB"/>
-        </w:rPr>
-        <w:t xml:space="preserve"> (conditional). By contrast, assuming a linear trajectory from the 2035 target in the latest NDC back to 2020, the implied 2030 levels rise to 202 </w:t>
-      </w:r>
-      <w:proofErr w:type="spellStart"/>
-      <w:r>
-        <w:rPr>
-          <w:rFonts w:asciiTheme="majorBidi" w:hAnsiTheme="majorBidi" w:cstheme="majorBidi"/>
-          <w:sz w:val="22"/>
-          <w:szCs w:val="22"/>
-          <w:lang w:val="en-GB"/>
-        </w:rPr>
-        <w:t>MtCO₂eq</w:t>
-      </w:r>
-      <w:proofErr w:type="spellEnd"/>
-      <w:r>
-        <w:rPr>
-          <w:rFonts w:asciiTheme="majorBidi" w:hAnsiTheme="majorBidi" w:cstheme="majorBidi"/>
-          <w:sz w:val="22"/>
-          <w:szCs w:val="22"/>
-          <w:lang w:val="en-GB"/>
-        </w:rPr>
-        <w:t xml:space="preserve"> (unconditional) and 194 </w:t>
-      </w:r>
-      <w:proofErr w:type="spellStart"/>
-      <w:r>
-        <w:rPr>
-          <w:rFonts w:asciiTheme="majorBidi" w:hAnsiTheme="majorBidi" w:cstheme="majorBidi"/>
-          <w:sz w:val="22"/>
-          <w:szCs w:val="22"/>
-          <w:lang w:val="en-GB"/>
-        </w:rPr>
-        <w:t>MtCO₂eq</w:t>
-      </w:r>
-      <w:proofErr w:type="spellEnd"/>
-      <w:r>
-        <w:rPr>
-          <w:rFonts w:asciiTheme="majorBidi" w:hAnsiTheme="majorBidi" w:cstheme="majorBidi"/>
-          <w:sz w:val="22"/>
-          <w:szCs w:val="22"/>
-          <w:lang w:val="en-GB"/>
-        </w:rPr>
-        <w:t xml:space="preserve"> (conditional).</w:t>
-      </w:r>
-    </w:p>
-    <w:p>
-      <w:pPr>
-        <w:rPr>
-          <w:rFonts w:asciiTheme="majorBidi" w:hAnsiTheme="majorBidi" w:cstheme="majorBidi"/>
-          <w:sz w:val="22"/>
-          <w:szCs w:val="22"/>
-          <w:lang w:val="en-GB"/>
-        </w:rPr>
-      </w:pPr>
-    </w:p>
-    <w:p>
-      <w:pPr>
-        <w:jc w:val="both"/>
-        <w:rPr>
-          <w:rFonts w:asciiTheme="majorBidi" w:hAnsiTheme="majorBidi" w:cstheme="majorBidi"/>
-          <w:sz w:val="22"/>
-          <w:szCs w:val="22"/>
-          <w:lang w:val="en-GB"/>
-        </w:rPr>
-      </w:pPr>
-      <w:r>
-        <w:rPr>
-          <w:rFonts w:asciiTheme="majorBidi" w:hAnsiTheme="majorBidi" w:cstheme="majorBidi"/>
-          <w:sz w:val="22"/>
-          <w:szCs w:val="22"/>
-          <w:lang w:val="en-GB"/>
-        </w:rPr>
-        <w:t>This methodological shift leads to a substantial decrease in ambition between the two NDC submissions and contributes to widening the gap between current commitments and a pathway consistent with limiting warming to 1.5°C.</w:t>
-      </w:r>
-      <w:r>
-        <w:rPr>
-          <w:rFonts w:asciiTheme="majorBidi" w:hAnsiTheme="majorBidi" w:cstheme="majorBidi"/>
-          <w:sz w:val="22"/>
-          <w:szCs w:val="22"/>
-          <w:lang w:val="en-GB"/>
-        </w:rPr>
-        <w:t xml:space="preserve"> It also challenges the stipulation of the Paris Agreement that successive NDCs shall represent an improvement on the previous NDC.</w:t>
-      </w:r>
-    </w:p>
-    <w:p>
-      <w:pPr>
-        <w:jc w:val="both"/>
-        <w:rPr>
-          <w:rFonts w:asciiTheme="majorBidi" w:hAnsiTheme="majorBidi" w:cstheme="majorBidi"/>
-          <w:sz w:val="22"/>
-          <w:szCs w:val="22"/>
-          <w:lang w:val="en-GB"/>
-        </w:rPr>
-      </w:pPr>
-    </w:p>
-    <w:p>
-      <w:pPr>
-        <w:pStyle w:val="Paragraphedeliste"/>
-        <w:numPr>
-          <w:ilvl w:val="0"/>
-          <w:numId w:val="5"/>
-        </w:numPr>
-        <w:jc w:val="both"/>
-        <w:rPr>
-          <w:rFonts w:asciiTheme="majorBidi" w:hAnsiTheme="majorBidi" w:cstheme="majorBidi"/>
-          <w:i/>
-          <w:iCs/>
-          <w:sz w:val="22"/>
-          <w:szCs w:val="22"/>
-          <w:lang w:val="en-GB"/>
-        </w:rPr>
-      </w:pPr>
-      <w:r>
-        <w:rPr>
-          <w:rFonts w:asciiTheme="majorBidi" w:hAnsiTheme="majorBidi" w:cstheme="majorBidi"/>
-          <w:i/>
-          <w:iCs/>
-          <w:sz w:val="22"/>
-          <w:szCs w:val="22"/>
-          <w:lang w:val="en-GB"/>
-        </w:rPr>
-        <w:t>Discrepancies</w:t>
-      </w:r>
-      <w:r>
-        <w:rPr>
-          <w:rFonts w:asciiTheme="majorBidi" w:hAnsiTheme="majorBidi" w:cstheme="majorBidi"/>
-          <w:i/>
-          <w:iCs/>
-          <w:sz w:val="22"/>
-          <w:szCs w:val="22"/>
-          <w:lang w:val="en-GB"/>
-        </w:rPr>
-        <w:t xml:space="preserve"> between sources</w:t>
-      </w:r>
-    </w:p>
-    <w:p>
-      <w:pPr>
-        <w:jc w:val="both"/>
-        <w:rPr>
-          <w:rFonts w:asciiTheme="majorBidi" w:hAnsiTheme="majorBidi" w:cstheme="majorBidi"/>
-          <w:sz w:val="22"/>
-          <w:szCs w:val="22"/>
-          <w:lang w:val="en-GB"/>
-        </w:rPr>
-      </w:pPr>
-    </w:p>
-    <w:p>
-      <w:pPr>
-        <w:jc w:val="both"/>
-        <w:rPr>
-          <w:rFonts w:asciiTheme="majorBidi" w:hAnsiTheme="majorBidi" w:cstheme="majorBidi"/>
-          <w:sz w:val="22"/>
-          <w:szCs w:val="22"/>
-          <w:lang w:val="en-GB"/>
-        </w:rPr>
-      </w:pPr>
-      <w:r>
-        <w:rPr>
-          <w:rFonts w:asciiTheme="majorBidi" w:hAnsiTheme="majorBidi" w:cstheme="majorBidi"/>
-          <w:sz w:val="22"/>
-          <w:szCs w:val="22"/>
-          <w:lang w:val="en-GB"/>
-        </w:rPr>
-        <w:t>Differences in GWP versions, uncertaint</w:t>
-      </w:r>
-      <w:r>
-        <w:rPr>
-          <w:rFonts w:asciiTheme="majorBidi" w:hAnsiTheme="majorBidi" w:cstheme="majorBidi"/>
-          <w:sz w:val="22"/>
-          <w:szCs w:val="22"/>
-          <w:lang w:val="en-GB"/>
-        </w:rPr>
-        <w:t>ies</w:t>
-      </w:r>
-      <w:r>
-        <w:rPr>
-          <w:rFonts w:asciiTheme="majorBidi" w:hAnsiTheme="majorBidi" w:cstheme="majorBidi"/>
-          <w:sz w:val="22"/>
-          <w:szCs w:val="22"/>
-          <w:lang w:val="en-GB"/>
-        </w:rPr>
-        <w:t xml:space="preserve"> around LULUCF levels, and the conversion of sector-specific targets into economy-wide figures generate discrepancies across independent assessments. We prioritised values from official NDCs, then from </w:t>
-      </w:r>
-      <w:r>
-        <w:rPr>
-          <w:rFonts w:asciiTheme="majorBidi" w:hAnsiTheme="majorBidi" w:cstheme="majorBidi"/>
-          <w:sz w:val="22"/>
-          <w:szCs w:val="22"/>
-          <w:lang w:val="en-GB"/>
-        </w:rPr>
-        <w:t>Biennial Transparency Reports (</w:t>
-      </w:r>
-      <w:commentRangeStart w:id="2"/>
-      <w:r>
-        <w:rPr>
-          <w:rFonts w:asciiTheme="majorBidi" w:hAnsiTheme="majorBidi" w:cstheme="majorBidi"/>
-          <w:sz w:val="22"/>
-          <w:szCs w:val="22"/>
-          <w:lang w:val="en-GB"/>
-        </w:rPr>
-        <w:t>BTRs</w:t>
-      </w:r>
-      <w:r>
-        <w:rPr>
-          <w:rFonts w:asciiTheme="majorBidi" w:hAnsiTheme="majorBidi" w:cstheme="majorBidi"/>
-          <w:sz w:val="22"/>
-          <w:szCs w:val="22"/>
-          <w:lang w:val="en-GB"/>
-        </w:rPr>
-        <w:t>)</w:t>
-      </w:r>
-      <w:r>
-        <w:rPr>
-          <w:rFonts w:asciiTheme="majorBidi" w:hAnsiTheme="majorBidi" w:cstheme="majorBidi"/>
-          <w:sz w:val="22"/>
-          <w:szCs w:val="22"/>
-          <w:lang w:val="en-GB"/>
-        </w:rPr>
-        <w:t xml:space="preserve"> </w:t>
-      </w:r>
-      <w:commentRangeEnd w:id="2"/>
-      <w:r>
-        <w:rPr>
-          <w:rStyle w:val="Marquedecommentaire"/>
-          <w:rFonts w:asciiTheme="majorBidi" w:hAnsiTheme="majorBidi" w:cstheme="majorBidi"/>
-          <w:sz w:val="22"/>
-          <w:szCs w:val="22"/>
-        </w:rPr>
-        <w:commentReference w:id="2"/>
-      </w:r>
-      <w:r>
-        <w:rPr>
-          <w:rFonts w:asciiTheme="majorBidi" w:hAnsiTheme="majorBidi" w:cstheme="majorBidi"/>
-          <w:sz w:val="22"/>
-          <w:szCs w:val="22"/>
-          <w:lang w:val="en-GB"/>
-        </w:rPr>
-        <w:t xml:space="preserve">or </w:t>
-      </w:r>
-      <w:r>
-        <w:rPr>
-          <w:rFonts w:asciiTheme="majorBidi" w:hAnsiTheme="majorBidi" w:cstheme="majorBidi"/>
-          <w:sz w:val="22"/>
-          <w:szCs w:val="22"/>
-          <w:lang w:val="en-GB"/>
-        </w:rPr>
-        <w:t xml:space="preserve">other </w:t>
-      </w:r>
-      <w:r>
-        <w:rPr>
-          <w:rFonts w:asciiTheme="majorBidi" w:hAnsiTheme="majorBidi" w:cstheme="majorBidi"/>
-          <w:sz w:val="22"/>
-          <w:szCs w:val="22"/>
-          <w:lang w:val="en-GB"/>
-        </w:rPr>
-        <w:t>documents</w:t>
-      </w:r>
-      <w:r>
-        <w:rPr>
-          <w:rFonts w:asciiTheme="majorBidi" w:hAnsiTheme="majorBidi" w:cstheme="majorBidi"/>
-          <w:sz w:val="22"/>
-          <w:szCs w:val="22"/>
-          <w:lang w:val="en-GB"/>
-        </w:rPr>
-        <w:t xml:space="preserve"> submitted to the UNFCCC</w:t>
-      </w:r>
-      <w:r>
-        <w:rPr>
-          <w:rFonts w:asciiTheme="majorBidi" w:hAnsiTheme="majorBidi" w:cstheme="majorBidi"/>
-          <w:sz w:val="22"/>
-          <w:szCs w:val="22"/>
-          <w:lang w:val="en-GB"/>
-        </w:rPr>
-        <w:t>. When data remained missing, we used CAT, followed by Climate Analytics, PLANT, Climate Resource, PBL, or Nascimento et al. (2024), depending on methodological clarity.</w:t>
-      </w:r>
-    </w:p>
-    <w:p>
-      <w:pPr>
-        <w:jc w:val="both"/>
-        <w:rPr>
-          <w:rFonts w:asciiTheme="majorBidi" w:hAnsiTheme="majorBidi" w:cstheme="majorBidi"/>
-          <w:sz w:val="22"/>
-          <w:szCs w:val="22"/>
-          <w:lang w:val="en-GB"/>
-        </w:rPr>
-      </w:pPr>
-    </w:p>
-    <w:p>
-      <w:pPr>
-        <w:jc w:val="both"/>
-        <w:rPr>
-          <w:rFonts w:asciiTheme="majorBidi" w:hAnsiTheme="majorBidi" w:cstheme="majorBidi"/>
-          <w:sz w:val="22"/>
-          <w:szCs w:val="22"/>
-          <w:lang w:val="en-GB"/>
-        </w:rPr>
-      </w:pPr>
-      <w:r>
-        <w:rPr>
-          <w:rFonts w:asciiTheme="majorBidi" w:hAnsiTheme="majorBidi" w:cstheme="majorBidi"/>
-          <w:sz w:val="22"/>
-          <w:szCs w:val="22"/>
-          <w:lang w:val="en-GB"/>
-        </w:rPr>
-        <w:t>The divergence across these sources reflect</w:t>
-      </w:r>
-      <w:r>
-        <w:rPr>
-          <w:rFonts w:asciiTheme="majorBidi" w:hAnsiTheme="majorBidi" w:cstheme="majorBidi"/>
-          <w:sz w:val="22"/>
-          <w:szCs w:val="22"/>
-          <w:lang w:val="en-GB"/>
-        </w:rPr>
-        <w:t>s</w:t>
-      </w:r>
-      <w:r>
-        <w:rPr>
-          <w:rFonts w:asciiTheme="majorBidi" w:hAnsiTheme="majorBidi" w:cstheme="majorBidi"/>
-          <w:sz w:val="22"/>
-          <w:szCs w:val="22"/>
-          <w:lang w:val="en-GB"/>
-        </w:rPr>
-        <w:t xml:space="preserve"> the lack of standardisation in countries’ reporting practices.</w:t>
-      </w:r>
-    </w:p>
-    <w:p>
-      <w:pPr>
-        <w:jc w:val="both"/>
-        <w:rPr>
-          <w:rFonts w:asciiTheme="majorBidi" w:hAnsiTheme="majorBidi" w:cstheme="majorBidi"/>
-          <w:sz w:val="22"/>
-          <w:szCs w:val="22"/>
-          <w:lang w:val="en-GB"/>
-        </w:rPr>
-      </w:pPr>
-      <w:r>
-        <w:rPr>
-          <w:rFonts w:asciiTheme="majorBidi" w:hAnsiTheme="majorBidi" w:cstheme="majorBidi"/>
-          <w:sz w:val="22"/>
-          <w:szCs w:val="22"/>
-          <w:lang w:val="en-GB"/>
-        </w:rPr>
-        <w:lastRenderedPageBreak/>
-        <w:t xml:space="preserve">If countries were to indicate an economy-wide 2030 and 2035 </w:t>
-      </w:r>
-      <w:r>
-        <w:rPr>
-          <w:rFonts w:asciiTheme="majorBidi" w:hAnsiTheme="majorBidi" w:cstheme="majorBidi"/>
-          <w:sz w:val="22"/>
-          <w:szCs w:val="22"/>
-          <w:lang w:val="en-GB"/>
-        </w:rPr>
-        <w:t xml:space="preserve">absolute emissions </w:t>
-      </w:r>
-      <w:r>
-        <w:rPr>
-          <w:rFonts w:asciiTheme="majorBidi" w:hAnsiTheme="majorBidi" w:cstheme="majorBidi"/>
-          <w:sz w:val="22"/>
-          <w:szCs w:val="22"/>
-          <w:lang w:val="en-GB"/>
-        </w:rPr>
-        <w:t xml:space="preserve">targets in their NDCs, </w:t>
-      </w:r>
-      <w:r>
-        <w:rPr>
-          <w:rFonts w:asciiTheme="majorBidi" w:hAnsiTheme="majorBidi" w:cstheme="majorBidi"/>
-          <w:sz w:val="22"/>
-          <w:szCs w:val="22"/>
-          <w:lang w:val="en-GB"/>
-        </w:rPr>
-        <w:t xml:space="preserve">along </w:t>
-      </w:r>
-      <w:r>
-        <w:rPr>
-          <w:rFonts w:asciiTheme="majorBidi" w:hAnsiTheme="majorBidi" w:cstheme="majorBidi"/>
-          <w:sz w:val="22"/>
-          <w:szCs w:val="22"/>
-          <w:lang w:val="en-GB"/>
-        </w:rPr>
-        <w:t>with</w:t>
-      </w:r>
-      <w:r>
-        <w:rPr>
-          <w:rFonts w:asciiTheme="majorBidi" w:hAnsiTheme="majorBidi" w:cstheme="majorBidi"/>
-          <w:sz w:val="22"/>
-          <w:szCs w:val="22"/>
-          <w:lang w:val="en-GB"/>
-        </w:rPr>
-        <w:t xml:space="preserve"> a description of how each secto</w:t>
-      </w:r>
-      <w:r>
-        <w:rPr>
-          <w:rFonts w:asciiTheme="majorBidi" w:hAnsiTheme="majorBidi" w:cstheme="majorBidi"/>
-          <w:sz w:val="22"/>
-          <w:szCs w:val="22"/>
-          <w:lang w:val="en-GB"/>
-        </w:rPr>
-        <w:t xml:space="preserve">r </w:t>
-      </w:r>
-      <w:r>
-        <w:rPr>
-          <w:rFonts w:asciiTheme="majorBidi" w:hAnsiTheme="majorBidi" w:cstheme="majorBidi"/>
-          <w:sz w:val="22"/>
-          <w:szCs w:val="22"/>
-          <w:lang w:val="en-GB"/>
-        </w:rPr>
-        <w:t xml:space="preserve">and each gas </w:t>
-      </w:r>
-      <w:r>
-        <w:rPr>
-          <w:rFonts w:asciiTheme="majorBidi" w:hAnsiTheme="majorBidi" w:cstheme="majorBidi"/>
-          <w:sz w:val="22"/>
-          <w:szCs w:val="22"/>
-          <w:lang w:val="en-GB"/>
-        </w:rPr>
-        <w:t>contributes</w:t>
-      </w:r>
-      <w:r>
-        <w:rPr>
-          <w:rFonts w:asciiTheme="majorBidi" w:hAnsiTheme="majorBidi" w:cstheme="majorBidi"/>
-          <w:sz w:val="22"/>
-          <w:szCs w:val="22"/>
-          <w:lang w:val="en-GB"/>
-        </w:rPr>
-        <w:t xml:space="preserve"> to achiev</w:t>
-      </w:r>
-      <w:r>
-        <w:rPr>
-          <w:rFonts w:asciiTheme="majorBidi" w:hAnsiTheme="majorBidi" w:cstheme="majorBidi"/>
-          <w:sz w:val="22"/>
-          <w:szCs w:val="22"/>
-          <w:lang w:val="en-GB"/>
-        </w:rPr>
-        <w:t>ing</w:t>
-      </w:r>
-      <w:r>
-        <w:rPr>
-          <w:rFonts w:asciiTheme="majorBidi" w:hAnsiTheme="majorBidi" w:cstheme="majorBidi"/>
-          <w:sz w:val="22"/>
-          <w:szCs w:val="22"/>
-          <w:lang w:val="en-GB"/>
-        </w:rPr>
-        <w:t xml:space="preserve"> </w:t>
-      </w:r>
-      <w:r>
-        <w:rPr>
-          <w:rFonts w:asciiTheme="majorBidi" w:hAnsiTheme="majorBidi" w:cstheme="majorBidi"/>
-          <w:sz w:val="22"/>
-          <w:szCs w:val="22"/>
-          <w:lang w:val="en-GB"/>
-        </w:rPr>
-        <w:t>them</w:t>
-      </w:r>
-      <w:r>
-        <w:rPr>
-          <w:rFonts w:asciiTheme="majorBidi" w:hAnsiTheme="majorBidi" w:cstheme="majorBidi"/>
-          <w:sz w:val="22"/>
-          <w:szCs w:val="22"/>
-          <w:lang w:val="en-GB"/>
-        </w:rPr>
-        <w:t xml:space="preserve">, assessing </w:t>
-      </w:r>
-      <w:r>
-        <w:rPr>
-          <w:rFonts w:asciiTheme="majorBidi" w:hAnsiTheme="majorBidi" w:cstheme="majorBidi"/>
-          <w:sz w:val="22"/>
-          <w:szCs w:val="22"/>
-          <w:lang w:val="en-GB"/>
-        </w:rPr>
-        <w:t>whether</w:t>
-      </w:r>
-      <w:r>
-        <w:rPr>
-          <w:rFonts w:asciiTheme="majorBidi" w:hAnsiTheme="majorBidi" w:cstheme="majorBidi"/>
-          <w:sz w:val="22"/>
-          <w:szCs w:val="22"/>
-          <w:lang w:val="en-GB"/>
-        </w:rPr>
-        <w:t xml:space="preserve"> NDCs are </w:t>
-      </w:r>
-      <w:r>
-        <w:rPr>
-          <w:rFonts w:asciiTheme="majorBidi" w:hAnsiTheme="majorBidi" w:cstheme="majorBidi"/>
-          <w:sz w:val="22"/>
-          <w:szCs w:val="22"/>
-          <w:lang w:val="en-GB"/>
-        </w:rPr>
-        <w:t>aligned</w:t>
-      </w:r>
-      <w:r>
-        <w:rPr>
-          <w:rFonts w:asciiTheme="majorBidi" w:hAnsiTheme="majorBidi" w:cstheme="majorBidi"/>
-          <w:sz w:val="22"/>
-          <w:szCs w:val="22"/>
-          <w:lang w:val="en-GB"/>
-        </w:rPr>
-        <w:t xml:space="preserve"> with the Paris Agreement goals would be more reliable and less </w:t>
-      </w:r>
-      <w:r>
-        <w:rPr>
-          <w:rFonts w:asciiTheme="majorBidi" w:hAnsiTheme="majorBidi" w:cstheme="majorBidi"/>
-          <w:sz w:val="22"/>
-          <w:szCs w:val="22"/>
-          <w:lang w:val="en-GB"/>
-        </w:rPr>
-        <w:t>dependent</w:t>
-      </w:r>
-      <w:r>
-        <w:rPr>
-          <w:rFonts w:asciiTheme="majorBidi" w:hAnsiTheme="majorBidi" w:cstheme="majorBidi"/>
-          <w:sz w:val="22"/>
-          <w:szCs w:val="22"/>
-          <w:lang w:val="en-GB"/>
-        </w:rPr>
-        <w:t xml:space="preserve"> on assumption</w:t>
-      </w:r>
-      <w:r>
-        <w:rPr>
-          <w:rFonts w:asciiTheme="majorBidi" w:hAnsiTheme="majorBidi" w:cstheme="majorBidi"/>
-          <w:sz w:val="22"/>
-          <w:szCs w:val="22"/>
-          <w:lang w:val="en-GB"/>
-        </w:rPr>
-        <w:t>s</w:t>
-      </w:r>
-      <w:r>
-        <w:rPr>
-          <w:rFonts w:asciiTheme="majorBidi" w:hAnsiTheme="majorBidi" w:cstheme="majorBidi"/>
-          <w:sz w:val="22"/>
-          <w:szCs w:val="22"/>
-          <w:lang w:val="en-GB"/>
-        </w:rPr>
-        <w:t>.</w:t>
-      </w:r>
-      <w:r>
-        <w:rPr>
-          <w:lang w:val="en-GB"/>
-        </w:rPr>
-        <w:t xml:space="preserve"> </w:t>
-      </w:r>
-      <w:r>
-        <w:rPr>
-          <w:rFonts w:asciiTheme="majorBidi" w:hAnsiTheme="majorBidi" w:cstheme="majorBidi"/>
-          <w:sz w:val="22"/>
-          <w:szCs w:val="22"/>
-          <w:lang w:val="en-GB"/>
-        </w:rPr>
-        <w:t>It would also make it easier to identify each country’s reliance on carbon sinks.</w:t>
-      </w:r>
-    </w:p>
-    <w:p>
-      <w:pPr>
-        <w:jc w:val="both"/>
-        <w:rPr>
-          <w:rFonts w:asciiTheme="majorBidi" w:hAnsiTheme="majorBidi" w:cstheme="majorBidi"/>
-          <w:sz w:val="22"/>
-          <w:szCs w:val="22"/>
-          <w:lang w:val="en-GB"/>
-        </w:rPr>
-      </w:pPr>
-    </w:p>
-    <w:p>
-      <w:pPr>
-        <w:jc w:val="both"/>
-        <w:rPr>
-          <w:rFonts w:asciiTheme="majorBidi" w:hAnsiTheme="majorBidi" w:cstheme="majorBidi"/>
-          <w:sz w:val="22"/>
-          <w:szCs w:val="22"/>
-          <w:lang w:val="en-GB"/>
-        </w:rPr>
-      </w:pPr>
-      <w:r>
-        <w:rPr>
-          <w:rFonts w:asciiTheme="majorBidi" w:hAnsiTheme="majorBidi" w:cstheme="majorBidi"/>
-          <w:sz w:val="22"/>
-          <w:szCs w:val="22"/>
-          <w:lang w:val="en-GB"/>
-        </w:rPr>
-        <w:t>Another question that arises</w:t>
-      </w:r>
-      <w:r>
-        <w:rPr>
-          <w:rFonts w:asciiTheme="majorBidi" w:hAnsiTheme="majorBidi" w:cstheme="majorBidi"/>
-          <w:sz w:val="22"/>
-          <w:szCs w:val="22"/>
-          <w:lang w:val="en-GB"/>
-        </w:rPr>
-        <w:t xml:space="preserve"> from discrepancies in how each Party defines its </w:t>
-      </w:r>
-      <w:r>
-        <w:rPr>
-          <w:rFonts w:asciiTheme="majorBidi" w:hAnsiTheme="majorBidi" w:cstheme="majorBidi"/>
-          <w:sz w:val="22"/>
-          <w:szCs w:val="22"/>
-          <w:lang w:val="en-GB"/>
-        </w:rPr>
-        <w:t xml:space="preserve">emissions </w:t>
-      </w:r>
-      <w:r>
-        <w:rPr>
-          <w:rFonts w:asciiTheme="majorBidi" w:hAnsiTheme="majorBidi" w:cstheme="majorBidi"/>
-          <w:sz w:val="22"/>
-          <w:szCs w:val="22"/>
-          <w:lang w:val="en-GB"/>
-        </w:rPr>
-        <w:t>target</w:t>
-      </w:r>
-      <w:r>
-        <w:rPr>
-          <w:rFonts w:asciiTheme="majorBidi" w:hAnsiTheme="majorBidi" w:cstheme="majorBidi"/>
-          <w:sz w:val="22"/>
-          <w:szCs w:val="22"/>
-          <w:lang w:val="en-GB"/>
-        </w:rPr>
-        <w:t xml:space="preserve"> is the following: </w:t>
-      </w:r>
-      <w:r>
-        <w:rPr>
-          <w:rFonts w:asciiTheme="majorBidi" w:hAnsiTheme="majorBidi" w:cstheme="majorBidi"/>
-          <w:sz w:val="22"/>
-          <w:szCs w:val="22"/>
-          <w:lang w:val="en-GB"/>
-        </w:rPr>
-        <w:t xml:space="preserve">If each Party is expected to submit an emissions-reduction target compatible with the global 1.5°C trajectory, by what criteria can </w:t>
-      </w:r>
-      <w:r>
-        <w:rPr>
-          <w:rFonts w:asciiTheme="majorBidi" w:hAnsiTheme="majorBidi" w:cstheme="majorBidi"/>
-          <w:sz w:val="22"/>
-          <w:szCs w:val="22"/>
-          <w:lang w:val="en-GB"/>
-        </w:rPr>
-        <w:t>it</w:t>
-      </w:r>
-      <w:r>
-        <w:rPr>
-          <w:rFonts w:asciiTheme="majorBidi" w:hAnsiTheme="majorBidi" w:cstheme="majorBidi"/>
-          <w:sz w:val="22"/>
-          <w:szCs w:val="22"/>
-          <w:lang w:val="en-GB"/>
-        </w:rPr>
-        <w:t xml:space="preserve"> assess the fair weight of its contribution to this collective objective?</w:t>
-      </w:r>
-      <w:r>
-        <w:rPr>
-          <w:rFonts w:asciiTheme="majorBidi" w:hAnsiTheme="majorBidi" w:cstheme="majorBidi"/>
-          <w:sz w:val="22"/>
-          <w:szCs w:val="22"/>
-          <w:lang w:val="en-GB"/>
-        </w:rPr>
-        <w:t xml:space="preserve"> </w:t>
-      </w:r>
-      <w:r>
-        <w:rPr>
-          <w:rFonts w:asciiTheme="majorBidi" w:hAnsiTheme="majorBidi" w:cstheme="majorBidi"/>
-          <w:sz w:val="22"/>
-          <w:szCs w:val="22"/>
-          <w:lang w:val="en-GB"/>
-        </w:rPr>
-        <w:t>And how can the aggregated target be in line with the Paris Agreement if Parties use different effort sharing approaches?</w:t>
-      </w:r>
-      <w:r>
-        <w:rPr>
-          <w:rFonts w:asciiTheme="majorBidi" w:hAnsiTheme="majorBidi" w:cstheme="majorBidi"/>
-          <w:sz w:val="22"/>
-          <w:szCs w:val="22"/>
-          <w:lang w:val="en-GB"/>
-        </w:rPr>
-        <w:t xml:space="preserve"> Previous works have been made on this subject. Herrera et al. (2025) show that, for NDCs submitted until December 2023, </w:t>
-      </w:r>
-      <w:r>
-        <w:rPr>
-          <w:rFonts w:asciiTheme="majorBidi" w:hAnsiTheme="majorBidi" w:cstheme="majorBidi"/>
-          <w:sz w:val="22"/>
-          <w:szCs w:val="22"/>
-          <w:lang w:val="en-GB"/>
-        </w:rPr>
-        <w:t xml:space="preserve">most of the countries providing reference on fairness are </w:t>
-      </w:r>
-      <w:r>
-        <w:rPr>
-          <w:rFonts w:asciiTheme="majorBidi" w:hAnsiTheme="majorBidi" w:cstheme="majorBidi"/>
-          <w:sz w:val="22"/>
-          <w:szCs w:val="22"/>
-          <w:lang w:val="en-GB"/>
-        </w:rPr>
-        <w:t>the ones with the least historical responsibility</w:t>
-      </w:r>
-      <w:r>
-        <w:rPr>
-          <w:rFonts w:asciiTheme="majorBidi" w:hAnsiTheme="majorBidi" w:cstheme="majorBidi"/>
-          <w:sz w:val="22"/>
-          <w:szCs w:val="22"/>
-          <w:lang w:val="en-GB"/>
-        </w:rPr>
-        <w:t>. The authors also underline that</w:t>
-      </w:r>
-      <w:r>
-        <w:rPr>
-          <w:rFonts w:asciiTheme="majorBidi" w:hAnsiTheme="majorBidi" w:cstheme="majorBidi"/>
-          <w:sz w:val="22"/>
-          <w:szCs w:val="22"/>
-          <w:lang w:val="en-GB"/>
-        </w:rPr>
-        <w:t xml:space="preserve"> Parties tend to pick the indicators of fairness that justify their ambition and avoid the ones that would imply a higher one. </w:t>
-      </w:r>
-      <w:r>
-        <w:rPr>
-          <w:rFonts w:asciiTheme="majorBidi" w:hAnsiTheme="majorBidi" w:cstheme="majorBidi"/>
-          <w:sz w:val="22"/>
-          <w:szCs w:val="22"/>
-          <w:lang w:val="en-GB"/>
-        </w:rPr>
-        <w:t xml:space="preserve">This results quite logically in a gap between pledges and a </w:t>
-      </w:r>
-      <w:r>
-        <w:rPr>
-          <w:rFonts w:asciiTheme="majorBidi" w:hAnsiTheme="majorBidi" w:cstheme="majorBidi"/>
-          <w:sz w:val="22"/>
-          <w:szCs w:val="22"/>
-          <w:lang w:val="en-GB"/>
-        </w:rPr>
-        <w:t xml:space="preserve">1.5°C </w:t>
-      </w:r>
-      <w:r>
-        <w:rPr>
-          <w:rFonts w:asciiTheme="majorBidi" w:hAnsiTheme="majorBidi" w:cstheme="majorBidi"/>
-          <w:sz w:val="22"/>
-          <w:szCs w:val="22"/>
-          <w:lang w:val="en-GB"/>
-        </w:rPr>
-        <w:t>fair share</w:t>
-      </w:r>
-      <w:r>
-        <w:rPr>
-          <w:rFonts w:asciiTheme="majorBidi" w:hAnsiTheme="majorBidi" w:cstheme="majorBidi"/>
-          <w:sz w:val="22"/>
-          <w:szCs w:val="22"/>
-          <w:lang w:val="en-GB"/>
-        </w:rPr>
-        <w:t xml:space="preserve"> pathway</w:t>
-      </w:r>
-      <w:r>
-        <w:rPr>
-          <w:rFonts w:asciiTheme="majorBidi" w:hAnsiTheme="majorBidi" w:cstheme="majorBidi"/>
-          <w:sz w:val="22"/>
-          <w:szCs w:val="22"/>
-          <w:lang w:val="en-GB"/>
-        </w:rPr>
-        <w:t>, as shown by CAT. The latter assesses each NDC against a “fair share” contribution based on published scientific literature</w:t>
-      </w:r>
-      <w:r>
-        <w:rPr>
-          <w:rFonts w:asciiTheme="majorBidi" w:hAnsiTheme="majorBidi" w:cstheme="majorBidi"/>
-          <w:sz w:val="22"/>
-          <w:szCs w:val="22"/>
-          <w:lang w:val="en-GB"/>
-        </w:rPr>
-        <w:t xml:space="preserve">, </w:t>
-      </w:r>
-      <w:proofErr w:type="gramStart"/>
-      <w:r>
-        <w:rPr>
-          <w:rFonts w:asciiTheme="majorBidi" w:hAnsiTheme="majorBidi" w:cstheme="majorBidi"/>
-          <w:sz w:val="22"/>
-          <w:szCs w:val="22"/>
-          <w:lang w:val="en-GB"/>
-        </w:rPr>
-        <w:t>taking into account</w:t>
-      </w:r>
-      <w:proofErr w:type="gramEnd"/>
-      <w:r>
-        <w:rPr>
-          <w:rFonts w:asciiTheme="majorBidi" w:hAnsiTheme="majorBidi" w:cstheme="majorBidi"/>
-          <w:sz w:val="22"/>
-          <w:szCs w:val="22"/>
-          <w:lang w:val="en-GB"/>
-        </w:rPr>
-        <w:t xml:space="preserve"> </w:t>
-      </w:r>
-      <w:r>
-        <w:rPr>
-          <w:rFonts w:asciiTheme="majorBidi" w:hAnsiTheme="majorBidi" w:cstheme="majorBidi"/>
-          <w:sz w:val="22"/>
-          <w:szCs w:val="22"/>
-          <w:lang w:val="en-GB"/>
-        </w:rPr>
-        <w:t>different effort sharing approache</w:t>
-      </w:r>
-      <w:r>
-        <w:rPr>
-          <w:rFonts w:asciiTheme="majorBidi" w:hAnsiTheme="majorBidi" w:cstheme="majorBidi"/>
-          <w:sz w:val="22"/>
-          <w:szCs w:val="22"/>
-          <w:lang w:val="en-GB"/>
-        </w:rPr>
-        <w:t>s</w:t>
-      </w:r>
-      <w:r>
-        <w:rPr>
-          <w:rFonts w:asciiTheme="majorBidi" w:hAnsiTheme="majorBidi" w:cstheme="majorBidi"/>
-          <w:sz w:val="22"/>
-          <w:szCs w:val="22"/>
-          <w:lang w:val="en-GB"/>
-        </w:rPr>
-        <w:t xml:space="preserve"> such as historical responsibility or equal cumulative per</w:t>
-      </w:r>
-      <w:r>
-        <w:rPr>
-          <w:rFonts w:asciiTheme="majorBidi" w:hAnsiTheme="majorBidi" w:cstheme="majorBidi"/>
-          <w:sz w:val="22"/>
-          <w:szCs w:val="22"/>
-          <w:lang w:val="en-GB"/>
-        </w:rPr>
-        <w:t>-</w:t>
-      </w:r>
-      <w:r>
-        <w:rPr>
-          <w:rFonts w:asciiTheme="majorBidi" w:hAnsiTheme="majorBidi" w:cstheme="majorBidi"/>
-          <w:sz w:val="22"/>
-          <w:szCs w:val="22"/>
-          <w:lang w:val="en-GB"/>
-        </w:rPr>
-        <w:t>capita emissions.</w:t>
-      </w:r>
-    </w:p>
-    <w:p>
-      <w:pPr>
-        <w:jc w:val="both"/>
-        <w:rPr>
-          <w:rFonts w:asciiTheme="majorBidi" w:hAnsiTheme="majorBidi" w:cstheme="majorBidi"/>
-          <w:sz w:val="22"/>
-          <w:szCs w:val="22"/>
-          <w:lang w:val="en-GB"/>
-        </w:rPr>
-      </w:pPr>
-    </w:p>
-    <w:p>
-      <w:pPr>
-        <w:jc w:val="both"/>
-        <w:rPr>
-          <w:rFonts w:asciiTheme="majorBidi" w:hAnsiTheme="majorBidi" w:cstheme="majorBidi"/>
-          <w:sz w:val="22"/>
-          <w:szCs w:val="22"/>
-          <w:lang w:val="en-GB"/>
-        </w:rPr>
-      </w:pPr>
-      <w:r>
-        <w:rPr>
-          <w:rFonts w:asciiTheme="majorBidi" w:hAnsiTheme="majorBidi" w:cstheme="majorBidi"/>
-          <w:sz w:val="22"/>
-          <w:szCs w:val="22"/>
-          <w:lang w:val="en-GB"/>
-        </w:rPr>
-        <w:t xml:space="preserve">This issue </w:t>
-      </w:r>
-      <w:r>
-        <w:rPr>
-          <w:rFonts w:asciiTheme="majorBidi" w:hAnsiTheme="majorBidi" w:cstheme="majorBidi"/>
-          <w:sz w:val="22"/>
-          <w:szCs w:val="22"/>
-          <w:lang w:val="en-GB"/>
-        </w:rPr>
-        <w:t xml:space="preserve">again </w:t>
-      </w:r>
-      <w:r>
-        <w:rPr>
-          <w:rFonts w:asciiTheme="majorBidi" w:hAnsiTheme="majorBidi" w:cstheme="majorBidi"/>
-          <w:sz w:val="22"/>
-          <w:szCs w:val="22"/>
-          <w:lang w:val="en-GB"/>
-        </w:rPr>
-        <w:t xml:space="preserve">highlights the need </w:t>
-      </w:r>
-      <w:r>
-        <w:rPr>
-          <w:rFonts w:asciiTheme="majorBidi" w:hAnsiTheme="majorBidi" w:cstheme="majorBidi"/>
-          <w:sz w:val="22"/>
-          <w:szCs w:val="22"/>
-          <w:lang w:val="en-GB"/>
-        </w:rPr>
-        <w:t>for greater</w:t>
-      </w:r>
-      <w:r>
-        <w:rPr>
-          <w:rFonts w:asciiTheme="majorBidi" w:hAnsiTheme="majorBidi" w:cstheme="majorBidi"/>
-          <w:sz w:val="22"/>
-          <w:szCs w:val="22"/>
-          <w:lang w:val="en-GB"/>
-        </w:rPr>
-        <w:t xml:space="preserve"> uniformity </w:t>
-      </w:r>
-      <w:r>
-        <w:rPr>
-          <w:rFonts w:asciiTheme="majorBidi" w:hAnsiTheme="majorBidi" w:cstheme="majorBidi"/>
-          <w:sz w:val="22"/>
-          <w:szCs w:val="22"/>
-          <w:lang w:val="en-GB"/>
-        </w:rPr>
-        <w:t>across</w:t>
-      </w:r>
-      <w:r>
-        <w:rPr>
-          <w:rFonts w:asciiTheme="majorBidi" w:hAnsiTheme="majorBidi" w:cstheme="majorBidi"/>
-          <w:sz w:val="22"/>
-          <w:szCs w:val="22"/>
-          <w:lang w:val="en-GB"/>
-        </w:rPr>
-        <w:t xml:space="preserve"> NDCs</w:t>
-      </w:r>
-      <w:r>
-        <w:rPr>
-          <w:rFonts w:asciiTheme="majorBidi" w:hAnsiTheme="majorBidi" w:cstheme="majorBidi"/>
-          <w:sz w:val="22"/>
-          <w:szCs w:val="22"/>
-          <w:lang w:val="en-GB"/>
-        </w:rPr>
-        <w:t>, as well as for more quantified targets and clearer descriptions of the methodologies used to derive them.</w:t>
+    </w:p>
+    <w:p>
+      <w:pPr>
+        <w:jc w:val="both"/>
+        <w:rPr>
+          <w:rFonts w:asciiTheme="majorBidi" w:hAnsiTheme="majorBidi" w:cstheme="majorBidi"/>
+          <w:sz w:val="22"/>
+          <w:szCs w:val="22"/>
+          <w:lang w:val="en-GB"/>
+        </w:rPr>
+      </w:pPr>
+    </w:p>
+    <w:p>
+      <w:pPr>
+        <w:jc w:val="both"/>
+        <w:rPr>
+          <w:rFonts w:asciiTheme="majorBidi" w:hAnsiTheme="majorBidi" w:cstheme="majorBidi"/>
+          <w:sz w:val="22"/>
+          <w:szCs w:val="22"/>
+          <w:lang w:val="en-GB"/>
+        </w:rPr>
+      </w:pPr>
+      <w:r>
+        <w:rPr>
+          <w:rFonts w:asciiTheme="majorBidi" w:hAnsiTheme="majorBidi" w:cstheme="majorBidi"/>
+          <w:sz w:val="22"/>
+          <w:szCs w:val="22"/>
+          <w:lang w:val="en-GB"/>
+        </w:rPr>
+        <w:t xml:space="preserve">Finally, it would be interesting to </w:t>
+      </w:r>
+      <w:r>
+        <w:rPr>
+          <w:rFonts w:asciiTheme="majorBidi" w:hAnsiTheme="majorBidi" w:cstheme="majorBidi"/>
+          <w:sz w:val="22"/>
+          <w:szCs w:val="22"/>
+          <w:lang w:val="en-GB"/>
+        </w:rPr>
+        <w:t>explore more in depth</w:t>
+      </w:r>
+      <w:r>
+        <w:rPr>
+          <w:rFonts w:asciiTheme="majorBidi" w:hAnsiTheme="majorBidi" w:cstheme="majorBidi"/>
+          <w:sz w:val="22"/>
+          <w:szCs w:val="22"/>
+          <w:lang w:val="en-GB"/>
+        </w:rPr>
+        <w:t xml:space="preserve"> the use of Internationally transferred mitigation outcomes (ITMOs), defined under the Article 6.2 of the Paris Agreement. When available, we excluded ITMOs from the targets, to obtain only the domestic</w:t>
+      </w:r>
+      <w:r>
+        <w:rPr>
+          <w:rFonts w:asciiTheme="majorBidi" w:hAnsiTheme="majorBidi" w:cstheme="majorBidi"/>
+          <w:sz w:val="22"/>
+          <w:szCs w:val="22"/>
+          <w:lang w:val="en-GB"/>
+        </w:rPr>
+        <w:t xml:space="preserve"> share of the NDC target. However, many countries mention the use of ITMOs, without clearly specifying the amount it intends to buy or sell.</w:t>
+      </w:r>
+      <w:r>
+        <w:rPr>
+          <w:rFonts w:asciiTheme="majorBidi" w:hAnsiTheme="majorBidi" w:cstheme="majorBidi"/>
+          <w:sz w:val="22"/>
+          <w:szCs w:val="22"/>
+          <w:lang w:val="en-GB"/>
+        </w:rPr>
+        <w:t xml:space="preserve"> Therefore, if those countries include ITMOs in their final targets, it could lead to double counting when summing all NDCs.</w:t>
       </w:r>
     </w:p>
     <w:p>
@@ -3940,403 +4046,6 @@
           <w:bCs/>
           <w:lang w:val="en-GB"/>
         </w:rPr>
-        <w:t>Further improvements</w:t>
-      </w:r>
-    </w:p>
-    <w:p>
-      <w:pPr>
-        <w:jc w:val="both"/>
-        <w:rPr>
-          <w:rFonts w:asciiTheme="majorBidi" w:hAnsiTheme="majorBidi" w:cstheme="majorBidi"/>
-          <w:sz w:val="22"/>
-          <w:szCs w:val="22"/>
-          <w:lang w:val="en-GB"/>
-        </w:rPr>
-      </w:pPr>
-    </w:p>
-    <w:p>
-      <w:pPr>
-        <w:jc w:val="both"/>
-        <w:rPr>
-          <w:rFonts w:asciiTheme="majorBidi" w:hAnsiTheme="majorBidi" w:cstheme="majorBidi"/>
-          <w:sz w:val="22"/>
-          <w:szCs w:val="22"/>
-          <w:lang w:val="en-GB"/>
-        </w:rPr>
-      </w:pPr>
-      <w:r>
-        <w:rPr>
-          <w:rFonts w:asciiTheme="majorBidi" w:hAnsiTheme="majorBidi" w:cstheme="majorBidi"/>
-          <w:sz w:val="22"/>
-          <w:szCs w:val="22"/>
-          <w:lang w:val="en-GB"/>
-        </w:rPr>
-        <w:t xml:space="preserve">While this work aims at providing a detailed and </w:t>
-      </w:r>
-      <w:r>
-        <w:rPr>
-          <w:rFonts w:asciiTheme="majorBidi" w:hAnsiTheme="majorBidi" w:cstheme="majorBidi"/>
-          <w:sz w:val="22"/>
-          <w:szCs w:val="22"/>
-          <w:lang w:val="en-GB"/>
-        </w:rPr>
-        <w:t xml:space="preserve">extensive database on NDCs, further improvements are needed to enhance comparability and complete missing values. </w:t>
-      </w:r>
-    </w:p>
-    <w:p>
-      <w:pPr>
-        <w:jc w:val="both"/>
-        <w:rPr>
-          <w:rFonts w:asciiTheme="majorBidi" w:hAnsiTheme="majorBidi" w:cstheme="majorBidi"/>
-          <w:sz w:val="22"/>
-          <w:szCs w:val="22"/>
-          <w:lang w:val="en-GB"/>
-        </w:rPr>
-      </w:pPr>
-    </w:p>
-    <w:p>
-      <w:pPr>
-        <w:jc w:val="both"/>
-        <w:rPr>
-          <w:rFonts w:asciiTheme="majorBidi" w:hAnsiTheme="majorBidi" w:cstheme="majorBidi"/>
-          <w:sz w:val="22"/>
-          <w:szCs w:val="22"/>
-          <w:lang w:val="en-GB"/>
-        </w:rPr>
-      </w:pPr>
-      <w:r>
-        <w:rPr>
-          <w:rFonts w:asciiTheme="majorBidi" w:hAnsiTheme="majorBidi" w:cstheme="majorBidi"/>
-          <w:sz w:val="22"/>
-          <w:szCs w:val="22"/>
-          <w:lang w:val="en-GB"/>
-        </w:rPr>
-        <w:t xml:space="preserve">First, all the blank cells do not necessarily mean that the value is missing. </w:t>
-      </w:r>
-      <w:commentRangeStart w:id="3"/>
-      <w:r>
-        <w:rPr>
-          <w:rFonts w:asciiTheme="majorBidi" w:hAnsiTheme="majorBidi" w:cstheme="majorBidi"/>
-          <w:sz w:val="22"/>
-          <w:szCs w:val="22"/>
-          <w:lang w:val="en-GB"/>
-        </w:rPr>
-        <w:t>Many countries have not been assessed</w:t>
-      </w:r>
-      <w:commentRangeEnd w:id="3"/>
-      <w:r>
-        <w:rPr>
-          <w:rStyle w:val="Marquedecommentaire"/>
-        </w:rPr>
-        <w:commentReference w:id="3"/>
-      </w:r>
-      <w:r>
-        <w:rPr>
-          <w:rFonts w:asciiTheme="majorBidi" w:hAnsiTheme="majorBidi" w:cstheme="majorBidi"/>
-          <w:sz w:val="22"/>
-          <w:szCs w:val="22"/>
-          <w:lang w:val="en-GB"/>
-        </w:rPr>
-        <w:t xml:space="preserve">. Moreover, the columns referring to the amount needed to implement the NDC have been added after the beginning of the work, and so the information has not been automatically collected for all the countries assessed. </w:t>
-      </w:r>
-      <w:r>
-        <w:rPr>
-          <w:rFonts w:asciiTheme="majorBidi" w:hAnsiTheme="majorBidi" w:cstheme="majorBidi"/>
-          <w:sz w:val="22"/>
-          <w:szCs w:val="22"/>
-          <w:lang w:val="en-GB"/>
-        </w:rPr>
-        <w:t>It would</w:t>
-      </w:r>
-      <w:r>
-        <w:rPr>
-          <w:rFonts w:asciiTheme="majorBidi" w:hAnsiTheme="majorBidi" w:cstheme="majorBidi"/>
-          <w:sz w:val="22"/>
-          <w:szCs w:val="22"/>
-          <w:lang w:val="en-GB"/>
-        </w:rPr>
-        <w:t xml:space="preserve"> also</w:t>
-      </w:r>
-      <w:r>
-        <w:rPr>
-          <w:rFonts w:asciiTheme="majorBidi" w:hAnsiTheme="majorBidi" w:cstheme="majorBidi"/>
-          <w:sz w:val="22"/>
-          <w:szCs w:val="22"/>
-          <w:lang w:val="en-GB"/>
-        </w:rPr>
-        <w:t xml:space="preserve"> be useful to specify the type of financing (grants, loa</w:t>
-      </w:r>
-      <w:r>
-        <w:rPr>
-          <w:rFonts w:asciiTheme="majorBidi" w:hAnsiTheme="majorBidi" w:cstheme="majorBidi"/>
-          <w:sz w:val="22"/>
-          <w:szCs w:val="22"/>
-          <w:lang w:val="en-GB"/>
-        </w:rPr>
-        <w:t>ns</w:t>
-      </w:r>
-      <w:r>
-        <w:rPr>
-          <w:rFonts w:asciiTheme="majorBidi" w:hAnsiTheme="majorBidi" w:cstheme="majorBidi"/>
-          <w:sz w:val="22"/>
-          <w:szCs w:val="22"/>
-          <w:lang w:val="en-GB"/>
-        </w:rPr>
-        <w:t>…).</w:t>
-      </w:r>
-    </w:p>
-    <w:p>
-      <w:pPr>
-        <w:jc w:val="both"/>
-        <w:rPr>
-          <w:rFonts w:asciiTheme="majorBidi" w:hAnsiTheme="majorBidi" w:cstheme="majorBidi"/>
-          <w:sz w:val="22"/>
-          <w:szCs w:val="22"/>
-          <w:lang w:val="en-GB"/>
-        </w:rPr>
-      </w:pPr>
-    </w:p>
-    <w:p>
-      <w:pPr>
-        <w:jc w:val="both"/>
-        <w:rPr>
-          <w:rFonts w:asciiTheme="majorBidi" w:hAnsiTheme="majorBidi" w:cstheme="majorBidi"/>
-          <w:sz w:val="22"/>
-          <w:szCs w:val="22"/>
-          <w:lang w:val="en-GB"/>
-        </w:rPr>
-      </w:pPr>
-      <w:r>
-        <w:rPr>
-          <w:rFonts w:asciiTheme="majorBidi" w:hAnsiTheme="majorBidi" w:cstheme="majorBidi"/>
-          <w:sz w:val="22"/>
-          <w:szCs w:val="22"/>
-          <w:lang w:val="en-GB"/>
-        </w:rPr>
-        <w:t xml:space="preserve">Second, </w:t>
-      </w:r>
-      <w:r>
-        <w:rPr>
-          <w:rFonts w:asciiTheme="majorBidi" w:hAnsiTheme="majorBidi" w:cstheme="majorBidi"/>
-          <w:sz w:val="22"/>
-          <w:szCs w:val="22"/>
-          <w:lang w:val="en-GB"/>
-        </w:rPr>
-        <w:t>harmonising targets under a single GWP version</w:t>
-      </w:r>
-      <w:r>
-        <w:rPr>
-          <w:rFonts w:asciiTheme="majorBidi" w:hAnsiTheme="majorBidi" w:cstheme="majorBidi"/>
-          <w:sz w:val="22"/>
-          <w:szCs w:val="22"/>
-          <w:lang w:val="en-GB"/>
-        </w:rPr>
-        <w:t xml:space="preserve">, </w:t>
-      </w:r>
-      <w:r>
-        <w:rPr>
-          <w:rFonts w:asciiTheme="majorBidi" w:hAnsiTheme="majorBidi" w:cstheme="majorBidi"/>
-          <w:sz w:val="22"/>
-          <w:szCs w:val="22"/>
-          <w:lang w:val="en-GB"/>
-        </w:rPr>
-        <w:t>once the “GWP value used” column is fully populated</w:t>
-      </w:r>
-      <w:r>
-        <w:rPr>
-          <w:rFonts w:asciiTheme="majorBidi" w:hAnsiTheme="majorBidi" w:cstheme="majorBidi"/>
-          <w:sz w:val="22"/>
-          <w:szCs w:val="22"/>
-          <w:lang w:val="en-GB"/>
-        </w:rPr>
-        <w:t xml:space="preserve">, </w:t>
-      </w:r>
-      <w:r>
-        <w:rPr>
-          <w:rFonts w:asciiTheme="majorBidi" w:hAnsiTheme="majorBidi" w:cstheme="majorBidi"/>
-          <w:sz w:val="22"/>
-          <w:szCs w:val="22"/>
-          <w:lang w:val="en-GB"/>
-        </w:rPr>
-        <w:t xml:space="preserve">would significantly improve comparability. </w:t>
-      </w:r>
-    </w:p>
-    <w:p>
-      <w:pPr>
-        <w:jc w:val="both"/>
-        <w:rPr>
-          <w:rFonts w:asciiTheme="majorBidi" w:hAnsiTheme="majorBidi" w:cstheme="majorBidi"/>
-          <w:sz w:val="22"/>
-          <w:szCs w:val="22"/>
-          <w:lang w:val="en-GB"/>
-        </w:rPr>
-      </w:pPr>
-    </w:p>
-    <w:p>
-      <w:pPr>
-        <w:jc w:val="both"/>
-        <w:rPr>
-          <w:rFonts w:asciiTheme="majorBidi" w:hAnsiTheme="majorBidi" w:cstheme="majorBidi"/>
-          <w:sz w:val="22"/>
-          <w:szCs w:val="22"/>
-          <w:lang w:val="en-GB"/>
-        </w:rPr>
-      </w:pPr>
-      <w:r>
-        <w:rPr>
-          <w:rFonts w:asciiTheme="majorBidi" w:hAnsiTheme="majorBidi" w:cstheme="majorBidi"/>
-          <w:sz w:val="22"/>
-          <w:szCs w:val="22"/>
-          <w:lang w:val="en-GB"/>
-        </w:rPr>
-        <w:t>F</w:t>
-      </w:r>
-      <w:r>
-        <w:rPr>
-          <w:rFonts w:asciiTheme="majorBidi" w:hAnsiTheme="majorBidi" w:cstheme="majorBidi"/>
-          <w:sz w:val="22"/>
-          <w:szCs w:val="22"/>
-          <w:lang w:val="en-GB"/>
-        </w:rPr>
-        <w:t xml:space="preserve">urther work could examine how the international aviation and maritime are, or are not, treated in the NDCs and report </w:t>
-      </w:r>
-      <w:r>
-        <w:rPr>
-          <w:rFonts w:asciiTheme="majorBidi" w:hAnsiTheme="majorBidi" w:cstheme="majorBidi"/>
-          <w:sz w:val="22"/>
-          <w:szCs w:val="22"/>
-          <w:lang w:val="en-GB"/>
-        </w:rPr>
-        <w:t>IMO’s and ICAO’s targets</w:t>
-      </w:r>
-      <w:r>
-        <w:rPr>
-          <w:rFonts w:asciiTheme="majorBidi" w:hAnsiTheme="majorBidi" w:cstheme="majorBidi"/>
-          <w:sz w:val="22"/>
-          <w:szCs w:val="22"/>
-          <w:lang w:val="en-GB"/>
-        </w:rPr>
-        <w:t>.</w:t>
-      </w:r>
-      <w:r>
-        <w:rPr>
-          <w:rFonts w:asciiTheme="majorBidi" w:hAnsiTheme="majorBidi" w:cstheme="majorBidi"/>
-          <w:sz w:val="22"/>
-          <w:szCs w:val="22"/>
-          <w:lang w:val="en-GB"/>
-        </w:rPr>
-        <w:t xml:space="preserve"> </w:t>
-      </w:r>
-    </w:p>
-    <w:p>
-      <w:pPr>
-        <w:jc w:val="both"/>
-        <w:rPr>
-          <w:rFonts w:asciiTheme="majorBidi" w:hAnsiTheme="majorBidi" w:cstheme="majorBidi"/>
-          <w:sz w:val="22"/>
-          <w:szCs w:val="22"/>
-          <w:lang w:val="en-GB"/>
-        </w:rPr>
-      </w:pPr>
-    </w:p>
-    <w:p>
-      <w:pPr>
-        <w:jc w:val="both"/>
-        <w:rPr>
-          <w:rFonts w:asciiTheme="majorBidi" w:hAnsiTheme="majorBidi" w:cstheme="majorBidi"/>
-          <w:sz w:val="22"/>
-          <w:szCs w:val="22"/>
-          <w:lang w:val="en-GB"/>
-        </w:rPr>
-      </w:pPr>
-      <w:r>
-        <w:rPr>
-          <w:rFonts w:asciiTheme="majorBidi" w:hAnsiTheme="majorBidi" w:cstheme="majorBidi"/>
-          <w:sz w:val="22"/>
-          <w:szCs w:val="22"/>
-          <w:lang w:val="en-GB"/>
-        </w:rPr>
-        <w:t xml:space="preserve">Finally, it would be interesting to </w:t>
-      </w:r>
-      <w:r>
-        <w:rPr>
-          <w:rFonts w:asciiTheme="majorBidi" w:hAnsiTheme="majorBidi" w:cstheme="majorBidi"/>
-          <w:sz w:val="22"/>
-          <w:szCs w:val="22"/>
-          <w:lang w:val="en-GB"/>
-        </w:rPr>
-        <w:t>explore more in depth</w:t>
-      </w:r>
-      <w:r>
-        <w:rPr>
-          <w:rFonts w:asciiTheme="majorBidi" w:hAnsiTheme="majorBidi" w:cstheme="majorBidi"/>
-          <w:sz w:val="22"/>
-          <w:szCs w:val="22"/>
-          <w:lang w:val="en-GB"/>
-        </w:rPr>
-        <w:t xml:space="preserve"> the use of Internationally transferred mitigation outcomes (ITMOs), defined under the Article 6.2 of the Paris Agreement. When available, we excluded ITMOs from the </w:t>
-      </w:r>
-      <w:r>
-        <w:rPr>
-          <w:rFonts w:asciiTheme="majorBidi" w:hAnsiTheme="majorBidi" w:cstheme="majorBidi"/>
-          <w:sz w:val="22"/>
-          <w:szCs w:val="22"/>
-          <w:lang w:val="en-GB"/>
-        </w:rPr>
-        <w:t xml:space="preserve">unconditional </w:t>
-      </w:r>
-      <w:r>
-        <w:rPr>
-          <w:rFonts w:asciiTheme="majorBidi" w:hAnsiTheme="majorBidi" w:cstheme="majorBidi"/>
-          <w:sz w:val="22"/>
-          <w:szCs w:val="22"/>
-          <w:lang w:val="en-GB"/>
-        </w:rPr>
-        <w:t>targets, to obtain only the domestic</w:t>
-      </w:r>
-      <w:r>
-        <w:rPr>
-          <w:rFonts w:asciiTheme="majorBidi" w:hAnsiTheme="majorBidi" w:cstheme="majorBidi"/>
-          <w:sz w:val="22"/>
-          <w:szCs w:val="22"/>
-          <w:lang w:val="en-GB"/>
-        </w:rPr>
-        <w:t xml:space="preserve"> share of the NDC target. However, many countries mention the use of ITMOs, without clearly specifying the amount it intends to buy or sell.</w:t>
-      </w:r>
-    </w:p>
-    <w:p>
-      <w:pPr>
-        <w:jc w:val="both"/>
-        <w:rPr>
-          <w:rFonts w:asciiTheme="majorBidi" w:hAnsiTheme="majorBidi" w:cstheme="majorBidi"/>
-          <w:sz w:val="22"/>
-          <w:szCs w:val="22"/>
-          <w:lang w:val="en-GB"/>
-        </w:rPr>
-      </w:pPr>
-    </w:p>
-    <w:p>
-      <w:pPr>
-        <w:pStyle w:val="Paragraphedeliste"/>
-        <w:numPr>
-          <w:ilvl w:val="0"/>
-          <w:numId w:val="1"/>
-        </w:numPr>
-        <w:jc w:val="both"/>
-        <w:rPr>
-          <w:rFonts w:asciiTheme="majorBidi" w:hAnsiTheme="majorBidi" w:cstheme="majorBidi"/>
-          <w:b/>
-          <w:bCs/>
-          <w:lang w:val="en-GB"/>
-        </w:rPr>
-      </w:pPr>
-      <w:r>
-        <w:rPr>
-          <w:rFonts w:asciiTheme="majorBidi" w:hAnsiTheme="majorBidi" w:cstheme="majorBidi"/>
-          <w:b/>
-          <w:bCs/>
-          <w:lang w:val="en-GB"/>
-        </w:rPr>
         <w:t>Sources – description</w:t>
       </w:r>
     </w:p>
@@ -4390,7 +4099,7 @@
         </w:rPr>
         <w:t xml:space="preserve">: </w:t>
       </w:r>
-      <w:hyperlink r:id="rId12" w:history="1">
+      <w:hyperlink r:id="rId8" w:history="1">
         <w:r>
           <w:rPr>
             <w:rStyle w:val="Lienhypertexte"/>
@@ -4420,7 +4129,6 @@
           <w:szCs w:val="22"/>
           <w:lang w:val="en-GB"/>
         </w:rPr>
-        <w:lastRenderedPageBreak/>
         <w:t>The Climate Action Tracker (CAT) is an independent scientific project that tracks and assesses pledges and actions to reduce greenhouse gas (GHG) emissions</w:t>
       </w:r>
       <w:r>
@@ -4481,7 +4189,7 @@
         </w:rPr>
         <w:t xml:space="preserve">: </w:t>
       </w:r>
-      <w:hyperlink r:id="rId13" w:history="1">
+      <w:hyperlink r:id="rId9" w:history="1">
         <w:r>
           <w:rPr>
             <w:rStyle w:val="Lienhypertexte"/>
@@ -4511,6 +4219,7 @@
           <w:szCs w:val="22"/>
           <w:lang w:val="en-GB"/>
         </w:rPr>
+        <w:lastRenderedPageBreak/>
         <w:t>Climate Watch is an open-data platform that allows users to visualize historical GHG emissions, economic and emissions pathways, and explore countries’ commitments such as NDCs and long-term strategies (LTS). We used this platform for two purposes:</w:t>
       </w:r>
     </w:p>
@@ -4601,7 +4310,7 @@
         </w:rPr>
         <w:t xml:space="preserve">: </w:t>
       </w:r>
-      <w:hyperlink r:id="rId14" w:history="1">
+      <w:hyperlink r:id="rId10" w:history="1">
         <w:r>
           <w:rPr>
             <w:rStyle w:val="Lienhypertexte"/>
@@ -4691,7 +4400,7 @@
         </w:rPr>
         <w:t xml:space="preserve">: </w:t>
       </w:r>
-      <w:hyperlink r:id="rId15" w:history="1">
+      <w:hyperlink r:id="rId11" w:history="1">
         <w:r>
           <w:rPr>
             <w:rStyle w:val="Lienhypertexte"/>
@@ -4777,7 +4486,6 @@
           <w:lang w:val="en-GB"/>
         </w:rPr>
       </w:pPr>
-      <w:commentRangeStart w:id="4"/>
       <w:r>
         <w:rPr>
           <w:rFonts w:asciiTheme="majorBidi" w:hAnsiTheme="majorBidi" w:cstheme="majorBidi"/>
@@ -4789,13 +4497,6 @@
         </w:rPr>
         <w:t>CLIMATE RESOURCE</w:t>
       </w:r>
-      <w:commentRangeEnd w:id="4"/>
-      <w:r>
-        <w:rPr>
-          <w:rStyle w:val="Marquedecommentaire"/>
-        </w:rPr>
-        <w:commentReference w:id="4"/>
-      </w:r>
       <w:r>
         <w:rPr>
           <w:rFonts w:asciiTheme="majorBidi" w:hAnsiTheme="majorBidi" w:cstheme="majorBidi"/>
@@ -4807,7 +4508,7 @@
         </w:rPr>
         <w:t xml:space="preserve">: </w:t>
       </w:r>
-      <w:hyperlink r:id="rId16" w:history="1">
+      <w:hyperlink r:id="rId12" w:history="1">
         <w:r>
           <w:rPr>
             <w:rStyle w:val="Lienhypertexte"/>
@@ -4930,7 +4631,7 @@
         </w:rPr>
         <w:t xml:space="preserve">: </w:t>
       </w:r>
-      <w:hyperlink r:id="rId17" w:history="1">
+      <w:hyperlink r:id="rId13" w:history="1">
         <w:r>
           <w:rPr>
             <w:rStyle w:val="Lienhypertexte"/>
@@ -5038,7 +4739,7 @@
         </w:rPr>
         <w:t xml:space="preserve">: </w:t>
       </w:r>
-      <w:hyperlink r:id="rId18" w:history="1">
+      <w:hyperlink r:id="rId14" w:history="1">
         <w:r>
           <w:rPr>
             <w:rStyle w:val="Lienhypertexte"/>
@@ -5242,7 +4943,6 @@
           <w:shd w:val="clear" w:color="auto" w:fill="FFFFFF"/>
           <w:lang w:val="en-GB"/>
         </w:rPr>
-        <w:lastRenderedPageBreak/>
         <w:t>Nascimento, Leonardo, et al. "Comparing the sequence of climate change mitigation targets and policies in major emitting economies." </w:t>
       </w:r>
       <w:r>
@@ -5292,16 +4992,7 @@
           <w:sz w:val="22"/>
           <w:szCs w:val="22"/>
           <w:shd w:val="clear" w:color="auto" w:fill="FFFFFF"/>
-          <w:lang w:val="en-GB"/>
-          <w:rPrChange w:id="5" w:author="Agathe Chardon" w:date="2025-12-08T17:26:00Z" w16du:dateUtc="2025-12-08T16:26:00Z">
-            <w:rPr>
-              <w:rFonts w:asciiTheme="majorBidi" w:hAnsiTheme="majorBidi" w:cstheme="majorBidi"/>
-              <w:color w:val="222222"/>
-              <w:sz w:val="22"/>
-              <w:szCs w:val="22"/>
-              <w:shd w:val="clear" w:color="auto" w:fill="FFFFFF"/>
-            </w:rPr>
-          </w:rPrChange>
+          <w:lang w:val="de-DE"/>
         </w:rPr>
         <w:t xml:space="preserve">den </w:t>
       </w:r>
@@ -5313,16 +5004,7 @@
           <w:sz w:val="22"/>
           <w:szCs w:val="22"/>
           <w:shd w:val="clear" w:color="auto" w:fill="FFFFFF"/>
-          <w:lang w:val="en-GB"/>
-          <w:rPrChange w:id="6" w:author="Agathe Chardon" w:date="2025-12-08T17:26:00Z" w16du:dateUtc="2025-12-08T16:26:00Z">
-            <w:rPr>
-              <w:rFonts w:asciiTheme="majorBidi" w:hAnsiTheme="majorBidi" w:cstheme="majorBidi"/>
-              <w:color w:val="222222"/>
-              <w:sz w:val="22"/>
-              <w:szCs w:val="22"/>
-              <w:shd w:val="clear" w:color="auto" w:fill="FFFFFF"/>
-            </w:rPr>
-          </w:rPrChange>
+          <w:lang w:val="de-DE"/>
         </w:rPr>
         <w:t>Elzen</w:t>
       </w:r>
@@ -5334,16 +5016,7 @@
           <w:sz w:val="22"/>
           <w:szCs w:val="22"/>
           <w:shd w:val="clear" w:color="auto" w:fill="FFFFFF"/>
-          <w:lang w:val="en-GB"/>
-          <w:rPrChange w:id="7" w:author="Agathe Chardon" w:date="2025-12-08T17:26:00Z" w16du:dateUtc="2025-12-08T16:26:00Z">
-            <w:rPr>
-              <w:rFonts w:asciiTheme="majorBidi" w:hAnsiTheme="majorBidi" w:cstheme="majorBidi"/>
-              <w:color w:val="222222"/>
-              <w:sz w:val="22"/>
-              <w:szCs w:val="22"/>
-              <w:shd w:val="clear" w:color="auto" w:fill="FFFFFF"/>
-            </w:rPr>
-          </w:rPrChange>
+          <w:lang w:val="de-DE"/>
         </w:rPr>
         <w:t xml:space="preserve">, Michel GJ, et al. </w:t>
       </w:r>
@@ -5403,9 +5076,39 @@
           <w:rFonts w:asciiTheme="majorBidi" w:hAnsiTheme="majorBidi" w:cstheme="majorBidi"/>
           <w:sz w:val="22"/>
           <w:szCs w:val="22"/>
-          <w:lang w:val="en-GB"/>
-        </w:rPr>
-        <w:t>Herrera, Oliver, Olga Alcaraz, and Bàrbara Sureda. "Analysis of fairness and ambition considerations in nationally determined contributions." </w:t>
+          <w:lang w:val="es-CO"/>
+        </w:rPr>
+        <w:lastRenderedPageBreak/>
+        <w:t xml:space="preserve">Herrera, Oliver, Olga Alcaraz, and </w:t>
+      </w:r>
+      <w:proofErr w:type="spellStart"/>
+      <w:r>
+        <w:rPr>
+          <w:rFonts w:asciiTheme="majorBidi" w:hAnsiTheme="majorBidi" w:cstheme="majorBidi"/>
+          <w:sz w:val="22"/>
+          <w:szCs w:val="22"/>
+          <w:lang w:val="es-CO"/>
+        </w:rPr>
+        <w:t>Bàrbara</w:t>
+      </w:r>
+      <w:proofErr w:type="spellEnd"/>
+      <w:r>
+        <w:rPr>
+          <w:rFonts w:asciiTheme="majorBidi" w:hAnsiTheme="majorBidi" w:cstheme="majorBidi"/>
+          <w:sz w:val="22"/>
+          <w:szCs w:val="22"/>
+          <w:lang w:val="es-CO"/>
+        </w:rPr>
+        <w:t xml:space="preserve"> Sureda. </w:t>
+      </w:r>
+      <w:r>
+        <w:rPr>
+          <w:rFonts w:asciiTheme="majorBidi" w:hAnsiTheme="majorBidi" w:cstheme="majorBidi"/>
+          <w:sz w:val="22"/>
+          <w:szCs w:val="22"/>
+          <w:lang w:val="en-GB"/>
+        </w:rPr>
+        <w:t>"Analysis of fairness and ambition considerations in nationally determined contributions." </w:t>
       </w:r>
       <w:r>
         <w:rPr>
@@ -5440,7 +5143,6 @@
         <w:t xml:space="preserve"> </w:t>
       </w:r>
       <w:proofErr w:type="spellStart"/>
-      <w:proofErr w:type="gramStart"/>
       <w:r>
         <w:rPr>
           <w:rFonts w:asciiTheme="majorBidi" w:hAnsiTheme="majorBidi" w:cstheme="majorBidi"/>
@@ -5460,9 +5162,9 @@
           <w:sz w:val="22"/>
           <w:szCs w:val="22"/>
         </w:rPr>
-        <w:t>:</w:t>
-      </w:r>
-      <w:proofErr w:type="gramEnd"/>
+        <w:t xml:space="preserve">: </w:t>
+      </w:r>
+      <w:proofErr w:type="spellStart"/>
       <w:r>
         <w:rPr>
           <w:rFonts w:asciiTheme="majorBidi" w:hAnsiTheme="majorBidi" w:cstheme="majorBidi"/>
@@ -5471,9 +5173,9 @@
           <w:sz w:val="22"/>
           <w:szCs w:val="22"/>
         </w:rPr>
-        <w:t xml:space="preserve"> </w:t>
-      </w:r>
-      <w:proofErr w:type="spellStart"/>
+        <w:t>Politics</w:t>
+      </w:r>
+      <w:proofErr w:type="spellEnd"/>
       <w:r>
         <w:rPr>
           <w:rFonts w:asciiTheme="majorBidi" w:hAnsiTheme="majorBidi" w:cstheme="majorBidi"/>
@@ -5482,9 +5184,9 @@
           <w:sz w:val="22"/>
           <w:szCs w:val="22"/>
         </w:rPr>
-        <w:t>Politics</w:t>
-      </w:r>
-      <w:proofErr w:type="spellEnd"/>
+        <w:t xml:space="preserve">, Law and </w:t>
+      </w:r>
+      <w:proofErr w:type="spellStart"/>
       <w:r>
         <w:rPr>
           <w:rFonts w:asciiTheme="majorBidi" w:hAnsiTheme="majorBidi" w:cstheme="majorBidi"/>
@@ -5493,17 +5195,6 @@
           <w:sz w:val="22"/>
           <w:szCs w:val="22"/>
         </w:rPr>
-        <w:t xml:space="preserve">, Law and </w:t>
-      </w:r>
-      <w:proofErr w:type="spellStart"/>
-      <w:r>
-        <w:rPr>
-          <w:rFonts w:asciiTheme="majorBidi" w:hAnsiTheme="majorBidi" w:cstheme="majorBidi"/>
-          <w:i/>
-          <w:iCs/>
-          <w:sz w:val="22"/>
-          <w:szCs w:val="22"/>
-        </w:rPr>
         <w:t>Economics</w:t>
       </w:r>
       <w:proofErr w:type="spellEnd"/>
@@ -5513,25 +5204,7 @@
           <w:sz w:val="22"/>
           <w:szCs w:val="22"/>
         </w:rPr>
-        <w:t> (2025</w:t>
-      </w:r>
-      <w:proofErr w:type="gramStart"/>
-      <w:r>
-        <w:rPr>
-          <w:rFonts w:asciiTheme="majorBidi" w:hAnsiTheme="majorBidi" w:cstheme="majorBidi"/>
-          <w:sz w:val="22"/>
-          <w:szCs w:val="22"/>
-        </w:rPr>
-        <w:t>):</w:t>
-      </w:r>
-      <w:proofErr w:type="gramEnd"/>
-      <w:r>
-        <w:rPr>
-          <w:rFonts w:asciiTheme="majorBidi" w:hAnsiTheme="majorBidi" w:cstheme="majorBidi"/>
-          <w:sz w:val="22"/>
-          <w:szCs w:val="22"/>
-        </w:rPr>
-        <w:t xml:space="preserve"> 1-20.</w:t>
+        <w:t> (2025): 1-20.</w:t>
       </w:r>
     </w:p>
     <w:p>
@@ -5759,7 +5432,7 @@
                 <w:rFonts w:asciiTheme="majorBidi" w:hAnsiTheme="majorBidi" w:cstheme="majorBidi"/>
                 <w:sz w:val="22"/>
                 <w:szCs w:val="22"/>
-                <w:lang w:val="en-GB"/>
+                <w:lang w:val="es-CO"/>
               </w:rPr>
             </w:pPr>
             <w:r>
@@ -5767,9 +5440,49 @@
                 <w:rFonts w:asciiTheme="majorBidi" w:hAnsiTheme="majorBidi" w:cstheme="majorBidi"/>
                 <w:sz w:val="22"/>
                 <w:szCs w:val="22"/>
-                <w:lang w:val="en-GB"/>
+                <w:lang w:val="es-CO"/>
               </w:rPr>
-              <w:t>China, Malaysia, Algeria, Cameroon, Myanmar, Mozambique</w:t>
+              <w:t xml:space="preserve">China, Malaysia, </w:t>
+            </w:r>
+            <w:proofErr w:type="spellStart"/>
+            <w:r>
+              <w:rPr>
+                <w:rFonts w:asciiTheme="majorBidi" w:hAnsiTheme="majorBidi" w:cstheme="majorBidi"/>
+                <w:sz w:val="22"/>
+                <w:szCs w:val="22"/>
+                <w:lang w:val="es-CO"/>
+              </w:rPr>
+              <w:t>Algeria</w:t>
+            </w:r>
+            <w:proofErr w:type="spellEnd"/>
+            <w:r>
+              <w:rPr>
+                <w:rFonts w:asciiTheme="majorBidi" w:hAnsiTheme="majorBidi" w:cstheme="majorBidi"/>
+                <w:sz w:val="22"/>
+                <w:szCs w:val="22"/>
+                <w:lang w:val="es-CO"/>
+              </w:rPr>
+              <w:t xml:space="preserve">, </w:t>
+            </w:r>
+            <w:proofErr w:type="spellStart"/>
+            <w:r>
+              <w:rPr>
+                <w:rFonts w:asciiTheme="majorBidi" w:hAnsiTheme="majorBidi" w:cstheme="majorBidi"/>
+                <w:sz w:val="22"/>
+                <w:szCs w:val="22"/>
+                <w:lang w:val="es-CO"/>
+              </w:rPr>
+              <w:t>Cameroon</w:t>
+            </w:r>
+            <w:proofErr w:type="spellEnd"/>
+            <w:r>
+              <w:rPr>
+                <w:rFonts w:asciiTheme="majorBidi" w:hAnsiTheme="majorBidi" w:cstheme="majorBidi"/>
+                <w:sz w:val="22"/>
+                <w:szCs w:val="22"/>
+                <w:lang w:val="es-CO"/>
+              </w:rPr>
+              <w:t>, Myanmar, Mozambique</w:t>
             </w:r>
           </w:p>
         </w:tc>
@@ -5789,6 +5502,7 @@
                 <w:lang w:val="en-GB"/>
               </w:rPr>
             </w:pPr>
+            <w:proofErr w:type="spellStart"/>
             <w:r>
               <w:rPr>
                 <w:rFonts w:asciiTheme="majorBidi" w:hAnsiTheme="majorBidi" w:cstheme="majorBidi"/>
@@ -5796,7 +5510,17 @@
                 <w:szCs w:val="22"/>
                 <w:lang w:val="en-GB"/>
               </w:rPr>
-              <w:t>Nascimento et al. (2024)</w:t>
+              <w:t>Nascimento</w:t>
+            </w:r>
+            <w:proofErr w:type="spellEnd"/>
+            <w:r>
+              <w:rPr>
+                <w:rFonts w:asciiTheme="majorBidi" w:hAnsiTheme="majorBidi" w:cstheme="majorBidi"/>
+                <w:sz w:val="22"/>
+                <w:szCs w:val="22"/>
+                <w:lang w:val="en-GB"/>
+              </w:rPr>
+              <w:t xml:space="preserve"> et al. (2024)</w:t>
             </w:r>
           </w:p>
         </w:tc>
@@ -6003,17 +5727,48 @@
                 <w:rFonts w:asciiTheme="majorBidi" w:hAnsiTheme="majorBidi" w:cstheme="majorBidi"/>
                 <w:sz w:val="22"/>
                 <w:szCs w:val="22"/>
-                <w:lang w:val="en-GB"/>
+                <w:lang w:val="es-CO"/>
               </w:rPr>
             </w:pPr>
+            <w:proofErr w:type="spellStart"/>
             <w:r>
               <w:rPr>
                 <w:rFonts w:asciiTheme="majorBidi" w:hAnsiTheme="majorBidi" w:cstheme="majorBidi"/>
                 <w:sz w:val="22"/>
                 <w:szCs w:val="22"/>
-                <w:lang w:val="en-GB"/>
+                <w:lang w:val="es-CO"/>
               </w:rPr>
-              <w:t>Dominican Republic, Burkina Faso, Zambia, Ecuador, Ghana, Togo, Congo</w:t>
+              <w:t>Dominican</w:t>
+            </w:r>
+            <w:proofErr w:type="spellEnd"/>
+            <w:r>
+              <w:rPr>
+                <w:rFonts w:asciiTheme="majorBidi" w:hAnsiTheme="majorBidi" w:cstheme="majorBidi"/>
+                <w:sz w:val="22"/>
+                <w:szCs w:val="22"/>
+                <w:lang w:val="es-CO"/>
+              </w:rPr>
+              <w:t xml:space="preserve"> </w:t>
+            </w:r>
+            <w:proofErr w:type="spellStart"/>
+            <w:r>
+              <w:rPr>
+                <w:rFonts w:asciiTheme="majorBidi" w:hAnsiTheme="majorBidi" w:cstheme="majorBidi"/>
+                <w:sz w:val="22"/>
+                <w:szCs w:val="22"/>
+                <w:lang w:val="es-CO"/>
+              </w:rPr>
+              <w:t>Republic</w:t>
+            </w:r>
+            <w:proofErr w:type="spellEnd"/>
+            <w:r>
+              <w:rPr>
+                <w:rFonts w:asciiTheme="majorBidi" w:hAnsiTheme="majorBidi" w:cstheme="majorBidi"/>
+                <w:sz w:val="22"/>
+                <w:szCs w:val="22"/>
+                <w:lang w:val="es-CO"/>
+              </w:rPr>
+              <w:t>, Burkina Faso, Zambia, Ecuador, Ghana, Togo, Congo</w:t>
             </w:r>
           </w:p>
         </w:tc>
@@ -6405,8 +6160,10 @@
                 <w:szCs w:val="22"/>
                 <w:lang w:val="en-GB"/>
               </w:rPr>
-              <w:t xml:space="preserve">, Guinea, Benin, Burundi, Rwanda, South Sudan, Bolivia, Jordan, Haiti, Tunisia, Honduras, Tajikistan, Papua New Guinea, Israel, Sierra Leone, Cuba, Lao, Turkmenistan, Belarus, Libya, Nicaragua, Central African Republic, El Salvador, Oman, Lebanon, Serbia, Norway, Kuwait, Slovakia, Panama, Eritrea, Mongolia, Georgia, Namibia, Qatar, Uruguay, Gabon, Botswana, Bosnia and Herzegovina, Armenia, Jamaica, Moldovia, Lesotho, Albania, Equatorial Guinea, Bahrain, Timor-Leste, Trinidad and Tobago, Cyprus, Eswatini, Djibouti, Mauritius, Comoros, Solomon Islands, Fiji, Guyana, Bhutan, Suriname, Montenegro, Maldives, Cape Verde, Brunei, Belize, Bahamas, Vanuatu, Sao </w:t>
+              <w:t>, Guinea, Benin, Burundi, Rwanda, South Sudan, Bolivia, Jordan, Haiti, Tunisia, Hond</w:t>
             </w:r>
+            <w:bookmarkStart w:id="0" w:name="_GoBack"/>
+            <w:bookmarkEnd w:id="0"/>
             <w:r>
               <w:rPr>
                 <w:rFonts w:asciiTheme="majorBidi" w:hAnsiTheme="majorBidi" w:cstheme="majorBidi"/>
@@ -6414,8 +6171,7 @@
                 <w:szCs w:val="22"/>
                 <w:lang w:val="en-GB"/>
               </w:rPr>
-              <w:lastRenderedPageBreak/>
-              <w:t>Tome and Principe, Barbados, Samoa, Saint Lucia, Kiribati, Seychelles, Micronesia, Grenada, Tonga, Antigua and Barbuda, Saint Vincent and the Grenadines, Andorra, Saint Kitts and Nevis, Liechtenstein, Monaco, San Marino, Marshall Islands, Palau, Nauru, Tuvalu, Niue, Hole See, Cook Islands</w:t>
+              <w:t>uras, Tajikistan, Papua New Guinea, Israel, Sierra Leone, Cuba, Lao, Turkmenistan, Belarus, Libya, Nicaragua, Central African Republic, El Salvador, Oman, Lebanon, Serbia, Norway, Kuwait, Slovakia, Panama, Eritrea, Mongolia, Georgia, Namibia, Qatar, Uruguay, Gabon, Botswana, Bosnia and Herzegovina, Armenia, Jamaica, Moldovia, Lesotho, Albania, Equatorial Guinea, Bahrain, Timor-Leste, Trinidad and Tobago, Cyprus, Eswatini, Djibouti, Mauritius, Comoros, Solomon Islands, Fiji, Guyana, Bhutan, Suriname, Montenegro, Maldives, Cape Verde, Brunei, Belize, Bahamas, Vanuatu, Sao Tome and Principe, Barbados, Samoa, Saint Lucia, Kiribati, Seychelles, Micronesia, Grenada, Tonga, Antigua and Barbuda, Saint Vincent and the Grenadines, Andorra, Saint Kitts and Nevis, Liechtenstein, Monaco, San Marino, Marshall Islands, Palau, Nauru, Tuvalu, Niue, Hole See, Cook Islands</w:t>
             </w:r>
           </w:p>
         </w:tc>
@@ -6433,7 +6189,7 @@
       </w:pPr>
     </w:p>
     <w:sectPr>
-      <w:footerReference w:type="default" r:id="rId19"/>
+      <w:footerReference w:type="default" r:id="rId15"/>
       <w:pgSz w:w="11906" w:h="16838"/>
       <w:pgMar w:top="1417" w:right="1417" w:bottom="1417" w:left="1417" w:header="708" w:footer="708" w:gutter="0"/>
       <w:cols w:space="708"/>
@@ -6441,110 +6197,6 @@
     </w:sectPr>
   </w:body>
 </w:document>
-</file>
-
-<file path=word/comments.xml><?xml version="1.0" encoding="utf-8"?>
-<w:comments xmlns:wpc="http://schemas.microsoft.com/office/word/2010/wordprocessingCanvas" xmlns:cx="http://schemas.microsoft.com/office/drawing/2014/chartex" xmlns:cx1="http://schemas.microsoft.com/office/drawing/2015/9/8/chartex" xmlns:cx2="http://schemas.microsoft.com/office/drawing/2015/10/21/chartex" xmlns:cx3="http://schemas.microsoft.com/office/drawing/2016/5/9/chartex" xmlns:cx4="http://schemas.microsoft.com/office/drawing/2016/5/10/chartex" xmlns:cx5="http://schemas.microsoft.com/office/drawing/2016/5/11/chartex" xmlns:cx6="http://schemas.microsoft.com/office/drawing/2016/5/12/chartex" xmlns:cx7="http://schemas.microsoft.com/office/drawing/2016/5/13/chartex" xmlns:cx8="http://schemas.microsoft.com/office/drawing/2016/5/14/chartex" xmlns:mc="http://schemas.openxmlformats.org/markup-compatibility/2006" xmlns:aink="http://schemas.microsoft.com/office/drawing/2016/ink" xmlns:am3d="http://schemas.microsoft.com/office/drawing/2017/model3d" xmlns:o="urn:schemas-microsoft-com:office:office" xmlns:oel="http://schemas.microsoft.com/office/2019/extlst" xmlns:r="http://schemas.openxmlformats.org/officeDocument/2006/relationships" xmlns:m="http://schemas.openxmlformats.org/officeDocument/2006/math" xmlns:v="urn:schemas-microsoft-com:vml" xmlns:wp14="http://schemas.microsoft.com/office/word/2010/wordprocessingDrawing" xmlns:wp="http://schemas.openxmlformats.org/drawingml/2006/wordprocessingDrawing" xmlns:w10="urn:schemas-microsoft-com:office:word" xmlns:w="http://schemas.openxmlformats.org/wordprocessingml/2006/main" xmlns:w14="http://schemas.microsoft.com/office/word/2010/wordml" xmlns:w15="http://schemas.microsoft.com/office/word/2012/wordml" xmlns:w16cex="http://schemas.microsoft.com/office/word/2018/wordml/cex" xmlns:w16cid="http://schemas.microsoft.com/office/word/2016/wordml/cid" xmlns:w16="http://schemas.microsoft.com/office/word/2018/wordml" xmlns:w16du="http://schemas.microsoft.com/office/word/2023/wordml/word16du" xmlns:w16sdtdh="http://schemas.microsoft.com/office/word/2020/wordml/sdtdatahash" xmlns:w16sdtfl="http://schemas.microsoft.com/office/word/2024/wordml/sdtformatlock" xmlns:w16se="http://schemas.microsoft.com/office/word/2015/wordml/symex" xmlns:wpg="http://schemas.microsoft.com/office/word/2010/wordprocessingGroup" xmlns:wpi="http://schemas.microsoft.com/office/word/2010/wordprocessingInk" xmlns:wne="http://schemas.microsoft.com/office/word/2006/wordml" xmlns:wps="http://schemas.microsoft.com/office/word/2010/wordprocessingShape" mc:Ignorable="w14 w15 w16se w16cid w16 w16cex w16sdtdh w16sdtfl w16du wp14">
-  <w:comment w:id="0" w:author="fabre" w:date="2025-12-08T14:29:00Z" w:initials="f">
-    <w:p>
-      <w:pPr>
-        <w:pStyle w:val="Commentaire"/>
-      </w:pPr>
-      <w:r>
-        <w:rPr>
-          <w:rStyle w:val="Marquedecommentaire"/>
-        </w:rPr>
-        <w:annotationRef/>
-      </w:r>
-      <w:r>
-        <w:t>L</w:t>
-      </w:r>
-      <w:r>
-        <w:t>inks</w:t>
-      </w:r>
-      <w:r>
-        <w:t xml:space="preserve"> (les mettre dans la section Sources)</w:t>
-      </w:r>
-    </w:p>
-  </w:comment>
-  <w:comment w:id="1" w:author="fabre" w:date="2025-12-08T15:38:00Z" w:initials="f">
-    <w:p>
-      <w:pPr>
-        <w:pStyle w:val="Commentaire"/>
-      </w:pPr>
-      <w:r>
-        <w:rPr>
-          <w:rStyle w:val="Marquedecommentaire"/>
-        </w:rPr>
-        <w:annotationRef/>
-      </w:r>
-      <w:r>
-        <w:t>Je doute que ce soit dû à la mise à jour du GWP. Penses-tu vraiment que c’est ça ? Dans le cas contraire, faudrait changer ce paragraphe de section.</w:t>
-      </w:r>
-    </w:p>
-  </w:comment>
-  <w:comment w:id="2" w:author="fabre" w:date="2025-12-08T15:40:00Z" w:initials="f">
-    <w:p>
-      <w:pPr>
-        <w:pStyle w:val="Commentaire"/>
-      </w:pPr>
-      <w:r>
-        <w:rPr>
-          <w:rStyle w:val="Marquedecommentaire"/>
-        </w:rPr>
-        <w:annotationRef/>
-      </w:r>
-      <w:r>
-        <w:t>Ça veut dire quoi ?</w:t>
-      </w:r>
-    </w:p>
-  </w:comment>
-  <w:comment w:id="3" w:author="fabre" w:date="2025-12-08T15:41:00Z" w:initials="f">
-    <w:p>
-      <w:pPr>
-        <w:pStyle w:val="Commentaire"/>
-      </w:pPr>
-      <w:r>
-        <w:rPr>
-          <w:rStyle w:val="Marquedecommentaire"/>
-        </w:rPr>
-        <w:annotationRef/>
-      </w:r>
-      <w:r>
-        <w:t xml:space="preserve">Faudrait spécifier (peut-être à l’aide d’une colonne supplémentaire) quels sont les pays pour lesquels c’est manquant vs. reste à </w:t>
-      </w:r>
-      <w:r>
-        <w:t>faire (vs. amount need reste à faire).</w:t>
-      </w:r>
-    </w:p>
-  </w:comment>
-  <w:comment w:id="4" w:author="fabre" w:date="2025-12-08T15:48:00Z" w:initials="f">
-    <w:p>
-      <w:pPr>
-        <w:pStyle w:val="Commentaire"/>
-      </w:pPr>
-      <w:r>
-        <w:rPr>
-          <w:rStyle w:val="Marquedecommentaire"/>
-        </w:rPr>
-        <w:annotationRef/>
-      </w:r>
-      <w:r>
-        <w:t>Compléter ?</w:t>
-      </w:r>
-    </w:p>
-  </w:comment>
-</w:comments>
-</file>
-
-<file path=word/commentsExtended.xml><?xml version="1.0" encoding="utf-8"?>
-<w15:commentsEx xmlns:wpc="http://schemas.microsoft.com/office/word/2010/wordprocessingCanvas" xmlns:cx="http://schemas.microsoft.com/office/drawing/2014/chartex" xmlns:cx1="http://schemas.microsoft.com/office/drawing/2015/9/8/chartex" xmlns:cx2="http://schemas.microsoft.com/office/drawing/2015/10/21/chartex" xmlns:cx3="http://schemas.microsoft.com/office/drawing/2016/5/9/chartex" xmlns:cx4="http://schemas.microsoft.com/office/drawing/2016/5/10/chartex" xmlns:cx5="http://schemas.microsoft.com/office/drawing/2016/5/11/chartex" xmlns:cx6="http://schemas.microsoft.com/office/drawing/2016/5/12/chartex" xmlns:cx7="http://schemas.microsoft.com/office/drawing/2016/5/13/chartex" xmlns:cx8="http://schemas.microsoft.com/office/drawing/2016/5/14/chartex" xmlns:mc="http://schemas.openxmlformats.org/markup-compatibility/2006" xmlns:aink="http://schemas.microsoft.com/office/drawing/2016/ink" xmlns:am3d="http://schemas.microsoft.com/office/drawing/2017/model3d" xmlns:o="urn:schemas-microsoft-com:office:office" xmlns:oel="http://schemas.microsoft.com/office/2019/extlst" xmlns:r="http://schemas.openxmlformats.org/officeDocument/2006/relationships" xmlns:m="http://schemas.openxmlformats.org/officeDocument/2006/math" xmlns:v="urn:schemas-microsoft-com:vml" xmlns:wp14="http://schemas.microsoft.com/office/word/2010/wordprocessingDrawing" xmlns:wp="http://schemas.openxmlformats.org/drawingml/2006/wordprocessingDrawing" xmlns:w10="urn:schemas-microsoft-com:office:word" xmlns:w="http://schemas.openxmlformats.org/wordprocessingml/2006/main" xmlns:w14="http://schemas.microsoft.com/office/word/2010/wordml" xmlns:w15="http://schemas.microsoft.com/office/word/2012/wordml" xmlns:w16cex="http://schemas.microsoft.com/office/word/2018/wordml/cex" xmlns:w16cid="http://schemas.microsoft.com/office/word/2016/wordml/cid" xmlns:w16="http://schemas.microsoft.com/office/word/2018/wordml" xmlns:w16du="http://schemas.microsoft.com/office/word/2023/wordml/word16du" xmlns:w16sdtdh="http://schemas.microsoft.com/office/word/2020/wordml/sdtdatahash" xmlns:w16sdtfl="http://schemas.microsoft.com/office/word/2024/wordml/sdtformatlock" xmlns:w16se="http://schemas.microsoft.com/office/word/2015/wordml/symex" xmlns:wpg="http://schemas.microsoft.com/office/word/2010/wordprocessingGroup" xmlns:wpi="http://schemas.microsoft.com/office/word/2010/wordprocessingInk" xmlns:wne="http://schemas.microsoft.com/office/word/2006/wordml" xmlns:wps="http://schemas.microsoft.com/office/word/2010/wordprocessingShape" mc:Ignorable="w14 w15 w16se w16cid w16 w16cex w16sdtdh w16sdtfl w16du wp14">
-  <w15:commentEx w15:paraId="50E6E6E2" w15:done="1"/>
-  <w15:commentEx w15:paraId="0424B537" w15:done="1"/>
-  <w15:commentEx w15:paraId="2CBAD22A" w15:done="1"/>
-  <w15:commentEx w15:paraId="3A1A9012" w15:done="1"/>
-  <w15:commentEx w15:paraId="1A71A45C" w15:done="1"/>
-</w15:commentsEx>
 </file>
 
 <file path=word/commentsExtensible.xml><?xml version="1.0" encoding="utf-8"?>
@@ -6576,7 +6228,7 @@
 </file>
 
 <file path=word/endnotes.xml><?xml version="1.0" encoding="utf-8"?>
-<w:endnotes xmlns:wpc="http://schemas.microsoft.com/office/word/2010/wordprocessingCanvas" xmlns:cx="http://schemas.microsoft.com/office/drawing/2014/chartex" xmlns:cx1="http://schemas.microsoft.com/office/drawing/2015/9/8/chartex" xmlns:cx2="http://schemas.microsoft.com/office/drawing/2015/10/21/chartex" xmlns:cx3="http://schemas.microsoft.com/office/drawing/2016/5/9/chartex" xmlns:cx4="http://schemas.microsoft.com/office/drawing/2016/5/10/chartex" xmlns:cx5="http://schemas.microsoft.com/office/drawing/2016/5/11/chartex" xmlns:cx6="http://schemas.microsoft.com/office/drawing/2016/5/12/chartex" xmlns:cx7="http://schemas.microsoft.com/office/drawing/2016/5/13/chartex" xmlns:cx8="http://schemas.microsoft.com/office/drawing/2016/5/14/chartex" xmlns:mc="http://schemas.openxmlformats.org/markup-compatibility/2006" xmlns:aink="http://schemas.microsoft.com/office/drawing/2016/ink" xmlns:am3d="http://schemas.microsoft.com/office/drawing/2017/model3d" xmlns:o="urn:schemas-microsoft-com:office:office" xmlns:oel="http://schemas.microsoft.com/office/2019/extlst" xmlns:r="http://schemas.openxmlformats.org/officeDocument/2006/relationships" xmlns:m="http://schemas.openxmlformats.org/officeDocument/2006/math" xmlns:v="urn:schemas-microsoft-com:vml" xmlns:wp14="http://schemas.microsoft.com/office/word/2010/wordprocessingDrawing" xmlns:wp="http://schemas.openxmlformats.org/drawingml/2006/wordprocessingDrawing" xmlns:w10="urn:schemas-microsoft-com:office:word" xmlns:w="http://schemas.openxmlformats.org/wordprocessingml/2006/main" xmlns:w14="http://schemas.microsoft.com/office/word/2010/wordml" xmlns:w15="http://schemas.microsoft.com/office/word/2012/wordml" xmlns:w16cex="http://schemas.microsoft.com/office/word/2018/wordml/cex" xmlns:w16cid="http://schemas.microsoft.com/office/word/2016/wordml/cid" xmlns:w16="http://schemas.microsoft.com/office/word/2018/wordml" xmlns:w16du="http://schemas.microsoft.com/office/word/2023/wordml/word16du" xmlns:w16sdtdh="http://schemas.microsoft.com/office/word/2020/wordml/sdtdatahash" xmlns:w16sdtfl="http://schemas.microsoft.com/office/word/2024/wordml/sdtformatlock" xmlns:w16se="http://schemas.microsoft.com/office/word/2015/wordml/symex" xmlns:wpg="http://schemas.microsoft.com/office/word/2010/wordprocessingGroup" xmlns:wpi="http://schemas.microsoft.com/office/word/2010/wordprocessingInk" xmlns:wne="http://schemas.microsoft.com/office/word/2006/wordml" xmlns:wps="http://schemas.microsoft.com/office/word/2010/wordprocessingShape" mc:Ignorable="w14 w15 w16se w16cid w16 w16cex w16sdtdh w16sdtfl w16du wp14">
+<w:endnotes xmlns:wpc="http://schemas.microsoft.com/office/word/2010/wordprocessingCanvas" xmlns:cx="http://schemas.microsoft.com/office/drawing/2014/chartex" xmlns:cx1="http://schemas.microsoft.com/office/drawing/2015/9/8/chartex" xmlns:mc="http://schemas.openxmlformats.org/markup-compatibility/2006" xmlns:o="urn:schemas-microsoft-com:office:office" xmlns:r="http://schemas.openxmlformats.org/officeDocument/2006/relationships" xmlns:m="http://schemas.openxmlformats.org/officeDocument/2006/math" xmlns:v="urn:schemas-microsoft-com:vml" xmlns:wp14="http://schemas.microsoft.com/office/word/2010/wordprocessingDrawing" xmlns:wp="http://schemas.openxmlformats.org/drawingml/2006/wordprocessingDrawing" xmlns:w10="urn:schemas-microsoft-com:office:word" xmlns:w="http://schemas.openxmlformats.org/wordprocessingml/2006/main" xmlns:w14="http://schemas.microsoft.com/office/word/2010/wordml" xmlns:w15="http://schemas.microsoft.com/office/word/2012/wordml" xmlns:w16se="http://schemas.microsoft.com/office/word/2015/wordml/symex" xmlns:wpg="http://schemas.microsoft.com/office/word/2010/wordprocessingGroup" xmlns:wpi="http://schemas.microsoft.com/office/word/2010/wordprocessingInk" xmlns:wne="http://schemas.microsoft.com/office/word/2006/wordml" xmlns:wps="http://schemas.microsoft.com/office/word/2010/wordprocessingShape" mc:Ignorable="w14 w15 w16se wp14">
   <w:endnote w:type="separator" w:id="-1">
     <w:p>
       <w:pPr>
@@ -6601,7 +6253,7 @@
 </file>
 
 <file path=word/footer1.xml><?xml version="1.0" encoding="utf-8"?>
-<w:ftr xmlns:wpc="http://schemas.microsoft.com/office/word/2010/wordprocessingCanvas" xmlns:cx="http://schemas.microsoft.com/office/drawing/2014/chartex" xmlns:cx1="http://schemas.microsoft.com/office/drawing/2015/9/8/chartex" xmlns:cx2="http://schemas.microsoft.com/office/drawing/2015/10/21/chartex" xmlns:cx3="http://schemas.microsoft.com/office/drawing/2016/5/9/chartex" xmlns:cx4="http://schemas.microsoft.com/office/drawing/2016/5/10/chartex" xmlns:cx5="http://schemas.microsoft.com/office/drawing/2016/5/11/chartex" xmlns:cx6="http://schemas.microsoft.com/office/drawing/2016/5/12/chartex" xmlns:cx7="http://schemas.microsoft.com/office/drawing/2016/5/13/chartex" xmlns:cx8="http://schemas.microsoft.com/office/drawing/2016/5/14/chartex" xmlns:mc="http://schemas.openxmlformats.org/markup-compatibility/2006" xmlns:aink="http://schemas.microsoft.com/office/drawing/2016/ink" xmlns:am3d="http://schemas.microsoft.com/office/drawing/2017/model3d" xmlns:o="urn:schemas-microsoft-com:office:office" xmlns:oel="http://schemas.microsoft.com/office/2019/extlst" xmlns:r="http://schemas.openxmlformats.org/officeDocument/2006/relationships" xmlns:m="http://schemas.openxmlformats.org/officeDocument/2006/math" xmlns:v="urn:schemas-microsoft-com:vml" xmlns:wp14="http://schemas.microsoft.com/office/word/2010/wordprocessingDrawing" xmlns:wp="http://schemas.openxmlformats.org/drawingml/2006/wordprocessingDrawing" xmlns:w10="urn:schemas-microsoft-com:office:word" xmlns:w="http://schemas.openxmlformats.org/wordprocessingml/2006/main" xmlns:w14="http://schemas.microsoft.com/office/word/2010/wordml" xmlns:w15="http://schemas.microsoft.com/office/word/2012/wordml" xmlns:w16cex="http://schemas.microsoft.com/office/word/2018/wordml/cex" xmlns:w16cid="http://schemas.microsoft.com/office/word/2016/wordml/cid" xmlns:w16="http://schemas.microsoft.com/office/word/2018/wordml" xmlns:w16du="http://schemas.microsoft.com/office/word/2023/wordml/word16du" xmlns:w16sdtdh="http://schemas.microsoft.com/office/word/2020/wordml/sdtdatahash" xmlns:w16sdtfl="http://schemas.microsoft.com/office/word/2024/wordml/sdtformatlock" xmlns:w16se="http://schemas.microsoft.com/office/word/2015/wordml/symex" xmlns:wpg="http://schemas.microsoft.com/office/word/2010/wordprocessingGroup" xmlns:wpi="http://schemas.microsoft.com/office/word/2010/wordprocessingInk" xmlns:wne="http://schemas.microsoft.com/office/word/2006/wordml" xmlns:wps="http://schemas.microsoft.com/office/word/2010/wordprocessingShape" mc:Ignorable="w14 w15 w16se w16cid w16 w16cex w16sdtdh w16sdtfl w16du wp14">
+<w:ftr xmlns:wpc="http://schemas.microsoft.com/office/word/2010/wordprocessingCanvas" xmlns:cx="http://schemas.microsoft.com/office/drawing/2014/chartex" xmlns:cx1="http://schemas.microsoft.com/office/drawing/2015/9/8/chartex" xmlns:mc="http://schemas.openxmlformats.org/markup-compatibility/2006" xmlns:o="urn:schemas-microsoft-com:office:office" xmlns:r="http://schemas.openxmlformats.org/officeDocument/2006/relationships" xmlns:m="http://schemas.openxmlformats.org/officeDocument/2006/math" xmlns:v="urn:schemas-microsoft-com:vml" xmlns:wp14="http://schemas.microsoft.com/office/word/2010/wordprocessingDrawing" xmlns:wp="http://schemas.openxmlformats.org/drawingml/2006/wordprocessingDrawing" xmlns:w10="urn:schemas-microsoft-com:office:word" xmlns:w="http://schemas.openxmlformats.org/wordprocessingml/2006/main" xmlns:w14="http://schemas.microsoft.com/office/word/2010/wordml" xmlns:w15="http://schemas.microsoft.com/office/word/2012/wordml" xmlns:w16se="http://schemas.microsoft.com/office/word/2015/wordml/symex" xmlns:wpg="http://schemas.microsoft.com/office/word/2010/wordprocessingGroup" xmlns:wpi="http://schemas.microsoft.com/office/word/2010/wordprocessingInk" xmlns:wne="http://schemas.microsoft.com/office/word/2006/wordml" xmlns:wps="http://schemas.microsoft.com/office/word/2010/wordprocessingShape" mc:Ignorable="w14 w15 w16se wp14">
   <w:p>
     <w:pPr>
       <w:pStyle w:val="Pieddepage"/>
@@ -6616,7 +6268,7 @@
 </file>
 
 <file path=word/footnotes.xml><?xml version="1.0" encoding="utf-8"?>
-<w:footnotes xmlns:wpc="http://schemas.microsoft.com/office/word/2010/wordprocessingCanvas" xmlns:cx="http://schemas.microsoft.com/office/drawing/2014/chartex" xmlns:cx1="http://schemas.microsoft.com/office/drawing/2015/9/8/chartex" xmlns:cx2="http://schemas.microsoft.com/office/drawing/2015/10/21/chartex" xmlns:cx3="http://schemas.microsoft.com/office/drawing/2016/5/9/chartex" xmlns:cx4="http://schemas.microsoft.com/office/drawing/2016/5/10/chartex" xmlns:cx5="http://schemas.microsoft.com/office/drawing/2016/5/11/chartex" xmlns:cx6="http://schemas.microsoft.com/office/drawing/2016/5/12/chartex" xmlns:cx7="http://schemas.microsoft.com/office/drawing/2016/5/13/chartex" xmlns:cx8="http://schemas.microsoft.com/office/drawing/2016/5/14/chartex" xmlns:mc="http://schemas.openxmlformats.org/markup-compatibility/2006" xmlns:aink="http://schemas.microsoft.com/office/drawing/2016/ink" xmlns:am3d="http://schemas.microsoft.com/office/drawing/2017/model3d" xmlns:o="urn:schemas-microsoft-com:office:office" xmlns:oel="http://schemas.microsoft.com/office/2019/extlst" xmlns:r="http://schemas.openxmlformats.org/officeDocument/2006/relationships" xmlns:m="http://schemas.openxmlformats.org/officeDocument/2006/math" xmlns:v="urn:schemas-microsoft-com:vml" xmlns:wp14="http://schemas.microsoft.com/office/word/2010/wordprocessingDrawing" xmlns:wp="http://schemas.openxmlformats.org/drawingml/2006/wordprocessingDrawing" xmlns:w10="urn:schemas-microsoft-com:office:word" xmlns:w="http://schemas.openxmlformats.org/wordprocessingml/2006/main" xmlns:w14="http://schemas.microsoft.com/office/word/2010/wordml" xmlns:w15="http://schemas.microsoft.com/office/word/2012/wordml" xmlns:w16cex="http://schemas.microsoft.com/office/word/2018/wordml/cex" xmlns:w16cid="http://schemas.microsoft.com/office/word/2016/wordml/cid" xmlns:w16="http://schemas.microsoft.com/office/word/2018/wordml" xmlns:w16du="http://schemas.microsoft.com/office/word/2023/wordml/word16du" xmlns:w16sdtdh="http://schemas.microsoft.com/office/word/2020/wordml/sdtdatahash" xmlns:w16sdtfl="http://schemas.microsoft.com/office/word/2024/wordml/sdtformatlock" xmlns:w16se="http://schemas.microsoft.com/office/word/2015/wordml/symex" xmlns:wpg="http://schemas.microsoft.com/office/word/2010/wordprocessingGroup" xmlns:wpi="http://schemas.microsoft.com/office/word/2010/wordprocessingInk" xmlns:wne="http://schemas.microsoft.com/office/word/2006/wordml" xmlns:wps="http://schemas.microsoft.com/office/word/2010/wordprocessingShape" mc:Ignorable="w14 w15 w16se w16cid w16 w16cex w16sdtdh w16sdtfl w16du wp14">
+<w:footnotes xmlns:wpc="http://schemas.microsoft.com/office/word/2010/wordprocessingCanvas" xmlns:cx="http://schemas.microsoft.com/office/drawing/2014/chartex" xmlns:cx1="http://schemas.microsoft.com/office/drawing/2015/9/8/chartex" xmlns:mc="http://schemas.openxmlformats.org/markup-compatibility/2006" xmlns:o="urn:schemas-microsoft-com:office:office" xmlns:r="http://schemas.openxmlformats.org/officeDocument/2006/relationships" xmlns:m="http://schemas.openxmlformats.org/officeDocument/2006/math" xmlns:v="urn:schemas-microsoft-com:vml" xmlns:wp14="http://schemas.microsoft.com/office/word/2010/wordprocessingDrawing" xmlns:wp="http://schemas.openxmlformats.org/drawingml/2006/wordprocessingDrawing" xmlns:w10="urn:schemas-microsoft-com:office:word" xmlns:w="http://schemas.openxmlformats.org/wordprocessingml/2006/main" xmlns:w14="http://schemas.microsoft.com/office/word/2010/wordml" xmlns:w15="http://schemas.microsoft.com/office/word/2012/wordml" xmlns:w16se="http://schemas.microsoft.com/office/word/2015/wordml/symex" xmlns:wpg="http://schemas.microsoft.com/office/word/2010/wordprocessingGroup" xmlns:wpi="http://schemas.microsoft.com/office/word/2010/wordprocessingInk" xmlns:wne="http://schemas.microsoft.com/office/word/2006/wordml" xmlns:wps="http://schemas.microsoft.com/office/word/2010/wordprocessingShape" mc:Ignorable="w14 w15 w16se wp14">
   <w:footnote w:type="separator" w:id="-1">
     <w:p>
       <w:pPr>
@@ -6656,21 +6308,7 @@
         <w:rPr>
           <w:rFonts w:asciiTheme="majorBidi" w:hAnsiTheme="majorBidi" w:cstheme="majorBidi"/>
         </w:rPr>
-        <w:t xml:space="preserve"> The countries </w:t>
-      </w:r>
-      <w:proofErr w:type="gramStart"/>
-      <w:r>
-        <w:rPr>
-          <w:rFonts w:asciiTheme="majorBidi" w:hAnsiTheme="majorBidi" w:cstheme="majorBidi"/>
-        </w:rPr>
-        <w:t>are:</w:t>
-      </w:r>
-      <w:proofErr w:type="gramEnd"/>
-      <w:r>
-        <w:rPr>
-          <w:rFonts w:asciiTheme="majorBidi" w:hAnsiTheme="majorBidi" w:cstheme="majorBidi"/>
-        </w:rPr>
-        <w:t xml:space="preserve"> </w:t>
+        <w:t xml:space="preserve"> The countries are: </w:t>
       </w:r>
       <w:proofErr w:type="spellStart"/>
       <w:r>
@@ -6776,6 +6414,7 @@
         <w:pStyle w:val="Notedebasdepage"/>
         <w:rPr>
           <w:rFonts w:asciiTheme="majorBidi" w:hAnsiTheme="majorBidi" w:cstheme="majorBidi"/>
+          <w:lang w:val="en-US"/>
         </w:rPr>
       </w:pPr>
       <w:r>
@@ -6788,22 +6427,9 @@
       <w:r>
         <w:rPr>
           <w:rFonts w:asciiTheme="majorBidi" w:hAnsiTheme="majorBidi" w:cstheme="majorBidi"/>
-        </w:rPr>
-        <w:t xml:space="preserve"> </w:t>
-      </w:r>
-      <w:proofErr w:type="spellStart"/>
-      <w:r>
-        <w:rPr>
-          <w:rFonts w:asciiTheme="majorBidi" w:hAnsiTheme="majorBidi" w:cstheme="majorBidi"/>
-        </w:rPr>
-        <w:t>Switzerland</w:t>
-      </w:r>
-      <w:proofErr w:type="spellEnd"/>
-      <w:r>
-        <w:rPr>
-          <w:rFonts w:asciiTheme="majorBidi" w:hAnsiTheme="majorBidi" w:cstheme="majorBidi"/>
-        </w:rPr>
-        <w:t>, Singapore and Japan</w:t>
+          <w:lang w:val="en-US"/>
+        </w:rPr>
+        <w:t xml:space="preserve"> Climate Action Tracker gives all targets excluding the LULUCF sector.</w:t>
       </w:r>
     </w:p>
   </w:footnote>
@@ -6813,6 +6439,7 @@
         <w:pStyle w:val="Notedebasdepage"/>
         <w:rPr>
           <w:rFonts w:asciiTheme="majorBidi" w:hAnsiTheme="majorBidi" w:cstheme="majorBidi"/>
+          <w:lang w:val="sv-SE"/>
         </w:rPr>
       </w:pPr>
       <w:r>
@@ -6825,209 +6452,10 @@
       <w:r>
         <w:rPr>
           <w:rFonts w:asciiTheme="majorBidi" w:hAnsiTheme="majorBidi" w:cstheme="majorBidi"/>
-        </w:rPr>
-        <w:t xml:space="preserve"> </w:t>
-      </w:r>
-      <w:proofErr w:type="spellStart"/>
-      <w:r>
-        <w:rPr>
-          <w:rFonts w:asciiTheme="majorBidi" w:hAnsiTheme="majorBidi" w:cstheme="majorBidi"/>
-        </w:rPr>
-        <w:t>Climate</w:t>
-      </w:r>
-      <w:proofErr w:type="spellEnd"/>
-      <w:r>
-        <w:rPr>
-          <w:rFonts w:asciiTheme="majorBidi" w:hAnsiTheme="majorBidi" w:cstheme="majorBidi"/>
-        </w:rPr>
-        <w:t xml:space="preserve"> Action Tracker </w:t>
-      </w:r>
-      <w:proofErr w:type="spellStart"/>
-      <w:r>
-        <w:rPr>
-          <w:rFonts w:asciiTheme="majorBidi" w:hAnsiTheme="majorBidi" w:cstheme="majorBidi"/>
-        </w:rPr>
-        <w:t>gives</w:t>
-      </w:r>
-      <w:proofErr w:type="spellEnd"/>
-      <w:r>
-        <w:rPr>
-          <w:rFonts w:asciiTheme="majorBidi" w:hAnsiTheme="majorBidi" w:cstheme="majorBidi"/>
-        </w:rPr>
-        <w:t xml:space="preserve"> all </w:t>
-      </w:r>
-      <w:proofErr w:type="spellStart"/>
-      <w:r>
-        <w:rPr>
-          <w:rFonts w:asciiTheme="majorBidi" w:hAnsiTheme="majorBidi" w:cstheme="majorBidi"/>
-        </w:rPr>
-        <w:t>targets</w:t>
-      </w:r>
-      <w:proofErr w:type="spellEnd"/>
-      <w:r>
-        <w:rPr>
-          <w:rFonts w:asciiTheme="majorBidi" w:hAnsiTheme="majorBidi" w:cstheme="majorBidi"/>
-        </w:rPr>
-        <w:t xml:space="preserve"> </w:t>
-      </w:r>
-      <w:proofErr w:type="spellStart"/>
-      <w:r>
-        <w:rPr>
-          <w:rFonts w:asciiTheme="majorBidi" w:hAnsiTheme="majorBidi" w:cstheme="majorBidi"/>
-        </w:rPr>
-        <w:t>excluding</w:t>
-      </w:r>
-      <w:proofErr w:type="spellEnd"/>
-      <w:r>
-        <w:rPr>
-          <w:rFonts w:asciiTheme="majorBidi" w:hAnsiTheme="majorBidi" w:cstheme="majorBidi"/>
-        </w:rPr>
-        <w:t xml:space="preserve"> the LULUCF </w:t>
-      </w:r>
-      <w:proofErr w:type="spellStart"/>
-      <w:r>
-        <w:rPr>
-          <w:rFonts w:asciiTheme="majorBidi" w:hAnsiTheme="majorBidi" w:cstheme="majorBidi"/>
-        </w:rPr>
-        <w:t>sector</w:t>
-      </w:r>
-      <w:proofErr w:type="spellEnd"/>
-      <w:r>
-        <w:rPr>
-          <w:rFonts w:asciiTheme="majorBidi" w:hAnsiTheme="majorBidi" w:cstheme="majorBidi"/>
-        </w:rPr>
-        <w:t>.</w:t>
-      </w:r>
-    </w:p>
-  </w:footnote>
-  <w:footnote w:id="4">
-    <w:p>
-      <w:pPr>
-        <w:pStyle w:val="Notedebasdepage"/>
-        <w:rPr>
-          <w:rFonts w:asciiTheme="majorBidi" w:hAnsiTheme="majorBidi" w:cstheme="majorBidi"/>
           <w:lang w:val="sv-SE"/>
         </w:rPr>
-      </w:pPr>
-      <w:r>
-        <w:rPr>
-          <w:rStyle w:val="Appelnotedebasdep"/>
-          <w:rFonts w:asciiTheme="majorBidi" w:hAnsiTheme="majorBidi" w:cstheme="majorBidi"/>
-        </w:rPr>
-        <w:footnoteRef/>
-      </w:r>
-      <w:r>
-        <w:rPr>
-          <w:rFonts w:asciiTheme="majorBidi" w:hAnsiTheme="majorBidi" w:cstheme="majorBidi"/>
-          <w:lang w:val="sv-SE"/>
-        </w:rPr>
-        <w:t xml:space="preserve"> All </w:t>
-      </w:r>
-      <w:proofErr w:type="spellStart"/>
-      <w:r>
-        <w:rPr>
-          <w:rFonts w:asciiTheme="majorBidi" w:hAnsiTheme="majorBidi" w:cstheme="majorBidi"/>
-          <w:lang w:val="sv-SE"/>
-        </w:rPr>
-        <w:t>assumptions</w:t>
-      </w:r>
-      <w:proofErr w:type="spellEnd"/>
-      <w:r>
-        <w:rPr>
-          <w:rFonts w:asciiTheme="majorBidi" w:hAnsiTheme="majorBidi" w:cstheme="majorBidi"/>
-          <w:lang w:val="sv-SE"/>
-        </w:rPr>
-        <w:t xml:space="preserve"> </w:t>
-      </w:r>
-      <w:proofErr w:type="spellStart"/>
-      <w:r>
-        <w:rPr>
-          <w:rFonts w:asciiTheme="majorBidi" w:hAnsiTheme="majorBidi" w:cstheme="majorBidi"/>
-          <w:lang w:val="sv-SE"/>
-        </w:rPr>
-        <w:t>made</w:t>
-      </w:r>
-      <w:proofErr w:type="spellEnd"/>
-      <w:r>
-        <w:rPr>
-          <w:rFonts w:asciiTheme="majorBidi" w:hAnsiTheme="majorBidi" w:cstheme="majorBidi"/>
-          <w:lang w:val="sv-SE"/>
-        </w:rPr>
-        <w:t xml:space="preserve"> </w:t>
-      </w:r>
-      <w:proofErr w:type="spellStart"/>
-      <w:r>
-        <w:rPr>
-          <w:rFonts w:asciiTheme="majorBidi" w:hAnsiTheme="majorBidi" w:cstheme="majorBidi"/>
-          <w:lang w:val="sv-SE"/>
-        </w:rPr>
-        <w:t>are</w:t>
-      </w:r>
-      <w:proofErr w:type="spellEnd"/>
-      <w:r>
-        <w:rPr>
-          <w:rFonts w:asciiTheme="majorBidi" w:hAnsiTheme="majorBidi" w:cstheme="majorBidi"/>
-          <w:lang w:val="sv-SE"/>
-        </w:rPr>
-        <w:t xml:space="preserve"> </w:t>
-      </w:r>
-      <w:proofErr w:type="spellStart"/>
-      <w:r>
-        <w:rPr>
-          <w:rFonts w:asciiTheme="majorBidi" w:hAnsiTheme="majorBidi" w:cstheme="majorBidi"/>
-          <w:lang w:val="sv-SE"/>
-        </w:rPr>
-        <w:t>detailed</w:t>
-      </w:r>
-      <w:proofErr w:type="spellEnd"/>
-      <w:r>
-        <w:rPr>
-          <w:rFonts w:asciiTheme="majorBidi" w:hAnsiTheme="majorBidi" w:cstheme="majorBidi"/>
-          <w:lang w:val="sv-SE"/>
-        </w:rPr>
-        <w:t xml:space="preserve"> in </w:t>
-      </w:r>
-      <w:proofErr w:type="spellStart"/>
-      <w:r>
-        <w:rPr>
-          <w:rFonts w:asciiTheme="majorBidi" w:hAnsiTheme="majorBidi" w:cstheme="majorBidi"/>
-          <w:lang w:val="sv-SE"/>
-        </w:rPr>
-        <w:t>specified</w:t>
-      </w:r>
-      <w:proofErr w:type="spellEnd"/>
-      <w:r>
-        <w:rPr>
-          <w:rFonts w:asciiTheme="majorBidi" w:hAnsiTheme="majorBidi" w:cstheme="majorBidi"/>
-          <w:lang w:val="sv-SE"/>
-        </w:rPr>
-        <w:t xml:space="preserve"> </w:t>
-      </w:r>
-      <w:proofErr w:type="spellStart"/>
-      <w:r>
-        <w:rPr>
-          <w:rFonts w:asciiTheme="majorBidi" w:hAnsiTheme="majorBidi" w:cstheme="majorBidi"/>
-          <w:lang w:val="sv-SE"/>
-        </w:rPr>
-        <w:t>columns</w:t>
-      </w:r>
-      <w:proofErr w:type="spellEnd"/>
-      <w:r>
-        <w:rPr>
-          <w:rFonts w:asciiTheme="majorBidi" w:hAnsiTheme="majorBidi" w:cstheme="majorBidi"/>
-          <w:lang w:val="sv-SE"/>
-        </w:rPr>
-        <w:t xml:space="preserve"> in the </w:t>
-      </w:r>
-      <w:proofErr w:type="spellStart"/>
-      <w:r>
-        <w:rPr>
-          <w:rFonts w:asciiTheme="majorBidi" w:hAnsiTheme="majorBidi" w:cstheme="majorBidi"/>
-          <w:lang w:val="sv-SE"/>
-        </w:rPr>
-        <w:t>dataset</w:t>
-      </w:r>
-      <w:proofErr w:type="spellEnd"/>
+        <w:t xml:space="preserve"> All assumptions made are detailed in specified columns in the dataset</w:t>
+      </w:r>
       <w:r>
         <w:rPr>
           <w:rFonts w:asciiTheme="majorBidi" w:hAnsiTheme="majorBidi" w:cstheme="majorBidi"/>
@@ -7041,7 +6469,7 @@
 </file>
 
 <file path=word/numbering.xml><?xml version="1.0" encoding="utf-8"?>
-<w:numbering xmlns:wpc="http://schemas.microsoft.com/office/word/2010/wordprocessingCanvas" xmlns:cx="http://schemas.microsoft.com/office/drawing/2014/chartex" xmlns:cx1="http://schemas.microsoft.com/office/drawing/2015/9/8/chartex" xmlns:cx2="http://schemas.microsoft.com/office/drawing/2015/10/21/chartex" xmlns:cx3="http://schemas.microsoft.com/office/drawing/2016/5/9/chartex" xmlns:cx4="http://schemas.microsoft.com/office/drawing/2016/5/10/chartex" xmlns:cx5="http://schemas.microsoft.com/office/drawing/2016/5/11/chartex" xmlns:cx6="http://schemas.microsoft.com/office/drawing/2016/5/12/chartex" xmlns:cx7="http://schemas.microsoft.com/office/drawing/2016/5/13/chartex" xmlns:cx8="http://schemas.microsoft.com/office/drawing/2016/5/14/chartex" xmlns:mc="http://schemas.openxmlformats.org/markup-compatibility/2006" xmlns:aink="http://schemas.microsoft.com/office/drawing/2016/ink" xmlns:am3d="http://schemas.microsoft.com/office/drawing/2017/model3d" xmlns:o="urn:schemas-microsoft-com:office:office" xmlns:oel="http://schemas.microsoft.com/office/2019/extlst" xmlns:r="http://schemas.openxmlformats.org/officeDocument/2006/relationships" xmlns:m="http://schemas.openxmlformats.org/officeDocument/2006/math" xmlns:v="urn:schemas-microsoft-com:vml" xmlns:wp14="http://schemas.microsoft.com/office/word/2010/wordprocessingDrawing" xmlns:wp="http://schemas.openxmlformats.org/drawingml/2006/wordprocessingDrawing" xmlns:w10="urn:schemas-microsoft-com:office:word" xmlns:w="http://schemas.openxmlformats.org/wordprocessingml/2006/main" xmlns:w14="http://schemas.microsoft.com/office/word/2010/wordml" xmlns:w15="http://schemas.microsoft.com/office/word/2012/wordml" xmlns:w16cex="http://schemas.microsoft.com/office/word/2018/wordml/cex" xmlns:w16cid="http://schemas.microsoft.com/office/word/2016/wordml/cid" xmlns:w16="http://schemas.microsoft.com/office/word/2018/wordml" xmlns:w16du="http://schemas.microsoft.com/office/word/2023/wordml/word16du" xmlns:w16sdtdh="http://schemas.microsoft.com/office/word/2020/wordml/sdtdatahash" xmlns:w16sdtfl="http://schemas.microsoft.com/office/word/2024/wordml/sdtformatlock" xmlns:w16se="http://schemas.microsoft.com/office/word/2015/wordml/symex" xmlns:wpg="http://schemas.microsoft.com/office/word/2010/wordprocessingGroup" xmlns:wpi="http://schemas.microsoft.com/office/word/2010/wordprocessingInk" xmlns:wne="http://schemas.microsoft.com/office/word/2006/wordml" xmlns:wps="http://schemas.microsoft.com/office/word/2010/wordprocessingShape" mc:Ignorable="w14 w15 w16se w16cid w16 w16cex w16sdtdh w16sdtfl w16du wp14">
+<w:numbering xmlns:wpc="http://schemas.microsoft.com/office/word/2010/wordprocessingCanvas" xmlns:cx="http://schemas.microsoft.com/office/drawing/2014/chartex" xmlns:cx1="http://schemas.microsoft.com/office/drawing/2015/9/8/chartex" xmlns:mc="http://schemas.openxmlformats.org/markup-compatibility/2006" xmlns:o="urn:schemas-microsoft-com:office:office" xmlns:r="http://schemas.openxmlformats.org/officeDocument/2006/relationships" xmlns:m="http://schemas.openxmlformats.org/officeDocument/2006/math" xmlns:v="urn:schemas-microsoft-com:vml" xmlns:wp14="http://schemas.microsoft.com/office/word/2010/wordprocessingDrawing" xmlns:wp="http://schemas.openxmlformats.org/drawingml/2006/wordprocessingDrawing" xmlns:w10="urn:schemas-microsoft-com:office:word" xmlns:w="http://schemas.openxmlformats.org/wordprocessingml/2006/main" xmlns:w14="http://schemas.microsoft.com/office/word/2010/wordml" xmlns:w15="http://schemas.microsoft.com/office/word/2012/wordml" xmlns:w16se="http://schemas.microsoft.com/office/word/2015/wordml/symex" xmlns:wpg="http://schemas.microsoft.com/office/word/2010/wordprocessingGroup" xmlns:wpi="http://schemas.microsoft.com/office/word/2010/wordprocessingInk" xmlns:wne="http://schemas.microsoft.com/office/word/2006/wordml" xmlns:wps="http://schemas.microsoft.com/office/word/2010/wordprocessingShape" mc:Ignorable="w14 w15 w16se wp14">
   <w:abstractNum w:abstractNumId="0" w15:restartNumberingAfterBreak="0">
     <w:nsid w:val="362F6689"/>
     <w:multiLevelType w:val="hybridMultilevel"/>
@@ -7780,46 +7208,35 @@
       </w:pPr>
     </w:lvl>
   </w:abstractNum>
-  <w:num w:numId="1" w16cid:durableId="1220173433">
+  <w:num w:numId="1">
     <w:abstractNumId w:val="7"/>
   </w:num>
-  <w:num w:numId="2" w16cid:durableId="1462533528">
+  <w:num w:numId="2">
     <w:abstractNumId w:val="2"/>
   </w:num>
-  <w:num w:numId="3" w16cid:durableId="1899365122">
+  <w:num w:numId="3">
     <w:abstractNumId w:val="1"/>
   </w:num>
-  <w:num w:numId="4" w16cid:durableId="1112475877">
+  <w:num w:numId="4">
     <w:abstractNumId w:val="4"/>
   </w:num>
-  <w:num w:numId="5" w16cid:durableId="154883877">
+  <w:num w:numId="5">
     <w:abstractNumId w:val="3"/>
   </w:num>
-  <w:num w:numId="6" w16cid:durableId="821433865">
+  <w:num w:numId="6">
     <w:abstractNumId w:val="0"/>
   </w:num>
-  <w:num w:numId="7" w16cid:durableId="192767876">
+  <w:num w:numId="7">
     <w:abstractNumId w:val="6"/>
   </w:num>
-  <w:num w:numId="8" w16cid:durableId="1470781056">
+  <w:num w:numId="8">
     <w:abstractNumId w:val="5"/>
   </w:num>
 </w:numbering>
 </file>
 
-<file path=word/people.xml><?xml version="1.0" encoding="utf-8"?>
-<w15:people xmlns:wpc="http://schemas.microsoft.com/office/word/2010/wordprocessingCanvas" xmlns:cx="http://schemas.microsoft.com/office/drawing/2014/chartex" xmlns:cx1="http://schemas.microsoft.com/office/drawing/2015/9/8/chartex" xmlns:cx2="http://schemas.microsoft.com/office/drawing/2015/10/21/chartex" xmlns:cx3="http://schemas.microsoft.com/office/drawing/2016/5/9/chartex" xmlns:cx4="http://schemas.microsoft.com/office/drawing/2016/5/10/chartex" xmlns:cx5="http://schemas.microsoft.com/office/drawing/2016/5/11/chartex" xmlns:cx6="http://schemas.microsoft.com/office/drawing/2016/5/12/chartex" xmlns:cx7="http://schemas.microsoft.com/office/drawing/2016/5/13/chartex" xmlns:cx8="http://schemas.microsoft.com/office/drawing/2016/5/14/chartex" xmlns:mc="http://schemas.openxmlformats.org/markup-compatibility/2006" xmlns:aink="http://schemas.microsoft.com/office/drawing/2016/ink" xmlns:am3d="http://schemas.microsoft.com/office/drawing/2017/model3d" xmlns:o="urn:schemas-microsoft-com:office:office" xmlns:oel="http://schemas.microsoft.com/office/2019/extlst" xmlns:r="http://schemas.openxmlformats.org/officeDocument/2006/relationships" xmlns:m="http://schemas.openxmlformats.org/officeDocument/2006/math" xmlns:v="urn:schemas-microsoft-com:vml" xmlns:wp14="http://schemas.microsoft.com/office/word/2010/wordprocessingDrawing" xmlns:wp="http://schemas.openxmlformats.org/drawingml/2006/wordprocessingDrawing" xmlns:w10="urn:schemas-microsoft-com:office:word" xmlns:w="http://schemas.openxmlformats.org/wordprocessingml/2006/main" xmlns:w14="http://schemas.microsoft.com/office/word/2010/wordml" xmlns:w15="http://schemas.microsoft.com/office/word/2012/wordml" xmlns:w16cex="http://schemas.microsoft.com/office/word/2018/wordml/cex" xmlns:w16cid="http://schemas.microsoft.com/office/word/2016/wordml/cid" xmlns:w16="http://schemas.microsoft.com/office/word/2018/wordml" xmlns:w16du="http://schemas.microsoft.com/office/word/2023/wordml/word16du" xmlns:w16sdtdh="http://schemas.microsoft.com/office/word/2020/wordml/sdtdatahash" xmlns:w16sdtfl="http://schemas.microsoft.com/office/word/2024/wordml/sdtformatlock" xmlns:w16se="http://schemas.microsoft.com/office/word/2015/wordml/symex" xmlns:wpg="http://schemas.microsoft.com/office/word/2010/wordprocessingGroup" xmlns:wpi="http://schemas.microsoft.com/office/word/2010/wordprocessingInk" xmlns:wne="http://schemas.microsoft.com/office/word/2006/wordml" xmlns:wps="http://schemas.microsoft.com/office/word/2010/wordprocessingShape" mc:Ignorable="w14 w15 w16se w16cid w16 w16cex w16sdtdh w16sdtfl w16du wp14">
-  <w15:person w15:author="fabre">
-    <w15:presenceInfo w15:providerId="Windows Live" w15:userId="e009ba7e9a2f6768"/>
-  </w15:person>
-  <w15:person w15:author="Agathe Chardon">
-    <w15:presenceInfo w15:providerId="AD" w15:userId="S::agathe.chardon@dauphine.eu::71c66aab-83be-4eb7-9b37-50a3a953a589"/>
-  </w15:person>
-</w15:people>
-</file>
-
 <file path=word/styles.xml><?xml version="1.0" encoding="utf-8"?>
-<w:styles xmlns:mc="http://schemas.openxmlformats.org/markup-compatibility/2006" xmlns:r="http://schemas.openxmlformats.org/officeDocument/2006/relationships" xmlns:w="http://schemas.openxmlformats.org/wordprocessingml/2006/main" xmlns:w14="http://schemas.microsoft.com/office/word/2010/wordml" xmlns:w15="http://schemas.microsoft.com/office/word/2012/wordml" xmlns:w16cex="http://schemas.microsoft.com/office/word/2018/wordml/cex" xmlns:w16cid="http://schemas.microsoft.com/office/word/2016/wordml/cid" xmlns:w16="http://schemas.microsoft.com/office/word/2018/wordml" xmlns:w16du="http://schemas.microsoft.com/office/word/2023/wordml/word16du" xmlns:w16sdtdh="http://schemas.microsoft.com/office/word/2020/wordml/sdtdatahash" xmlns:w16sdtfl="http://schemas.microsoft.com/office/word/2024/wordml/sdtformatlock" xmlns:w16se="http://schemas.microsoft.com/office/word/2015/wordml/symex" mc:Ignorable="w14 w15 w16se w16cid w16 w16cex w16sdtdh w16sdtfl w16du">
+<w:styles xmlns:mc="http://schemas.openxmlformats.org/markup-compatibility/2006" xmlns:r="http://schemas.openxmlformats.org/officeDocument/2006/relationships" xmlns:w="http://schemas.openxmlformats.org/wordprocessingml/2006/main" xmlns:w14="http://schemas.microsoft.com/office/word/2010/wordml" xmlns:w15="http://schemas.microsoft.com/office/word/2012/wordml" xmlns:w16se="http://schemas.microsoft.com/office/word/2015/wordml/symex" mc:Ignorable="w14 w15 w16se">
   <w:docDefaults>
     <w:rPrDefault>
       <w:rPr>
@@ -7837,7 +7254,7 @@
       </w:pPr>
     </w:pPrDefault>
   </w:docDefaults>
-  <w:latentStyles w:defLockedState="0" w:defUIPriority="99" w:defSemiHidden="0" w:defUnhideWhenUsed="0" w:defQFormat="0" w:count="376">
+  <w:latentStyles w:defLockedState="0" w:defUIPriority="99" w:defSemiHidden="0" w:defUnhideWhenUsed="0" w:defQFormat="0" w:count="371">
     <w:lsdException w:name="Normal" w:uiPriority="0" w:qFormat="1"/>
     <w:lsdException w:name="heading 1" w:uiPriority="9" w:qFormat="1"/>
     <w:lsdException w:name="heading 2" w:semiHidden="1" w:uiPriority="9" w:unhideWhenUsed="1" w:qFormat="1"/>
@@ -8209,11 +7626,6 @@
     <w:lsdException w:name="List Table 5 Dark Accent 6" w:uiPriority="50"/>
     <w:lsdException w:name="List Table 6 Colorful Accent 6" w:uiPriority="51"/>
     <w:lsdException w:name="List Table 7 Colorful Accent 6" w:uiPriority="52"/>
-    <w:lsdException w:name="Mention" w:semiHidden="1" w:unhideWhenUsed="1"/>
-    <w:lsdException w:name="Smart Hyperlink" w:semiHidden="1" w:unhideWhenUsed="1"/>
-    <w:lsdException w:name="Hashtag" w:semiHidden="1" w:unhideWhenUsed="1"/>
-    <w:lsdException w:name="Unresolved Mention" w:semiHidden="1" w:unhideWhenUsed="1"/>
-    <w:lsdException w:name="Smart Link" w:semiHidden="1" w:unhideWhenUsed="1"/>
   </w:latentStyles>
   <w:style w:type="paragraph" w:default="1" w:styleId="Normal">
     <w:name w:val="Normal"/>
@@ -8673,7 +8085,7 @@
       <w:contextualSpacing/>
     </w:pPr>
   </w:style>
-  <w:style w:type="character" w:styleId="Accentuationintense">
+  <w:style w:type="character" w:styleId="Emphaseintense">
     <w:name w:val="Intense Emphasis"/>
     <w:basedOn w:val="Policepardfaut"/>
     <w:uiPriority w:val="21"/>
@@ -8909,7 +8321,7 @@
       <w:u w:val="single"/>
     </w:rPr>
   </w:style>
-  <w:style w:type="character" w:styleId="Mentionnonrsolue">
+  <w:style w:type="character" w:customStyle="1" w:styleId="UnresolvedMention">
     <w:name w:val="Unresolved Mention"/>
     <w:basedOn w:val="Policepardfaut"/>
     <w:uiPriority w:val="99"/>
@@ -9335,7 +8747,7 @@
 </file>
 
 <file path=customXml/itemProps1.xml><?xml version="1.0" encoding="utf-8"?>
-<ds:datastoreItem xmlns:ds="http://schemas.openxmlformats.org/officeDocument/2006/customXml" ds:itemID="{D3403616-4F45-43DE-A340-6ECA60B949CB}">
+<ds:datastoreItem xmlns:ds="http://schemas.openxmlformats.org/officeDocument/2006/customXml" ds:itemID="{A3D51560-E3C2-45D3-8700-65A79FABB4CC}">
   <ds:schemaRefs>
     <ds:schemaRef ds:uri="http://schemas.openxmlformats.org/officeDocument/2006/bibliography"/>
   </ds:schemaRefs>
